--- a/documents/II_Programming_Languages_Frameworks.docx
+++ b/documents/II_Programming_Languages_Frameworks.docx
@@ -6720,6 +6720,4390 @@
           <w:sz w:val="30"/>
           <w:szCs w:val="30"/>
         </w:rPr>
+        <w:t>[VN] NumPy là gì? Tại sao nên dùng NumPy thay vì Python list?</w:t>
+      </w:r>
+    </w:p>
+    <w:p>
+      <w:pPr>
+        <w:pStyle w:val="Normal"/>
+        <w:ind w:hanging="0" w:start="-540" w:end="-449"/>
+        <w:rPr>
+          <w:rFonts w:ascii="Times New Roman" w:hAnsi="Times New Roman"/>
+          <w:b/>
+          <w:bCs/>
+          <w:color w:val="3465A4"/>
+          <w:sz w:val="30"/>
+          <w:szCs w:val="30"/>
+        </w:rPr>
+      </w:pPr>
+      <w:r>
+        <w:rPr>
+          <w:rFonts w:ascii="Times New Roman" w:hAnsi="Times New Roman"/>
+          <w:b/>
+          <w:bCs/>
+          <w:color w:val="3465A4"/>
+          <w:sz w:val="30"/>
+          <w:szCs w:val="30"/>
+        </w:rPr>
+        <w:t>[EN] What is NumPy? Why should we use NumPy instead of Python lists?</w:t>
+      </w:r>
+    </w:p>
+    <w:p>
+      <w:pPr>
+        <w:pStyle w:val="Normal"/>
+        <w:ind w:hanging="0" w:start="-540" w:end="-449"/>
+        <w:rPr>
+          <w:rFonts w:ascii="Times New Roman" w:hAnsi="Times New Roman"/>
+          <w:sz w:val="30"/>
+          <w:szCs w:val="30"/>
+        </w:rPr>
+      </w:pPr>
+      <w:r>
+        <w:rPr>
+          <w:rFonts w:ascii="Times New Roman" w:hAnsi="Times New Roman"/>
+          <w:sz w:val="30"/>
+          <w:szCs w:val="30"/>
+        </w:rPr>
+        <w:t>[VN] NumPy là một thư viện phổ biến trong Python dùng để xử lý tính toán số học và làm việc với dữ liệu dạng mảng nhiều chiều gọi là ndarray. NumPy được tối ưu bằng C nên các phép toán trên mảng chạy rất nhanh. So với Python list, NumPy hiệu quả hơn vì nó lưu dữ liệu liên tục trong bộ nhớ, chỉ dùng một kiểu dữ liệu cho toàn bộ mảng và hỗ trợ các phép toán vectorized (thực hiện phép toán trên toàn bộ mảng mà không cần vòng lặp). Vì vậy NumPy thường được dùng trong data processing, scientific computing và machine learning khi cần xử lý dữ liệu lớn và tính toán nhanh.</w:t>
+      </w:r>
+    </w:p>
+    <w:p>
+      <w:pPr>
+        <w:pStyle w:val="Normal"/>
+        <w:ind w:hanging="0" w:start="-540" w:end="-449"/>
+        <w:rPr>
+          <w:rFonts w:ascii="Times New Roman" w:hAnsi="Times New Roman"/>
+          <w:sz w:val="30"/>
+          <w:szCs w:val="30"/>
+        </w:rPr>
+      </w:pPr>
+      <w:r>
+        <w:rPr>
+          <w:rFonts w:ascii="Times New Roman" w:hAnsi="Times New Roman"/>
+          <w:sz w:val="30"/>
+          <w:szCs w:val="30"/>
+        </w:rPr>
+      </w:r>
+    </w:p>
+    <w:p>
+      <w:pPr>
+        <w:pStyle w:val="Normal"/>
+        <w:ind w:hanging="0" w:start="-540" w:end="-449"/>
+        <w:rPr>
+          <w:rFonts w:ascii="Times New Roman" w:hAnsi="Times New Roman"/>
+          <w:sz w:val="30"/>
+          <w:szCs w:val="30"/>
+        </w:rPr>
+      </w:pPr>
+      <w:r>
+        <w:rPr>
+          <w:rFonts w:ascii="Times New Roman" w:hAnsi="Times New Roman"/>
+          <w:sz w:val="30"/>
+          <w:szCs w:val="30"/>
+        </w:rPr>
+        <w:t>[EN] NumPy is a popular Python library used for numerical computing and working with multi-dimensional arrays called ndarray. NumPy is implemented in C, so operations on arrays run very fast. Compared to Python lists, NumPy is more efficient because data is stored in contiguous memory, all elements have the same data type, and it supports vectorized operations (performing operations on the whole array without loops). For this reason, NumPy is commonly used in data processing, scientific computing, and machine learning where large datasets and fast calculations are required.</w:t>
+      </w:r>
+    </w:p>
+    <w:p>
+      <w:pPr>
+        <w:pStyle w:val="Normal"/>
+        <w:ind w:hanging="0" w:start="-540" w:end="-449"/>
+        <w:rPr>
+          <w:rFonts w:ascii="Times New Roman" w:hAnsi="Times New Roman"/>
+          <w:sz w:val="30"/>
+          <w:szCs w:val="30"/>
+        </w:rPr>
+      </w:pPr>
+      <w:r>
+        <w:rPr>
+          <w:rFonts w:ascii="Times New Roman" w:hAnsi="Times New Roman"/>
+          <w:sz w:val="30"/>
+          <w:szCs w:val="30"/>
+        </w:rPr>
+      </w:r>
+    </w:p>
+    <w:p>
+      <w:pPr>
+        <w:pStyle w:val="Normal"/>
+        <w:ind w:hanging="0" w:start="-540" w:end="-449"/>
+        <w:rPr>
+          <w:rFonts w:ascii="Times New Roman" w:hAnsi="Times New Roman"/>
+          <w:b/>
+          <w:bCs/>
+          <w:color w:val="3465A4"/>
+          <w:sz w:val="30"/>
+          <w:szCs w:val="30"/>
+        </w:rPr>
+      </w:pPr>
+      <w:r>
+        <w:rPr>
+          <w:rFonts w:ascii="Times New Roman" w:hAnsi="Times New Roman"/>
+          <w:b/>
+          <w:bCs/>
+          <w:color w:val="3465A4"/>
+          <w:sz w:val="30"/>
+          <w:szCs w:val="30"/>
+        </w:rPr>
+        <w:t>[VN] ndarray trong NumPy là gì? Nó khác gì với list trong Python?</w:t>
+      </w:r>
+    </w:p>
+    <w:p>
+      <w:pPr>
+        <w:pStyle w:val="Normal"/>
+        <w:ind w:hanging="0" w:start="-540" w:end="-449"/>
+        <w:rPr>
+          <w:rFonts w:ascii="Times New Roman" w:hAnsi="Times New Roman"/>
+          <w:b/>
+          <w:bCs/>
+          <w:color w:val="3465A4"/>
+          <w:sz w:val="30"/>
+          <w:szCs w:val="30"/>
+        </w:rPr>
+      </w:pPr>
+      <w:r>
+        <w:rPr>
+          <w:rFonts w:ascii="Times New Roman" w:hAnsi="Times New Roman"/>
+          <w:b/>
+          <w:bCs/>
+          <w:color w:val="3465A4"/>
+          <w:sz w:val="30"/>
+          <w:szCs w:val="30"/>
+        </w:rPr>
+        <w:t>[EN] What is an ndarray in NumPy? How is it different from a Python list?</w:t>
+      </w:r>
+    </w:p>
+    <w:p>
+      <w:pPr>
+        <w:pStyle w:val="Normal"/>
+        <w:ind w:hanging="0" w:start="-540" w:end="-449"/>
+        <w:rPr>
+          <w:rFonts w:ascii="Times New Roman" w:hAnsi="Times New Roman"/>
+          <w:sz w:val="30"/>
+          <w:szCs w:val="30"/>
+        </w:rPr>
+      </w:pPr>
+      <w:r>
+        <w:rPr>
+          <w:rFonts w:ascii="Times New Roman" w:hAnsi="Times New Roman"/>
+          <w:sz w:val="30"/>
+          <w:szCs w:val="30"/>
+        </w:rPr>
+        <w:t>[VN] Trong NumPy, ndarray (N-dimensional array) là cấu trúc dữ liệu chính dùng để lưu trữ và xử lý dữ liệu dạng mảng nhiều chiều như vector, matrix hoặc tensor. ndarray khác với Python list ở chỗ tất cả phần tử trong ndarray phải có cùng kiểu dữ liệu (homogeneous), dữ liệu được lưu liên tục trong bộ nhớ nên truy cập và tính toán nhanh hơn, và nó hỗ trợ các phép toán vectorized trên toàn bộ mảng mà không cần vòng lặp. Trong khi đó, Python list có thể chứa nhiều kiểu dữ liệu khác nhau, dữ liệu không được lưu liên tục trong bộ nhớ và thường cần dùng loop để thực hiện phép toán nên chậm hơn khi xử lý dữ liệu lớn.</w:t>
+      </w:r>
+    </w:p>
+    <w:p>
+      <w:pPr>
+        <w:pStyle w:val="Normal"/>
+        <w:ind w:hanging="0" w:start="-540" w:end="-449"/>
+        <w:rPr>
+          <w:rFonts w:ascii="Times New Roman" w:hAnsi="Times New Roman"/>
+          <w:sz w:val="30"/>
+          <w:szCs w:val="30"/>
+        </w:rPr>
+      </w:pPr>
+      <w:r>
+        <w:rPr>
+          <w:rFonts w:ascii="Times New Roman" w:hAnsi="Times New Roman"/>
+          <w:sz w:val="30"/>
+          <w:szCs w:val="30"/>
+        </w:rPr>
+      </w:r>
+    </w:p>
+    <w:p>
+      <w:pPr>
+        <w:pStyle w:val="Normal"/>
+        <w:ind w:hanging="0" w:start="-540" w:end="-449"/>
+        <w:rPr>
+          <w:rFonts w:ascii="Times New Roman" w:hAnsi="Times New Roman"/>
+          <w:sz w:val="30"/>
+          <w:szCs w:val="30"/>
+        </w:rPr>
+      </w:pPr>
+      <w:r>
+        <w:rPr>
+          <w:rFonts w:ascii="Times New Roman" w:hAnsi="Times New Roman"/>
+          <w:sz w:val="30"/>
+          <w:szCs w:val="30"/>
+        </w:rPr>
+        <w:t>[EN] In NumPy, ndarray (N-dimensional array) is the main data structure used to store and process multi-dimensional data such as vectors, matrices, or tensors. ndarray is different from a Python list because all elements in an ndarray must have the same data type (homogeneous), the data is stored in contiguous memory which makes access and computation faster, and it supports vectorized operations on the whole array without using loops. In contrast, a Python list can contain different data types, its data is not stored contiguously in memory, and it usually requires loops for calculations, which makes it slower for large data processing.</w:t>
+      </w:r>
+    </w:p>
+    <w:p>
+      <w:pPr>
+        <w:pStyle w:val="Normal"/>
+        <w:ind w:hanging="0" w:start="-540" w:end="-449"/>
+        <w:rPr>
+          <w:rFonts w:ascii="Times New Roman" w:hAnsi="Times New Roman"/>
+          <w:sz w:val="30"/>
+          <w:szCs w:val="30"/>
+        </w:rPr>
+      </w:pPr>
+      <w:r>
+        <w:rPr>
+          <w:rFonts w:ascii="Times New Roman" w:hAnsi="Times New Roman"/>
+          <w:sz w:val="30"/>
+          <w:szCs w:val="30"/>
+        </w:rPr>
+      </w:r>
+    </w:p>
+    <w:p>
+      <w:pPr>
+        <w:pStyle w:val="Normal"/>
+        <w:ind w:hanging="0" w:start="-540" w:end="-449"/>
+        <w:rPr>
+          <w:rFonts w:ascii="Times New Roman" w:hAnsi="Times New Roman"/>
+          <w:b/>
+          <w:bCs/>
+          <w:color w:val="3465A4"/>
+          <w:sz w:val="30"/>
+          <w:szCs w:val="30"/>
+        </w:rPr>
+      </w:pPr>
+      <w:r>
+        <w:rPr>
+          <w:rFonts w:ascii="Times New Roman" w:hAnsi="Times New Roman"/>
+          <w:b/>
+          <w:bCs/>
+          <w:color w:val="3465A4"/>
+          <w:sz w:val="30"/>
+          <w:szCs w:val="30"/>
+        </w:rPr>
+        <w:t>[VN] Vectorization trong NumPy là gì? Vì sao nó nhanh hơn loop Python?</w:t>
+      </w:r>
+    </w:p>
+    <w:p>
+      <w:pPr>
+        <w:pStyle w:val="Normal"/>
+        <w:ind w:hanging="0" w:start="-540" w:end="-449"/>
+        <w:rPr>
+          <w:rFonts w:ascii="Times New Roman" w:hAnsi="Times New Roman"/>
+          <w:b/>
+          <w:bCs/>
+          <w:color w:val="3465A4"/>
+          <w:sz w:val="30"/>
+          <w:szCs w:val="30"/>
+        </w:rPr>
+      </w:pPr>
+      <w:r>
+        <w:rPr>
+          <w:rFonts w:ascii="Times New Roman" w:hAnsi="Times New Roman"/>
+          <w:b/>
+          <w:bCs/>
+          <w:color w:val="3465A4"/>
+          <w:sz w:val="30"/>
+          <w:szCs w:val="30"/>
+        </w:rPr>
+        <w:t>[EN] What is vectorization in NumPy? Why is it faster than Python loops?</w:t>
+      </w:r>
+    </w:p>
+    <w:p>
+      <w:pPr>
+        <w:pStyle w:val="Normal"/>
+        <w:ind w:hanging="0" w:start="-540" w:end="-449"/>
+        <w:rPr>
+          <w:rFonts w:ascii="Times New Roman" w:hAnsi="Times New Roman"/>
+          <w:sz w:val="30"/>
+          <w:szCs w:val="30"/>
+        </w:rPr>
+      </w:pPr>
+      <w:r>
+        <w:rPr>
+          <w:rFonts w:ascii="Times New Roman" w:hAnsi="Times New Roman"/>
+          <w:sz w:val="30"/>
+          <w:szCs w:val="30"/>
+        </w:rPr>
+        <w:t>[VN] Trong NumPy, vectorization là kỹ thuật thực hiện phép toán trên toàn bộ mảng (ndarray) cùng lúc thay vì lặp qua từng phần tử bằng vòng lặp Python. Ví dụ, ta có thể cộng hai mảng trực tiếp thay vì dùng for. Vectorization nhanh hơn vì các phép toán được thực thi bằng code tối ưu viết bằng C bên trong NumPy, dữ liệu được lưu liên tục trong bộ nhớ và tránh được overhead của vòng lặp Python. Nhờ đó việc xử lý dữ liệu lớn và tính toán số học sẽ nhanh và hiệu quả hơn.</w:t>
+      </w:r>
+    </w:p>
+    <w:p>
+      <w:pPr>
+        <w:pStyle w:val="Normal"/>
+        <w:ind w:hanging="0" w:start="-540" w:end="-449"/>
+        <w:rPr>
+          <w:rFonts w:ascii="Times New Roman" w:hAnsi="Times New Roman"/>
+          <w:sz w:val="30"/>
+          <w:szCs w:val="30"/>
+        </w:rPr>
+      </w:pPr>
+      <w:r>
+        <w:rPr>
+          <w:rFonts w:ascii="Times New Roman" w:hAnsi="Times New Roman"/>
+          <w:sz w:val="30"/>
+          <w:szCs w:val="30"/>
+        </w:rPr>
+      </w:r>
+    </w:p>
+    <w:p>
+      <w:pPr>
+        <w:pStyle w:val="Normal"/>
+        <w:ind w:hanging="0" w:start="-540" w:end="-449"/>
+        <w:rPr>
+          <w:rFonts w:ascii="Times New Roman" w:hAnsi="Times New Roman"/>
+          <w:sz w:val="30"/>
+          <w:szCs w:val="30"/>
+        </w:rPr>
+      </w:pPr>
+      <w:r>
+        <w:rPr>
+          <w:rFonts w:ascii="Times New Roman" w:hAnsi="Times New Roman"/>
+          <w:sz w:val="30"/>
+          <w:szCs w:val="30"/>
+        </w:rPr>
+        <w:t>[EN] In NumPy, vectorization is the technique of performing operations on an entire array (ndarray) at once instead of iterating through each element using Python loops. For example, we can add two arrays directly without using a for loop. Vectorization is faster because the operations are executed by highly optimized C code inside NumPy, the data is stored in contiguous memory, and it avoids the overhead of Python loops. This makes numerical computation and large data processing much more efficient.</w:t>
+      </w:r>
+    </w:p>
+    <w:p>
+      <w:pPr>
+        <w:pStyle w:val="Normal"/>
+        <w:ind w:hanging="0" w:start="-540" w:end="-449"/>
+        <w:rPr>
+          <w:rFonts w:ascii="Times New Roman" w:hAnsi="Times New Roman"/>
+          <w:sz w:val="30"/>
+          <w:szCs w:val="30"/>
+        </w:rPr>
+      </w:pPr>
+      <w:r>
+        <w:rPr>
+          <w:rFonts w:ascii="Times New Roman" w:hAnsi="Times New Roman"/>
+          <w:sz w:val="30"/>
+          <w:szCs w:val="30"/>
+        </w:rPr>
+      </w:r>
+    </w:p>
+    <w:p>
+      <w:pPr>
+        <w:pStyle w:val="Normal"/>
+        <w:ind w:hanging="0" w:start="-540" w:end="-449"/>
+        <w:rPr>
+          <w:rFonts w:ascii="Times New Roman" w:hAnsi="Times New Roman"/>
+          <w:b/>
+          <w:bCs/>
+          <w:color w:val="3465A4"/>
+          <w:sz w:val="30"/>
+          <w:szCs w:val="30"/>
+        </w:rPr>
+      </w:pPr>
+      <w:r>
+        <w:rPr>
+          <w:rFonts w:ascii="Times New Roman" w:hAnsi="Times New Roman"/>
+          <w:b/>
+          <w:bCs/>
+          <w:color w:val="3465A4"/>
+          <w:sz w:val="30"/>
+          <w:szCs w:val="30"/>
+        </w:rPr>
+        <w:t>[VN] Broadcasting trong NumPy là gì?</w:t>
+      </w:r>
+    </w:p>
+    <w:p>
+      <w:pPr>
+        <w:pStyle w:val="Normal"/>
+        <w:ind w:hanging="0" w:start="-540" w:end="-449"/>
+        <w:rPr>
+          <w:rFonts w:ascii="Times New Roman" w:hAnsi="Times New Roman"/>
+          <w:b/>
+          <w:bCs/>
+          <w:color w:val="3465A4"/>
+          <w:sz w:val="30"/>
+          <w:szCs w:val="30"/>
+        </w:rPr>
+      </w:pPr>
+      <w:r>
+        <w:rPr>
+          <w:rFonts w:ascii="Times New Roman" w:hAnsi="Times New Roman"/>
+          <w:b/>
+          <w:bCs/>
+          <w:color w:val="3465A4"/>
+          <w:sz w:val="30"/>
+          <w:szCs w:val="30"/>
+        </w:rPr>
+        <w:t>[EN] What is broadcasting in NumPy?</w:t>
+      </w:r>
+    </w:p>
+    <w:p>
+      <w:pPr>
+        <w:pStyle w:val="Normal"/>
+        <w:ind w:hanging="0" w:start="-540" w:end="-449"/>
+        <w:rPr>
+          <w:rFonts w:ascii="Times New Roman" w:hAnsi="Times New Roman"/>
+          <w:sz w:val="30"/>
+          <w:szCs w:val="30"/>
+        </w:rPr>
+      </w:pPr>
+      <w:r>
+        <w:rPr>
+          <w:rFonts w:ascii="Times New Roman" w:hAnsi="Times New Roman"/>
+          <w:sz w:val="30"/>
+          <w:szCs w:val="30"/>
+        </w:rPr>
+        <w:t>[VN] Trong NumPy, broadcasting là cơ chế cho phép thực hiện phép toán giữa các mảng có kích thước (shape) khác nhau mà không cần phải sao chép dữ liệu thủ công. NumPy sẽ tự động “mở rộng” mảng nhỏ hơn để khớp với kích thước của mảng lớn hơn theo một số quy tắc về shape, sau đó thực hiện phép toán như cộng, trừ, nhân hoặc chia. Nhờ broadcasting, ta có thể viết code ngắn gọn và thực hiện các phép tính trên dữ liệu lớn một cách hiệu quả mà không cần dùng vòng lặp.</w:t>
+      </w:r>
+    </w:p>
+    <w:p>
+      <w:pPr>
+        <w:pStyle w:val="Normal"/>
+        <w:ind w:hanging="0" w:start="-540" w:end="-449"/>
+        <w:rPr>
+          <w:rFonts w:ascii="Times New Roman" w:hAnsi="Times New Roman"/>
+          <w:sz w:val="30"/>
+          <w:szCs w:val="30"/>
+        </w:rPr>
+      </w:pPr>
+      <w:r>
+        <w:rPr>
+          <w:rFonts w:ascii="Times New Roman" w:hAnsi="Times New Roman"/>
+          <w:sz w:val="30"/>
+          <w:szCs w:val="30"/>
+        </w:rPr>
+      </w:r>
+    </w:p>
+    <w:p>
+      <w:pPr>
+        <w:pStyle w:val="Normal"/>
+        <w:ind w:hanging="0" w:start="-540" w:end="-449"/>
+        <w:rPr>
+          <w:rFonts w:ascii="Times New Roman" w:hAnsi="Times New Roman"/>
+          <w:sz w:val="30"/>
+          <w:szCs w:val="30"/>
+        </w:rPr>
+      </w:pPr>
+      <w:r>
+        <w:rPr>
+          <w:rFonts w:ascii="Times New Roman" w:hAnsi="Times New Roman"/>
+          <w:sz w:val="30"/>
+          <w:szCs w:val="30"/>
+        </w:rPr>
+        <w:t>[EN] In NumPy, broadcasting is a mechanism that allows operations between arrays with different shapes without manually copying data. NumPy automatically “expands” the smaller array to match the shape of the larger array based on specific broadcasting rules, and then performs operations such as addition, subtraction, multiplication, or division. This feature helps write shorter code and perform efficient computations on large datasets without using loops.</w:t>
+      </w:r>
+    </w:p>
+    <w:p>
+      <w:pPr>
+        <w:pStyle w:val="Normal"/>
+        <w:ind w:hanging="0" w:start="-540" w:end="-449"/>
+        <w:rPr>
+          <w:rFonts w:ascii="Times New Roman" w:hAnsi="Times New Roman"/>
+          <w:sz w:val="30"/>
+          <w:szCs w:val="30"/>
+        </w:rPr>
+      </w:pPr>
+      <w:r>
+        <w:rPr>
+          <w:rFonts w:ascii="Times New Roman" w:hAnsi="Times New Roman"/>
+          <w:sz w:val="30"/>
+          <w:szCs w:val="30"/>
+        </w:rPr>
+      </w:r>
+    </w:p>
+    <w:p>
+      <w:pPr>
+        <w:pStyle w:val="Normal"/>
+        <w:ind w:hanging="0" w:start="-540" w:end="-449"/>
+        <w:rPr>
+          <w:rFonts w:ascii="Times New Roman" w:hAnsi="Times New Roman"/>
+          <w:b/>
+          <w:bCs/>
+          <w:color w:val="3465A4"/>
+          <w:sz w:val="30"/>
+          <w:szCs w:val="30"/>
+        </w:rPr>
+      </w:pPr>
+      <w:r>
+        <w:rPr>
+          <w:rFonts w:ascii="Times New Roman" w:hAnsi="Times New Roman"/>
+          <w:b/>
+          <w:bCs/>
+          <w:color w:val="3465A4"/>
+          <w:sz w:val="30"/>
+          <w:szCs w:val="30"/>
+        </w:rPr>
+        <w:t>[VN] Shape và dtype của một array là gì?</w:t>
+      </w:r>
+    </w:p>
+    <w:p>
+      <w:pPr>
+        <w:pStyle w:val="Normal"/>
+        <w:ind w:hanging="0" w:start="-540" w:end="-449"/>
+        <w:rPr>
+          <w:rFonts w:ascii="Times New Roman" w:hAnsi="Times New Roman"/>
+          <w:b/>
+          <w:bCs/>
+          <w:color w:val="3465A4"/>
+          <w:sz w:val="30"/>
+          <w:szCs w:val="30"/>
+        </w:rPr>
+      </w:pPr>
+      <w:r>
+        <w:rPr>
+          <w:rFonts w:ascii="Times New Roman" w:hAnsi="Times New Roman"/>
+          <w:b/>
+          <w:bCs/>
+          <w:color w:val="3465A4"/>
+          <w:sz w:val="30"/>
+          <w:szCs w:val="30"/>
+        </w:rPr>
+        <w:t>[EN] What are the shape and dtype of an array?</w:t>
+      </w:r>
+    </w:p>
+    <w:p>
+      <w:pPr>
+        <w:pStyle w:val="Normal"/>
+        <w:ind w:hanging="0" w:start="-540" w:end="-449"/>
+        <w:rPr>
+          <w:rFonts w:ascii="Times New Roman" w:hAnsi="Times New Roman"/>
+          <w:sz w:val="30"/>
+          <w:szCs w:val="30"/>
+        </w:rPr>
+      </w:pPr>
+      <w:r>
+        <w:rPr>
+          <w:rFonts w:ascii="Times New Roman" w:hAnsi="Times New Roman"/>
+          <w:sz w:val="30"/>
+          <w:szCs w:val="30"/>
+        </w:rPr>
+        <w:t>[VN] Trong NumPy, shape và dtype là hai thuộc tính quan trọng của một ndarray. Shape cho biết kích thước và cấu trúc của mảng, tức là số chiều và số phần tử ở mỗi chiều (ví dụ (3, 4) nghĩa là 3 hàng và 4 cột). dtype (data type) cho biết kiểu dữ liệu của các phần tử trong mảng, ví dụ như int, float, hoặc bool. Vì tất cả phần tử trong ndarray phải có cùng kiểu dữ liệu, dtype giúp NumPy quản lý bộ nhớ hiệu quả và thực hiện các phép tính nhanh hơn.</w:t>
+      </w:r>
+    </w:p>
+    <w:p>
+      <w:pPr>
+        <w:pStyle w:val="Normal"/>
+        <w:ind w:hanging="0" w:start="-540" w:end="-449"/>
+        <w:rPr>
+          <w:rFonts w:ascii="Times New Roman" w:hAnsi="Times New Roman"/>
+          <w:sz w:val="30"/>
+          <w:szCs w:val="30"/>
+        </w:rPr>
+      </w:pPr>
+      <w:r>
+        <w:rPr>
+          <w:rFonts w:ascii="Times New Roman" w:hAnsi="Times New Roman"/>
+          <w:sz w:val="30"/>
+          <w:szCs w:val="30"/>
+        </w:rPr>
+      </w:r>
+    </w:p>
+    <w:p>
+      <w:pPr>
+        <w:pStyle w:val="Normal"/>
+        <w:ind w:hanging="0" w:start="-540" w:end="-449"/>
+        <w:rPr>
+          <w:rFonts w:ascii="Times New Roman" w:hAnsi="Times New Roman"/>
+          <w:sz w:val="30"/>
+          <w:szCs w:val="30"/>
+        </w:rPr>
+      </w:pPr>
+      <w:r>
+        <w:rPr>
+          <w:rFonts w:ascii="Times New Roman" w:hAnsi="Times New Roman"/>
+          <w:sz w:val="30"/>
+          <w:szCs w:val="30"/>
+        </w:rPr>
+        <w:t>[EN] In NumPy, shape and dtype are two important attributes of an ndarray. Shape describes the size and structure of the array, meaning the number of dimensions and the number of elements in each dimension (for example (3, 4) means 3 rows and 4 columns). dtype (data type) defines the type of data stored in the array elements, such as int, float, or bool. Since all elements in an ndarray must have the same data type, dtype helps NumPy manage memory efficiently and perform computations faster.</w:t>
+      </w:r>
+    </w:p>
+    <w:p>
+      <w:pPr>
+        <w:pStyle w:val="Normal"/>
+        <w:ind w:hanging="0" w:start="-540" w:end="-449"/>
+        <w:rPr>
+          <w:rFonts w:ascii="Times New Roman" w:hAnsi="Times New Roman"/>
+          <w:sz w:val="30"/>
+          <w:szCs w:val="30"/>
+        </w:rPr>
+      </w:pPr>
+      <w:r>
+        <w:rPr>
+          <w:rFonts w:ascii="Times New Roman" w:hAnsi="Times New Roman"/>
+          <w:sz w:val="30"/>
+          <w:szCs w:val="30"/>
+        </w:rPr>
+      </w:r>
+    </w:p>
+    <w:p>
+      <w:pPr>
+        <w:pStyle w:val="Normal"/>
+        <w:ind w:hanging="0" w:start="-540" w:end="-449"/>
+        <w:rPr>
+          <w:rFonts w:ascii="Times New Roman" w:hAnsi="Times New Roman"/>
+          <w:b/>
+          <w:bCs/>
+          <w:color w:val="3465A4"/>
+          <w:sz w:val="30"/>
+          <w:szCs w:val="30"/>
+        </w:rPr>
+      </w:pPr>
+      <w:r>
+        <w:rPr>
+          <w:rFonts w:ascii="Times New Roman" w:hAnsi="Times New Roman"/>
+          <w:b/>
+          <w:bCs/>
+          <w:color w:val="3465A4"/>
+          <w:sz w:val="30"/>
+          <w:szCs w:val="30"/>
+        </w:rPr>
+        <w:t>[VN] Sự khác nhau giữa reshape() và resize() trong NumPy?</w:t>
+      </w:r>
+    </w:p>
+    <w:p>
+      <w:pPr>
+        <w:pStyle w:val="Normal"/>
+        <w:ind w:hanging="0" w:start="-540" w:end="-449"/>
+        <w:rPr>
+          <w:rFonts w:ascii="Times New Roman" w:hAnsi="Times New Roman"/>
+          <w:b/>
+          <w:bCs/>
+          <w:color w:val="3465A4"/>
+          <w:sz w:val="30"/>
+          <w:szCs w:val="30"/>
+        </w:rPr>
+      </w:pPr>
+      <w:r>
+        <w:rPr>
+          <w:rFonts w:ascii="Times New Roman" w:hAnsi="Times New Roman"/>
+          <w:b/>
+          <w:bCs/>
+          <w:color w:val="3465A4"/>
+          <w:sz w:val="30"/>
+          <w:szCs w:val="30"/>
+        </w:rPr>
+        <w:t>[EN] What is the difference between reshape() and resize() in NumPy?</w:t>
+      </w:r>
+    </w:p>
+    <w:p>
+      <w:pPr>
+        <w:pStyle w:val="Normal"/>
+        <w:ind w:hanging="0" w:start="-540" w:end="-449"/>
+        <w:rPr>
+          <w:rFonts w:ascii="Times New Roman" w:hAnsi="Times New Roman"/>
+          <w:sz w:val="30"/>
+          <w:szCs w:val="30"/>
+        </w:rPr>
+      </w:pPr>
+      <w:r>
+        <w:rPr>
+          <w:rFonts w:ascii="Times New Roman" w:hAnsi="Times New Roman"/>
+          <w:sz w:val="30"/>
+          <w:szCs w:val="30"/>
+        </w:rPr>
+        <w:t>[VN] Trong NumPy, reshape() và resize() đều dùng để thay đổi kích thước (shape) của một ndarray, nhưng cách hoạt động khác nhau. reshape() tạo ra một mảng mới với shape mới mà không thay đổi dữ liệu gốc và thường chỉ tạo một view nếu có thể, vì vậy array ban đầu vẫn giữ nguyên. Ngược lại, resize() thay đổi trực tiếp array gốc và có thể thêm hoặc cắt bớt phần tử nếu kích thước mới khác với kích thước ban đầu. Vì vậy reshape() thường an toàn hơn khi chỉ muốn thay đổi cách nhìn dữ liệu, còn resize() dùng khi thật sự muốn thay đổi kích thước của mảng.</w:t>
+      </w:r>
+    </w:p>
+    <w:p>
+      <w:pPr>
+        <w:pStyle w:val="Normal"/>
+        <w:ind w:hanging="0" w:start="-540" w:end="-449"/>
+        <w:rPr>
+          <w:rFonts w:ascii="Times New Roman" w:hAnsi="Times New Roman"/>
+          <w:sz w:val="30"/>
+          <w:szCs w:val="30"/>
+        </w:rPr>
+      </w:pPr>
+      <w:r>
+        <w:rPr>
+          <w:rFonts w:ascii="Times New Roman" w:hAnsi="Times New Roman"/>
+          <w:sz w:val="30"/>
+          <w:szCs w:val="30"/>
+        </w:rPr>
+      </w:r>
+    </w:p>
+    <w:p>
+      <w:pPr>
+        <w:pStyle w:val="Normal"/>
+        <w:ind w:hanging="0" w:start="-540" w:end="-449"/>
+        <w:rPr>
+          <w:rFonts w:ascii="Times New Roman" w:hAnsi="Times New Roman"/>
+          <w:sz w:val="30"/>
+          <w:szCs w:val="30"/>
+        </w:rPr>
+      </w:pPr>
+      <w:r>
+        <w:rPr>
+          <w:rFonts w:ascii="Times New Roman" w:hAnsi="Times New Roman"/>
+          <w:sz w:val="30"/>
+          <w:szCs w:val="30"/>
+        </w:rPr>
+        <w:t>[EN] In NumPy, both reshape() and resize() are used to change the shape of an ndarray, but they work differently. reshape() returns a new array with the new shape without modifying the original data and often creates a view if possible, so the original array remains unchanged. In contrast, resize() modifies the original array directly and may add or remove elements if the new size is different from the original size. Therefore, reshape() is usually safer when you only want to change how the data is viewed, while resize() is used when you really want to change the array size.</w:t>
+      </w:r>
+    </w:p>
+    <w:p>
+      <w:pPr>
+        <w:pStyle w:val="Normal"/>
+        <w:ind w:hanging="0" w:start="-540" w:end="-449"/>
+        <w:rPr>
+          <w:rFonts w:ascii="Times New Roman" w:hAnsi="Times New Roman"/>
+          <w:sz w:val="30"/>
+          <w:szCs w:val="30"/>
+        </w:rPr>
+      </w:pPr>
+      <w:r>
+        <w:rPr>
+          <w:rFonts w:ascii="Times New Roman" w:hAnsi="Times New Roman"/>
+          <w:sz w:val="30"/>
+          <w:szCs w:val="30"/>
+        </w:rPr>
+      </w:r>
+    </w:p>
+    <w:p>
+      <w:pPr>
+        <w:pStyle w:val="Normal"/>
+        <w:ind w:hanging="0" w:start="-540" w:end="-449"/>
+        <w:rPr>
+          <w:rFonts w:ascii="Times New Roman" w:hAnsi="Times New Roman"/>
+          <w:b/>
+          <w:bCs/>
+          <w:color w:val="3465A4"/>
+          <w:sz w:val="30"/>
+          <w:szCs w:val="30"/>
+        </w:rPr>
+      </w:pPr>
+      <w:r>
+        <w:rPr>
+          <w:rFonts w:ascii="Times New Roman" w:hAnsi="Times New Roman"/>
+          <w:b/>
+          <w:bCs/>
+          <w:color w:val="3465A4"/>
+          <w:sz w:val="30"/>
+          <w:szCs w:val="30"/>
+        </w:rPr>
+        <w:t>[VN] Slicing trong NumPy khác gì với slicing của Python list?</w:t>
+      </w:r>
+    </w:p>
+    <w:p>
+      <w:pPr>
+        <w:pStyle w:val="Normal"/>
+        <w:ind w:hanging="0" w:start="-540" w:end="-449"/>
+        <w:rPr>
+          <w:rFonts w:ascii="Times New Roman" w:hAnsi="Times New Roman"/>
+          <w:b/>
+          <w:bCs/>
+          <w:color w:val="3465A4"/>
+          <w:sz w:val="30"/>
+          <w:szCs w:val="30"/>
+        </w:rPr>
+      </w:pPr>
+      <w:r>
+        <w:rPr>
+          <w:rFonts w:ascii="Times New Roman" w:hAnsi="Times New Roman"/>
+          <w:b/>
+          <w:bCs/>
+          <w:color w:val="3465A4"/>
+          <w:sz w:val="30"/>
+          <w:szCs w:val="30"/>
+        </w:rPr>
+        <w:t>[EN] How is slicing in NumPy different from slicing in Python lists?</w:t>
+      </w:r>
+    </w:p>
+    <w:p>
+      <w:pPr>
+        <w:pStyle w:val="Normal"/>
+        <w:ind w:hanging="0" w:start="-540" w:end="-449"/>
+        <w:rPr>
+          <w:rFonts w:ascii="Times New Roman" w:hAnsi="Times New Roman"/>
+          <w:sz w:val="30"/>
+          <w:szCs w:val="30"/>
+        </w:rPr>
+      </w:pPr>
+      <w:r>
+        <w:rPr>
+          <w:rFonts w:ascii="Times New Roman" w:hAnsi="Times New Roman"/>
+          <w:sz w:val="30"/>
+          <w:szCs w:val="30"/>
+        </w:rPr>
+        <w:t>[VN] Trong NumPy, slicing thường trả về một view của mảng gốc thay vì tạo bản sao dữ liệu mới. Điều này có nghĩa là nếu ta thay đổi dữ liệu trong phần slice thì mảng ban đầu cũng sẽ thay đổi. Cách này giúp NumPy tiết kiệm bộ nhớ và tăng hiệu năng. Ngược lại, khi slicing với Python list, kết quả thường là một bản sao (copy) của dữ liệu, nên nếu thay đổi list mới thì list ban đầu sẽ không bị ảnh hưởng.</w:t>
+      </w:r>
+    </w:p>
+    <w:p>
+      <w:pPr>
+        <w:pStyle w:val="Normal"/>
+        <w:ind w:hanging="0" w:start="-540" w:end="-449"/>
+        <w:rPr>
+          <w:rFonts w:ascii="Times New Roman" w:hAnsi="Times New Roman"/>
+          <w:sz w:val="30"/>
+          <w:szCs w:val="30"/>
+        </w:rPr>
+      </w:pPr>
+      <w:r>
+        <w:rPr>
+          <w:rFonts w:ascii="Times New Roman" w:hAnsi="Times New Roman"/>
+          <w:sz w:val="30"/>
+          <w:szCs w:val="30"/>
+        </w:rPr>
+      </w:r>
+    </w:p>
+    <w:p>
+      <w:pPr>
+        <w:pStyle w:val="Normal"/>
+        <w:ind w:hanging="0" w:start="-540" w:end="-449"/>
+        <w:rPr>
+          <w:rFonts w:ascii="Times New Roman" w:hAnsi="Times New Roman"/>
+          <w:sz w:val="30"/>
+          <w:szCs w:val="30"/>
+        </w:rPr>
+      </w:pPr>
+      <w:r>
+        <w:rPr>
+          <w:rFonts w:ascii="Times New Roman" w:hAnsi="Times New Roman"/>
+          <w:sz w:val="30"/>
+          <w:szCs w:val="30"/>
+        </w:rPr>
+        <w:t>[EN] In NumPy, slicing usually returns a view of the original array instead of creating a new copy of the data. This means that if you modify the sliced result, the original array will also change. This behavior helps NumPy save memory and improve performance. In contrast, slicing a Python list typically returns a copy of the data, so changes to the new list do not affect the original list.</w:t>
+      </w:r>
+    </w:p>
+    <w:p>
+      <w:pPr>
+        <w:pStyle w:val="Normal"/>
+        <w:ind w:hanging="0" w:start="-540" w:end="-449"/>
+        <w:rPr>
+          <w:rFonts w:ascii="Times New Roman" w:hAnsi="Times New Roman"/>
+          <w:sz w:val="30"/>
+          <w:szCs w:val="30"/>
+        </w:rPr>
+      </w:pPr>
+      <w:r>
+        <w:rPr>
+          <w:rFonts w:ascii="Times New Roman" w:hAnsi="Times New Roman"/>
+          <w:sz w:val="30"/>
+          <w:szCs w:val="30"/>
+        </w:rPr>
+      </w:r>
+    </w:p>
+    <w:p>
+      <w:pPr>
+        <w:pStyle w:val="Normal"/>
+        <w:ind w:hanging="0" w:start="-540" w:end="-449"/>
+        <w:rPr>
+          <w:rFonts w:ascii="Times New Roman" w:hAnsi="Times New Roman"/>
+          <w:b/>
+          <w:bCs/>
+          <w:color w:val="3465A4"/>
+          <w:sz w:val="30"/>
+          <w:szCs w:val="30"/>
+        </w:rPr>
+      </w:pPr>
+      <w:r>
+        <w:rPr>
+          <w:rFonts w:ascii="Times New Roman" w:hAnsi="Times New Roman"/>
+          <w:b/>
+          <w:bCs/>
+          <w:color w:val="3465A4"/>
+          <w:sz w:val="30"/>
+          <w:szCs w:val="30"/>
+        </w:rPr>
+        <w:t>[VN] Copy vs View trong NumPy là gì?</w:t>
+      </w:r>
+    </w:p>
+    <w:p>
+      <w:pPr>
+        <w:pStyle w:val="Normal"/>
+        <w:ind w:hanging="0" w:start="-540" w:end="-449"/>
+        <w:rPr>
+          <w:rFonts w:ascii="Times New Roman" w:hAnsi="Times New Roman"/>
+          <w:b/>
+          <w:bCs/>
+          <w:color w:val="3465A4"/>
+          <w:sz w:val="30"/>
+          <w:szCs w:val="30"/>
+        </w:rPr>
+      </w:pPr>
+      <w:r>
+        <w:rPr>
+          <w:rFonts w:ascii="Times New Roman" w:hAnsi="Times New Roman"/>
+          <w:b/>
+          <w:bCs/>
+          <w:color w:val="3465A4"/>
+          <w:sz w:val="30"/>
+          <w:szCs w:val="30"/>
+        </w:rPr>
+        <w:t>[EN] What are Copy and View in NumPy?</w:t>
+      </w:r>
+    </w:p>
+    <w:p>
+      <w:pPr>
+        <w:pStyle w:val="Normal"/>
+        <w:ind w:hanging="0" w:start="-540" w:end="-449"/>
+        <w:rPr>
+          <w:rFonts w:ascii="Times New Roman" w:hAnsi="Times New Roman"/>
+          <w:sz w:val="30"/>
+          <w:szCs w:val="30"/>
+        </w:rPr>
+      </w:pPr>
+      <w:r>
+        <w:rPr>
+          <w:rFonts w:ascii="Times New Roman" w:hAnsi="Times New Roman"/>
+          <w:sz w:val="30"/>
+          <w:szCs w:val="30"/>
+        </w:rPr>
+        <w:t>[VN] Trong NumPy, view và copy là hai cách truy cập dữ liệu của một ndarray. View là một “cái nhìn” khác của cùng vùng nhớ với mảng gốc, nghĩa là nó không tạo dữ liệu mới mà chỉ tham chiếu đến dữ liệu hiện có. Vì vậy nếu thay đổi dữ liệu trong view thì mảng gốc cũng sẽ thay đổi. Ngược lại, copy tạo ra một bản sao hoàn toàn mới của dữ liệu trong bộ nhớ, nên khi thay đổi copy thì mảng gốc sẽ không bị ảnh hưởng. View giúp tiết kiệm bộ nhớ và nhanh hơn, còn copy an toàn hơn khi cần dữ liệu độc lập.</w:t>
+      </w:r>
+    </w:p>
+    <w:p>
+      <w:pPr>
+        <w:pStyle w:val="Normal"/>
+        <w:ind w:hanging="0" w:start="-540" w:end="-449"/>
+        <w:rPr>
+          <w:rFonts w:ascii="Times New Roman" w:hAnsi="Times New Roman"/>
+          <w:sz w:val="30"/>
+          <w:szCs w:val="30"/>
+        </w:rPr>
+      </w:pPr>
+      <w:r>
+        <w:rPr>
+          <w:rFonts w:ascii="Times New Roman" w:hAnsi="Times New Roman"/>
+          <w:sz w:val="30"/>
+          <w:szCs w:val="30"/>
+        </w:rPr>
+      </w:r>
+    </w:p>
+    <w:p>
+      <w:pPr>
+        <w:pStyle w:val="Normal"/>
+        <w:ind w:hanging="0" w:start="-540" w:end="-449"/>
+        <w:rPr>
+          <w:rFonts w:ascii="Times New Roman" w:hAnsi="Times New Roman"/>
+          <w:sz w:val="30"/>
+          <w:szCs w:val="30"/>
+        </w:rPr>
+      </w:pPr>
+      <w:r>
+        <w:rPr>
+          <w:rFonts w:ascii="Times New Roman" w:hAnsi="Times New Roman"/>
+          <w:sz w:val="30"/>
+          <w:szCs w:val="30"/>
+        </w:rPr>
+        <w:t>[EN] In NumPy, view and copy are two ways to access data in an ndarray. A view is another representation of the same memory as the original array, meaning it does not create new data but only references the existing data. Because of this, changing the view will also change the original array. In contrast, a copy creates a completely new dataset in memory, so modifying the copy does not affect the original array. A view is more memory-efficient and faster, while a copy is safer when independent data is needed.</w:t>
+      </w:r>
+    </w:p>
+    <w:p>
+      <w:pPr>
+        <w:pStyle w:val="Normal"/>
+        <w:ind w:hanging="0" w:start="-540" w:end="-449"/>
+        <w:rPr>
+          <w:rFonts w:ascii="Times New Roman" w:hAnsi="Times New Roman"/>
+          <w:sz w:val="30"/>
+          <w:szCs w:val="30"/>
+        </w:rPr>
+      </w:pPr>
+      <w:r>
+        <w:rPr>
+          <w:rFonts w:ascii="Times New Roman" w:hAnsi="Times New Roman"/>
+          <w:sz w:val="30"/>
+          <w:szCs w:val="30"/>
+        </w:rPr>
+      </w:r>
+    </w:p>
+    <w:p>
+      <w:pPr>
+        <w:pStyle w:val="Normal"/>
+        <w:ind w:hanging="0" w:start="-540" w:end="-449"/>
+        <w:rPr>
+          <w:rFonts w:ascii="Times New Roman" w:hAnsi="Times New Roman"/>
+          <w:b/>
+          <w:bCs/>
+          <w:color w:val="3465A4"/>
+          <w:sz w:val="30"/>
+          <w:szCs w:val="30"/>
+        </w:rPr>
+      </w:pPr>
+      <w:r>
+        <w:rPr>
+          <w:rFonts w:ascii="Times New Roman" w:hAnsi="Times New Roman"/>
+          <w:b/>
+          <w:bCs/>
+          <w:color w:val="3465A4"/>
+          <w:sz w:val="30"/>
+          <w:szCs w:val="30"/>
+        </w:rPr>
+        <w:t>[VN] Khi nào NumPy giúp tăng performance đáng kể?</w:t>
+      </w:r>
+    </w:p>
+    <w:p>
+      <w:pPr>
+        <w:pStyle w:val="Normal"/>
+        <w:ind w:hanging="0" w:start="-540" w:end="-449"/>
+        <w:rPr>
+          <w:rFonts w:ascii="Times New Roman" w:hAnsi="Times New Roman"/>
+          <w:b/>
+          <w:bCs/>
+          <w:color w:val="3465A4"/>
+          <w:sz w:val="30"/>
+          <w:szCs w:val="30"/>
+        </w:rPr>
+      </w:pPr>
+      <w:r>
+        <w:rPr>
+          <w:rFonts w:ascii="Times New Roman" w:hAnsi="Times New Roman"/>
+          <w:b/>
+          <w:bCs/>
+          <w:color w:val="3465A4"/>
+          <w:sz w:val="30"/>
+          <w:szCs w:val="30"/>
+        </w:rPr>
+        <w:t>[EN] When does NumPy significantly improve performance?</w:t>
+      </w:r>
+    </w:p>
+    <w:p>
+      <w:pPr>
+        <w:pStyle w:val="Normal"/>
+        <w:ind w:hanging="0" w:start="-540" w:end="-449"/>
+        <w:rPr>
+          <w:rFonts w:ascii="Times New Roman" w:hAnsi="Times New Roman"/>
+          <w:sz w:val="30"/>
+          <w:szCs w:val="30"/>
+        </w:rPr>
+      </w:pPr>
+      <w:r>
+        <w:rPr>
+          <w:rFonts w:ascii="Times New Roman" w:hAnsi="Times New Roman"/>
+          <w:sz w:val="30"/>
+          <w:szCs w:val="30"/>
+        </w:rPr>
+        <w:t>[VN] NumPy giúp tăng performance đáng kể khi làm việc với dữ liệu lớn và các phép tính số học trên mảng. Điều này xảy ra khi cần thực hiện nhiều phép toán lặp lại như cộng, nhân, thống kê hoặc xử lý ma trận. NumPy nhanh hơn vì nó sử dụng vectorized operations, dữ liệu được lưu liên tục trong bộ nhớ và các phép tính được thực hiện bằng code tối ưu viết bằng C thay vì vòng lặp Python. Vì vậy NumPy rất hiệu quả trong các tác vụ như data processing, scientific computing, machine learning và batch calculations.</w:t>
+      </w:r>
+    </w:p>
+    <w:p>
+      <w:pPr>
+        <w:pStyle w:val="Normal"/>
+        <w:ind w:hanging="0" w:start="-540" w:end="-449"/>
+        <w:rPr>
+          <w:rFonts w:ascii="Times New Roman" w:hAnsi="Times New Roman"/>
+          <w:sz w:val="30"/>
+          <w:szCs w:val="30"/>
+        </w:rPr>
+      </w:pPr>
+      <w:r>
+        <w:rPr>
+          <w:rFonts w:ascii="Times New Roman" w:hAnsi="Times New Roman"/>
+          <w:sz w:val="30"/>
+          <w:szCs w:val="30"/>
+        </w:rPr>
+      </w:r>
+    </w:p>
+    <w:p>
+      <w:pPr>
+        <w:pStyle w:val="Normal"/>
+        <w:ind w:hanging="0" w:start="-540" w:end="-449"/>
+        <w:rPr>
+          <w:rFonts w:ascii="Times New Roman" w:hAnsi="Times New Roman"/>
+          <w:sz w:val="30"/>
+          <w:szCs w:val="30"/>
+        </w:rPr>
+      </w:pPr>
+      <w:r>
+        <w:rPr>
+          <w:rFonts w:ascii="Times New Roman" w:hAnsi="Times New Roman"/>
+          <w:sz w:val="30"/>
+          <w:szCs w:val="30"/>
+        </w:rPr>
+        <w:t>[EN] NumPy significantly improves performance when working with large datasets and numerical operations on arrays. This usually happens when many repeated calculations are needed, such as addition, multiplication, statistics, or matrix operations. NumPy is faster because it uses vectorized operations, stores data in contiguous memory, and performs computations using optimized C code instead of Python loops. For this reason, NumPy is very effective in tasks like data processing, scientific computing, machine learning, and batch calculations.</w:t>
+      </w:r>
+    </w:p>
+    <w:p>
+      <w:pPr>
+        <w:pStyle w:val="Normal"/>
+        <w:ind w:hanging="0" w:start="-540" w:end="-449"/>
+        <w:rPr>
+          <w:rFonts w:ascii="Times New Roman" w:hAnsi="Times New Roman"/>
+          <w:sz w:val="30"/>
+          <w:szCs w:val="30"/>
+        </w:rPr>
+      </w:pPr>
+      <w:r>
+        <w:rPr>
+          <w:rFonts w:ascii="Times New Roman" w:hAnsi="Times New Roman"/>
+          <w:sz w:val="30"/>
+          <w:szCs w:val="30"/>
+        </w:rPr>
+      </w:r>
+    </w:p>
+    <w:p>
+      <w:pPr>
+        <w:pStyle w:val="Normal"/>
+        <w:ind w:hanging="0" w:start="-540" w:end="-449"/>
+        <w:rPr>
+          <w:rFonts w:ascii="Times New Roman" w:hAnsi="Times New Roman"/>
+          <w:b/>
+          <w:bCs/>
+          <w:color w:val="3465A4"/>
+          <w:sz w:val="30"/>
+          <w:szCs w:val="30"/>
+        </w:rPr>
+      </w:pPr>
+      <w:r>
+        <w:rPr>
+          <w:rFonts w:ascii="Times New Roman" w:hAnsi="Times New Roman"/>
+          <w:b/>
+          <w:bCs/>
+          <w:color w:val="3465A4"/>
+          <w:sz w:val="30"/>
+          <w:szCs w:val="30"/>
+        </w:rPr>
+        <w:t>[VN] NumPy lưu dữ liệu trong memory như thế nào?</w:t>
+      </w:r>
+    </w:p>
+    <w:p>
+      <w:pPr>
+        <w:pStyle w:val="Normal"/>
+        <w:ind w:hanging="0" w:start="-540" w:end="-449"/>
+        <w:rPr>
+          <w:rFonts w:ascii="Times New Roman" w:hAnsi="Times New Roman"/>
+          <w:b/>
+          <w:bCs/>
+          <w:color w:val="3465A4"/>
+          <w:sz w:val="30"/>
+          <w:szCs w:val="30"/>
+        </w:rPr>
+      </w:pPr>
+      <w:r>
+        <w:rPr>
+          <w:rFonts w:ascii="Times New Roman" w:hAnsi="Times New Roman"/>
+          <w:b/>
+          <w:bCs/>
+          <w:color w:val="3465A4"/>
+          <w:sz w:val="30"/>
+          <w:szCs w:val="30"/>
+        </w:rPr>
+        <w:t>[EN] How does NumPy store data in memory?</w:t>
+      </w:r>
+    </w:p>
+    <w:p>
+      <w:pPr>
+        <w:pStyle w:val="Normal"/>
+        <w:ind w:hanging="0" w:start="-540" w:end="-449"/>
+        <w:rPr>
+          <w:rFonts w:ascii="Times New Roman" w:hAnsi="Times New Roman"/>
+          <w:sz w:val="30"/>
+          <w:szCs w:val="30"/>
+        </w:rPr>
+      </w:pPr>
+      <w:r>
+        <w:rPr>
+          <w:rFonts w:ascii="Times New Roman" w:hAnsi="Times New Roman"/>
+          <w:sz w:val="30"/>
+          <w:szCs w:val="30"/>
+        </w:rPr>
+        <w:t>[VN] Trong NumPy, dữ liệu trong ndarray được lưu liên tục trong bộ nhớ (contiguous memory) và tất cả phần tử phải có cùng một kiểu dữ liệu (dtype). Điều này giúp NumPy truy cập dữ liệu nhanh hơn và thực hiện các phép toán hiệu quả hơn so với Python list. Ngoài ra, ndarray còn sử dụng thông tin như shape, dtype và strides để xác định cách dữ liệu được tổ chức và truy cập trong bộ nhớ. Nhờ cấu trúc này, NumPy có thể xử lý các phép tính trên mảng lớn rất nhanh và tiết kiệm bộ nhớ.</w:t>
+      </w:r>
+    </w:p>
+    <w:p>
+      <w:pPr>
+        <w:pStyle w:val="Normal"/>
+        <w:ind w:hanging="0" w:start="-540" w:end="-449"/>
+        <w:rPr>
+          <w:rFonts w:ascii="Times New Roman" w:hAnsi="Times New Roman"/>
+          <w:sz w:val="30"/>
+          <w:szCs w:val="30"/>
+        </w:rPr>
+      </w:pPr>
+      <w:r>
+        <w:rPr>
+          <w:rFonts w:ascii="Times New Roman" w:hAnsi="Times New Roman"/>
+          <w:sz w:val="30"/>
+          <w:szCs w:val="30"/>
+        </w:rPr>
+      </w:r>
+    </w:p>
+    <w:p>
+      <w:pPr>
+        <w:pStyle w:val="Normal"/>
+        <w:ind w:hanging="0" w:start="-540" w:end="-449"/>
+        <w:rPr>
+          <w:rFonts w:ascii="Times New Roman" w:hAnsi="Times New Roman"/>
+          <w:sz w:val="30"/>
+          <w:szCs w:val="30"/>
+        </w:rPr>
+      </w:pPr>
+      <w:r>
+        <w:rPr>
+          <w:rFonts w:ascii="Times New Roman" w:hAnsi="Times New Roman"/>
+          <w:sz w:val="30"/>
+          <w:szCs w:val="30"/>
+        </w:rPr>
+        <w:t>[EN] In NumPy, data in an ndarray is stored in contiguous memory, and all elements must have the same data type (dtype). This design allows NumPy to access data faster and perform computations more efficiently compared to Python lists. The ndarray also uses metadata such as shape, dtype, and strides to describe how the data is organized and accessed in memory. Because of this structure, NumPy can process large array computations very quickly and with better memory efficiency.</w:t>
+      </w:r>
+    </w:p>
+    <w:p>
+      <w:pPr>
+        <w:pStyle w:val="Normal"/>
+        <w:ind w:hanging="0" w:start="-540" w:end="-449"/>
+        <w:rPr>
+          <w:rFonts w:ascii="Times New Roman" w:hAnsi="Times New Roman"/>
+          <w:sz w:val="30"/>
+          <w:szCs w:val="30"/>
+        </w:rPr>
+      </w:pPr>
+      <w:r>
+        <w:rPr>
+          <w:rFonts w:ascii="Times New Roman" w:hAnsi="Times New Roman"/>
+          <w:sz w:val="30"/>
+          <w:szCs w:val="30"/>
+        </w:rPr>
+      </w:r>
+    </w:p>
+    <w:p>
+      <w:pPr>
+        <w:pStyle w:val="Normal"/>
+        <w:ind w:hanging="0" w:start="-540" w:end="-449"/>
+        <w:rPr>
+          <w:rFonts w:ascii="Times New Roman" w:hAnsi="Times New Roman"/>
+          <w:b/>
+          <w:bCs/>
+          <w:color w:val="3465A4"/>
+          <w:sz w:val="30"/>
+          <w:szCs w:val="30"/>
+        </w:rPr>
+      </w:pPr>
+      <w:r>
+        <w:rPr>
+          <w:rFonts w:ascii="Times New Roman" w:hAnsi="Times New Roman"/>
+          <w:b/>
+          <w:bCs/>
+          <w:color w:val="3465A4"/>
+          <w:sz w:val="30"/>
+          <w:szCs w:val="30"/>
+        </w:rPr>
+        <w:t>[VN] Sự khác nhau giữa np.array() và np.asarray() là gì?</w:t>
+      </w:r>
+    </w:p>
+    <w:p>
+      <w:pPr>
+        <w:pStyle w:val="Normal"/>
+        <w:ind w:hanging="0" w:start="-540" w:end="-449"/>
+        <w:rPr>
+          <w:rFonts w:ascii="Times New Roman" w:hAnsi="Times New Roman"/>
+          <w:b/>
+          <w:bCs/>
+          <w:color w:val="3465A4"/>
+          <w:sz w:val="30"/>
+          <w:szCs w:val="30"/>
+        </w:rPr>
+      </w:pPr>
+      <w:r>
+        <w:rPr>
+          <w:rFonts w:ascii="Times New Roman" w:hAnsi="Times New Roman"/>
+          <w:b/>
+          <w:bCs/>
+          <w:color w:val="3465A4"/>
+          <w:sz w:val="30"/>
+          <w:szCs w:val="30"/>
+        </w:rPr>
+        <w:t>[EN] What is the difference between np.array() and np.asarray()?</w:t>
+      </w:r>
+    </w:p>
+    <w:p>
+      <w:pPr>
+        <w:pStyle w:val="Normal"/>
+        <w:ind w:hanging="0" w:start="-540" w:end="-449"/>
+        <w:rPr>
+          <w:rFonts w:ascii="Times New Roman" w:hAnsi="Times New Roman"/>
+          <w:sz w:val="30"/>
+          <w:szCs w:val="30"/>
+        </w:rPr>
+      </w:pPr>
+      <w:r>
+        <w:rPr>
+          <w:rFonts w:ascii="Times New Roman" w:hAnsi="Times New Roman"/>
+          <w:sz w:val="30"/>
+          <w:szCs w:val="30"/>
+        </w:rPr>
+        <w:t>[VN] Trong NumPy, np.array() và np.asarray() đều dùng để tạo ndarray từ dữ liệu như list hoặc tuple, nhưng cách xử lý bộ nhớ khác nhau. np.array() thường tạo một bản sao dữ liệu mới (copy), vì vậy mảng kết quả độc lập với dữ liệu ban đầu. Trong khi đó, np.asarray() sẽ không tạo copy nếu dữ liệu đầu vào đã là một ndarray, mà chỉ trả về chính mảng đó hoặc một view của nó. Vì vậy np.asarray() thường nhanh hơn và tiết kiệm bộ nhớ hơn khi dữ liệu đã ở dạng NumPy array.</w:t>
+      </w:r>
+    </w:p>
+    <w:p>
+      <w:pPr>
+        <w:pStyle w:val="Normal"/>
+        <w:ind w:hanging="0" w:start="-540" w:end="-449"/>
+        <w:rPr>
+          <w:rFonts w:ascii="Times New Roman" w:hAnsi="Times New Roman"/>
+          <w:sz w:val="30"/>
+          <w:szCs w:val="30"/>
+        </w:rPr>
+      </w:pPr>
+      <w:r>
+        <w:rPr>
+          <w:rFonts w:ascii="Times New Roman" w:hAnsi="Times New Roman"/>
+          <w:sz w:val="30"/>
+          <w:szCs w:val="30"/>
+        </w:rPr>
+      </w:r>
+    </w:p>
+    <w:p>
+      <w:pPr>
+        <w:pStyle w:val="Normal"/>
+        <w:ind w:hanging="0" w:start="-540" w:end="-449"/>
+        <w:rPr>
+          <w:rFonts w:ascii="Times New Roman" w:hAnsi="Times New Roman"/>
+          <w:sz w:val="30"/>
+          <w:szCs w:val="30"/>
+        </w:rPr>
+      </w:pPr>
+      <w:r>
+        <w:rPr>
+          <w:rFonts w:ascii="Times New Roman" w:hAnsi="Times New Roman"/>
+          <w:sz w:val="30"/>
+          <w:szCs w:val="30"/>
+        </w:rPr>
+        <w:t>[EN] In NumPy, np.array() and np.asarray() are both used to create an ndarray from data such as a list or tuple, but they handle memory differently. np.array() usually creates a new copy of the data, so the resulting array is independent from the original data. In contrast, np.asarray() does not create a copy if the input is already an ndarray, and simply returns the same array or a view of it. Because of this, np.asarray() is usually faster and more memory-efficient when the data is already a NumPy array.</w:t>
+      </w:r>
+    </w:p>
+    <w:p>
+      <w:pPr>
+        <w:pStyle w:val="Normal"/>
+        <w:ind w:hanging="0" w:start="-540" w:end="-449"/>
+        <w:rPr>
+          <w:rFonts w:ascii="Times New Roman" w:hAnsi="Times New Roman"/>
+          <w:sz w:val="30"/>
+          <w:szCs w:val="30"/>
+        </w:rPr>
+      </w:pPr>
+      <w:r>
+        <w:rPr>
+          <w:rFonts w:ascii="Times New Roman" w:hAnsi="Times New Roman"/>
+          <w:sz w:val="30"/>
+          <w:szCs w:val="30"/>
+        </w:rPr>
+      </w:r>
+    </w:p>
+    <w:p>
+      <w:pPr>
+        <w:pStyle w:val="Normal"/>
+        <w:ind w:hanging="0" w:start="-540" w:end="-449"/>
+        <w:rPr>
+          <w:rFonts w:ascii="Times New Roman" w:hAnsi="Times New Roman"/>
+          <w:b/>
+          <w:bCs/>
+          <w:color w:val="3465A4"/>
+          <w:sz w:val="30"/>
+          <w:szCs w:val="30"/>
+        </w:rPr>
+      </w:pPr>
+      <w:r>
+        <w:rPr>
+          <w:rFonts w:ascii="Times New Roman" w:hAnsi="Times New Roman"/>
+          <w:b/>
+          <w:bCs/>
+          <w:color w:val="3465A4"/>
+          <w:sz w:val="30"/>
+          <w:szCs w:val="30"/>
+        </w:rPr>
+        <w:t>[VN] Làm sao tính toán nhanh trên một mảng lớn trong NumPy?</w:t>
+      </w:r>
+    </w:p>
+    <w:p>
+      <w:pPr>
+        <w:pStyle w:val="Normal"/>
+        <w:ind w:hanging="0" w:start="-540" w:end="-449"/>
+        <w:rPr>
+          <w:rFonts w:ascii="Times New Roman" w:hAnsi="Times New Roman"/>
+          <w:b/>
+          <w:bCs/>
+          <w:color w:val="3465A4"/>
+          <w:sz w:val="30"/>
+          <w:szCs w:val="30"/>
+        </w:rPr>
+      </w:pPr>
+      <w:r>
+        <w:rPr>
+          <w:rFonts w:ascii="Times New Roman" w:hAnsi="Times New Roman"/>
+          <w:b/>
+          <w:bCs/>
+          <w:color w:val="3465A4"/>
+          <w:sz w:val="30"/>
+          <w:szCs w:val="30"/>
+        </w:rPr>
+        <w:t>[EN] How can you perform fast computations on a large array in NumPy?</w:t>
+      </w:r>
+    </w:p>
+    <w:p>
+      <w:pPr>
+        <w:pStyle w:val="Normal"/>
+        <w:ind w:hanging="0" w:start="-540" w:end="-449"/>
+        <w:rPr>
+          <w:rFonts w:ascii="Times New Roman" w:hAnsi="Times New Roman"/>
+          <w:sz w:val="30"/>
+          <w:szCs w:val="30"/>
+        </w:rPr>
+      </w:pPr>
+      <w:r>
+        <w:rPr>
+          <w:rFonts w:ascii="Times New Roman" w:hAnsi="Times New Roman"/>
+          <w:sz w:val="30"/>
+          <w:szCs w:val="30"/>
+        </w:rPr>
+        <w:t>[VN] Để tính toán nhanh trên một mảng lớn trong NumPy, nên sử dụng vectorized operations và các hàm có sẵn của NumPy thay vì viết vòng lặp Python. Ví dụ có thể dùng các hàm như np.sum(), np.mean(), np.min() hoặc thực hiện phép toán trực tiếp trên toàn bộ mảng. Những phép toán này được thực thi bằng code tối ưu viết bằng C và làm việc trên dữ liệu lưu liên tục trong bộ nhớ, nên nhanh hơn nhiều so với việc lặp qua từng phần tử bằng Python loop.</w:t>
+      </w:r>
+    </w:p>
+    <w:p>
+      <w:pPr>
+        <w:pStyle w:val="Normal"/>
+        <w:ind w:hanging="0" w:start="-540" w:end="-449"/>
+        <w:rPr>
+          <w:rFonts w:ascii="Times New Roman" w:hAnsi="Times New Roman"/>
+          <w:sz w:val="30"/>
+          <w:szCs w:val="30"/>
+        </w:rPr>
+      </w:pPr>
+      <w:r>
+        <w:rPr>
+          <w:rFonts w:ascii="Times New Roman" w:hAnsi="Times New Roman"/>
+          <w:sz w:val="30"/>
+          <w:szCs w:val="30"/>
+        </w:rPr>
+      </w:r>
+    </w:p>
+    <w:p>
+      <w:pPr>
+        <w:pStyle w:val="Normal"/>
+        <w:ind w:hanging="0" w:start="-540" w:end="-449"/>
+        <w:rPr>
+          <w:rFonts w:ascii="Times New Roman" w:hAnsi="Times New Roman"/>
+          <w:sz w:val="30"/>
+          <w:szCs w:val="30"/>
+        </w:rPr>
+      </w:pPr>
+      <w:r>
+        <w:rPr>
+          <w:rFonts w:ascii="Times New Roman" w:hAnsi="Times New Roman"/>
+          <w:sz w:val="30"/>
+          <w:szCs w:val="30"/>
+        </w:rPr>
+        <w:t>[EN] To compute quickly on a large array in NumPy, it is best to use vectorized operations and built-in NumPy functions instead of writing Python loops. For example, functions like np.sum(), np.mean(), or np.min() can operate directly on the whole array. These operations are implemented using optimized C code and work on contiguous memory, which makes them much faster than iterating through elements with Python loops.</w:t>
+      </w:r>
+    </w:p>
+    <w:p>
+      <w:pPr>
+        <w:pStyle w:val="Normal"/>
+        <w:ind w:hanging="0" w:start="-540" w:end="-449"/>
+        <w:rPr>
+          <w:rFonts w:ascii="Times New Roman" w:hAnsi="Times New Roman"/>
+          <w:sz w:val="30"/>
+          <w:szCs w:val="30"/>
+        </w:rPr>
+      </w:pPr>
+      <w:r>
+        <w:rPr>
+          <w:rFonts w:ascii="Times New Roman" w:hAnsi="Times New Roman"/>
+          <w:sz w:val="30"/>
+          <w:szCs w:val="30"/>
+        </w:rPr>
+      </w:r>
+    </w:p>
+    <w:p>
+      <w:pPr>
+        <w:pStyle w:val="Normal"/>
+        <w:ind w:hanging="0" w:start="-540" w:end="-449"/>
+        <w:rPr>
+          <w:rFonts w:ascii="Times New Roman" w:hAnsi="Times New Roman"/>
+          <w:b/>
+          <w:bCs/>
+          <w:color w:val="3465A4"/>
+          <w:sz w:val="30"/>
+          <w:szCs w:val="30"/>
+        </w:rPr>
+      </w:pPr>
+      <w:r>
+        <w:rPr>
+          <w:rFonts w:ascii="Times New Roman" w:hAnsi="Times New Roman"/>
+          <w:b/>
+          <w:bCs/>
+          <w:color w:val="3465A4"/>
+          <w:sz w:val="30"/>
+          <w:szCs w:val="30"/>
+        </w:rPr>
+        <w:t>[VN] Boolean indexing trong NumPy là gì?</w:t>
+      </w:r>
+    </w:p>
+    <w:p>
+      <w:pPr>
+        <w:pStyle w:val="Normal"/>
+        <w:ind w:hanging="0" w:start="-540" w:end="-449"/>
+        <w:rPr>
+          <w:rFonts w:ascii="Times New Roman" w:hAnsi="Times New Roman"/>
+          <w:b/>
+          <w:bCs/>
+          <w:color w:val="3465A4"/>
+          <w:sz w:val="30"/>
+          <w:szCs w:val="30"/>
+        </w:rPr>
+      </w:pPr>
+      <w:r>
+        <w:rPr>
+          <w:rFonts w:ascii="Times New Roman" w:hAnsi="Times New Roman"/>
+          <w:b/>
+          <w:bCs/>
+          <w:color w:val="3465A4"/>
+          <w:sz w:val="30"/>
+          <w:szCs w:val="30"/>
+        </w:rPr>
+        <w:t>[EN] What is Boolean indexing in NumPy?</w:t>
+      </w:r>
+    </w:p>
+    <w:p>
+      <w:pPr>
+        <w:pStyle w:val="Normal"/>
+        <w:ind w:hanging="0" w:start="-540" w:end="-449"/>
+        <w:rPr>
+          <w:rFonts w:ascii="Times New Roman" w:hAnsi="Times New Roman"/>
+          <w:sz w:val="30"/>
+          <w:szCs w:val="30"/>
+        </w:rPr>
+      </w:pPr>
+      <w:r>
+        <w:rPr>
+          <w:rFonts w:ascii="Times New Roman" w:hAnsi="Times New Roman"/>
+          <w:sz w:val="30"/>
+          <w:szCs w:val="30"/>
+        </w:rPr>
+        <w:t>[VN] Trong NumPy, Boolean indexing là kỹ thuật dùng một mảng giá trị True và False để lọc hoặc chọn các phần tử trong ndarray. NumPy sẽ kiểm tra điều kiện cho từng phần tử và chỉ giữ lại những phần tử có giá trị True. Cách này giúp lọc dữ liệu nhanh và dễ đọc hơn so với việc dùng vòng lặp Python, và thường được dùng để tìm, lọc hoặc cập nhật các phần tử thỏa điều kiện trong mảng.</w:t>
+      </w:r>
+    </w:p>
+    <w:p>
+      <w:pPr>
+        <w:pStyle w:val="Normal"/>
+        <w:ind w:hanging="0" w:start="-540" w:end="-449"/>
+        <w:rPr>
+          <w:rFonts w:ascii="Times New Roman" w:hAnsi="Times New Roman"/>
+          <w:sz w:val="30"/>
+          <w:szCs w:val="30"/>
+        </w:rPr>
+      </w:pPr>
+      <w:r>
+        <w:rPr>
+          <w:rFonts w:ascii="Times New Roman" w:hAnsi="Times New Roman"/>
+          <w:sz w:val="30"/>
+          <w:szCs w:val="30"/>
+        </w:rPr>
+      </w:r>
+    </w:p>
+    <w:p>
+      <w:pPr>
+        <w:pStyle w:val="Normal"/>
+        <w:ind w:hanging="0" w:start="-540" w:end="-449"/>
+        <w:rPr>
+          <w:rFonts w:ascii="Times New Roman" w:hAnsi="Times New Roman"/>
+          <w:sz w:val="30"/>
+          <w:szCs w:val="30"/>
+        </w:rPr>
+      </w:pPr>
+      <w:r>
+        <w:rPr>
+          <w:rFonts w:ascii="Times New Roman" w:hAnsi="Times New Roman"/>
+          <w:sz w:val="30"/>
+          <w:szCs w:val="30"/>
+        </w:rPr>
+        <w:t>[EN] In NumPy, Boolean indexing is a technique that uses an array of True and False values to filter or select elements from an ndarray. NumPy checks the condition for each element and keeps only the elements where the condition is True. This method makes data filtering faster and more readable compared to using Python loops, and it is commonly used to find, filter, or update elements that meet specific conditions in an array.</w:t>
+      </w:r>
+    </w:p>
+    <w:p>
+      <w:pPr>
+        <w:pStyle w:val="Normal"/>
+        <w:ind w:hanging="0" w:start="-540" w:end="-449"/>
+        <w:rPr>
+          <w:rFonts w:ascii="Times New Roman" w:hAnsi="Times New Roman"/>
+          <w:sz w:val="30"/>
+          <w:szCs w:val="30"/>
+        </w:rPr>
+      </w:pPr>
+      <w:r>
+        <w:rPr>
+          <w:rFonts w:ascii="Times New Roman" w:hAnsi="Times New Roman"/>
+          <w:sz w:val="30"/>
+          <w:szCs w:val="30"/>
+        </w:rPr>
+      </w:r>
+    </w:p>
+    <w:p>
+      <w:pPr>
+        <w:pStyle w:val="Normal"/>
+        <w:ind w:hanging="0" w:start="-540" w:end="-449"/>
+        <w:rPr>
+          <w:rFonts w:ascii="Times New Roman" w:hAnsi="Times New Roman"/>
+          <w:b/>
+          <w:bCs/>
+          <w:color w:val="3465A4"/>
+          <w:sz w:val="30"/>
+          <w:szCs w:val="30"/>
+        </w:rPr>
+      </w:pPr>
+      <w:r>
+        <w:rPr>
+          <w:rFonts w:ascii="Times New Roman" w:hAnsi="Times New Roman"/>
+          <w:b/>
+          <w:bCs/>
+          <w:color w:val="3465A4"/>
+          <w:sz w:val="30"/>
+          <w:szCs w:val="30"/>
+        </w:rPr>
+        <w:t>[VN] NumPy thường được dùng chung với thư viện nào trong data pipeline?</w:t>
+      </w:r>
+    </w:p>
+    <w:p>
+      <w:pPr>
+        <w:pStyle w:val="Normal"/>
+        <w:ind w:hanging="0" w:start="-540" w:end="-449"/>
+        <w:rPr>
+          <w:rFonts w:ascii="Times New Roman" w:hAnsi="Times New Roman"/>
+          <w:b/>
+          <w:bCs/>
+          <w:color w:val="3465A4"/>
+          <w:sz w:val="30"/>
+          <w:szCs w:val="30"/>
+        </w:rPr>
+      </w:pPr>
+      <w:r>
+        <w:rPr>
+          <w:rFonts w:ascii="Times New Roman" w:hAnsi="Times New Roman"/>
+          <w:b/>
+          <w:bCs/>
+          <w:color w:val="3465A4"/>
+          <w:sz w:val="30"/>
+          <w:szCs w:val="30"/>
+        </w:rPr>
+        <w:t>[EN] Which libraries is NumPy commonly used with in a data pipeline?</w:t>
+      </w:r>
+    </w:p>
+    <w:p>
+      <w:pPr>
+        <w:pStyle w:val="Normal"/>
+        <w:ind w:hanging="0" w:start="-540" w:end="-449"/>
+        <w:rPr>
+          <w:rFonts w:ascii="Times New Roman" w:hAnsi="Times New Roman"/>
+          <w:sz w:val="30"/>
+          <w:szCs w:val="30"/>
+        </w:rPr>
+      </w:pPr>
+      <w:r>
+        <w:rPr>
+          <w:rFonts w:ascii="Times New Roman" w:hAnsi="Times New Roman"/>
+          <w:sz w:val="30"/>
+          <w:szCs w:val="30"/>
+        </w:rPr>
+        <w:t>[VN] Trong data pipeline, NumPy thường được dùng chung với nhiều thư viện khác để xử lý và phân tích dữ liệu. Ví dụ, Pandas dùng để xử lý dữ liệu dạng bảng như CSV hoặc database; SciPy dùng cho các phép tính khoa học và toán học nâng cao; còn các framework machine learning như TensorFlow và PyTorch cũng sử dụng NumPy để xử lý dữ liệu đầu vào và thực hiện các phép toán trên tensor. Nhờ đó NumPy thường đóng vai trò nền tảng cho nhiều bước trong data processing và machine learning pipeline.</w:t>
+      </w:r>
+    </w:p>
+    <w:p>
+      <w:pPr>
+        <w:pStyle w:val="Normal"/>
+        <w:ind w:hanging="0" w:start="-540" w:end="-449"/>
+        <w:rPr>
+          <w:rFonts w:ascii="Times New Roman" w:hAnsi="Times New Roman"/>
+          <w:sz w:val="30"/>
+          <w:szCs w:val="30"/>
+        </w:rPr>
+      </w:pPr>
+      <w:r>
+        <w:rPr>
+          <w:rFonts w:ascii="Times New Roman" w:hAnsi="Times New Roman"/>
+          <w:sz w:val="30"/>
+          <w:szCs w:val="30"/>
+        </w:rPr>
+      </w:r>
+    </w:p>
+    <w:p>
+      <w:pPr>
+        <w:pStyle w:val="Normal"/>
+        <w:ind w:hanging="0" w:start="-540" w:end="-449"/>
+        <w:rPr>
+          <w:rFonts w:ascii="Times New Roman" w:hAnsi="Times New Roman"/>
+          <w:sz w:val="30"/>
+          <w:szCs w:val="30"/>
+        </w:rPr>
+      </w:pPr>
+      <w:r>
+        <w:rPr>
+          <w:rFonts w:ascii="Times New Roman" w:hAnsi="Times New Roman"/>
+          <w:sz w:val="30"/>
+          <w:szCs w:val="30"/>
+        </w:rPr>
+        <w:t>[EN] In a data pipeline, NumPy is commonly used together with other libraries for data processing and analysis. For example, Pandas is used for working with tabular data such as CSV files or databases; SciPy is used for advanced scientific and mathematical computations; and machine learning frameworks like TensorFlow and PyTorch also rely on NumPy for handling input data and numerical operations on tensors. Because of this, NumPy often serves as a core foundation in many data processing and machine learning pipelines.</w:t>
+      </w:r>
+    </w:p>
+    <w:p>
+      <w:pPr>
+        <w:pStyle w:val="Normal"/>
+        <w:ind w:hanging="0" w:start="-540" w:end="-449"/>
+        <w:rPr>
+          <w:rFonts w:ascii="Times New Roman" w:hAnsi="Times New Roman"/>
+          <w:sz w:val="30"/>
+          <w:szCs w:val="30"/>
+        </w:rPr>
+      </w:pPr>
+      <w:r>
+        <w:rPr>
+          <w:rFonts w:ascii="Times New Roman" w:hAnsi="Times New Roman"/>
+          <w:sz w:val="30"/>
+          <w:szCs w:val="30"/>
+        </w:rPr>
+      </w:r>
+    </w:p>
+    <w:p>
+      <w:pPr>
+        <w:pStyle w:val="Normal"/>
+        <w:ind w:hanging="0" w:start="-540" w:end="-449"/>
+        <w:rPr>
+          <w:rFonts w:ascii="Times New Roman" w:hAnsi="Times New Roman"/>
+          <w:b/>
+          <w:bCs/>
+          <w:color w:val="3465A4"/>
+          <w:sz w:val="30"/>
+          <w:szCs w:val="30"/>
+        </w:rPr>
+      </w:pPr>
+      <w:r>
+        <w:rPr>
+          <w:rFonts w:ascii="Times New Roman" w:hAnsi="Times New Roman"/>
+          <w:b/>
+          <w:bCs/>
+          <w:color w:val="3465A4"/>
+          <w:sz w:val="30"/>
+          <w:szCs w:val="30"/>
+        </w:rPr>
+        <w:t>[VN] Khi nào không nên dùng NumPy?</w:t>
+      </w:r>
+    </w:p>
+    <w:p>
+      <w:pPr>
+        <w:pStyle w:val="Normal"/>
+        <w:ind w:hanging="0" w:start="-540" w:end="-449"/>
+        <w:rPr>
+          <w:rFonts w:ascii="Times New Roman" w:hAnsi="Times New Roman"/>
+          <w:b/>
+          <w:bCs/>
+          <w:color w:val="3465A4"/>
+          <w:sz w:val="30"/>
+          <w:szCs w:val="30"/>
+        </w:rPr>
+      </w:pPr>
+      <w:r>
+        <w:rPr>
+          <w:rFonts w:ascii="Times New Roman" w:hAnsi="Times New Roman"/>
+          <w:b/>
+          <w:bCs/>
+          <w:color w:val="3465A4"/>
+          <w:sz w:val="30"/>
+          <w:szCs w:val="30"/>
+        </w:rPr>
+        <w:t>[EN] When should you not use NumPy?</w:t>
+      </w:r>
+    </w:p>
+    <w:p>
+      <w:pPr>
+        <w:pStyle w:val="Normal"/>
+        <w:ind w:hanging="0" w:start="-540" w:end="-449"/>
+        <w:rPr>
+          <w:rFonts w:ascii="Times New Roman" w:hAnsi="Times New Roman"/>
+          <w:sz w:val="30"/>
+          <w:szCs w:val="30"/>
+        </w:rPr>
+      </w:pPr>
+      <w:r>
+        <w:rPr>
+          <w:rFonts w:ascii="Times New Roman" w:hAnsi="Times New Roman"/>
+          <w:sz w:val="30"/>
+          <w:szCs w:val="30"/>
+        </w:rPr>
+        <w:t>[VN] Không nên dùng NumPy khi dữ liệu nhỏ hoặc không cần nhiều phép tính số học, vì khi đó Python list đơn giản và dễ dùng hơn. NumPy cũng không phù hợp khi dữ liệu có nhiều kiểu dữ liệu khác nhau, vì ndarray yêu cầu tất cả phần tử phải cùng một dtype. Ngoài ra, trong các logic backend thông thường như xử lý request API, business logic hoặc thao tác với object phức tạp, NumPy thường không mang lại lợi ích về hiệu năng và có thể làm code khó đọc hơn.</w:t>
+      </w:r>
+    </w:p>
+    <w:p>
+      <w:pPr>
+        <w:pStyle w:val="Normal"/>
+        <w:ind w:hanging="0" w:start="-540" w:end="-449"/>
+        <w:rPr>
+          <w:rFonts w:ascii="Times New Roman" w:hAnsi="Times New Roman"/>
+          <w:sz w:val="30"/>
+          <w:szCs w:val="30"/>
+        </w:rPr>
+      </w:pPr>
+      <w:r>
+        <w:rPr>
+          <w:rFonts w:ascii="Times New Roman" w:hAnsi="Times New Roman"/>
+          <w:sz w:val="30"/>
+          <w:szCs w:val="30"/>
+        </w:rPr>
+      </w:r>
+    </w:p>
+    <w:p>
+      <w:pPr>
+        <w:pStyle w:val="Normal"/>
+        <w:ind w:hanging="0" w:start="-540" w:end="-449"/>
+        <w:rPr>
+          <w:rFonts w:ascii="Times New Roman" w:hAnsi="Times New Roman"/>
+          <w:sz w:val="30"/>
+          <w:szCs w:val="30"/>
+        </w:rPr>
+      </w:pPr>
+      <w:r>
+        <w:rPr>
+          <w:rFonts w:ascii="Times New Roman" w:hAnsi="Times New Roman"/>
+          <w:sz w:val="30"/>
+          <w:szCs w:val="30"/>
+        </w:rPr>
+        <w:t>[EN] It is not recommended to use NumPy when the data is small or does not require heavy numerical computation, because Python lists are simpler and easier to use in those cases. NumPy is also not suitable when the data contains multiple data types, since an ndarray requires all elements to have the same dtype. In addition, for typical backend tasks such as handling API requests, business logic, or working with complex objects, NumPy usually does not provide performance benefits and may make the code harder to read.</w:t>
+      </w:r>
+    </w:p>
+    <w:p>
+      <w:pPr>
+        <w:pStyle w:val="Normal"/>
+        <w:ind w:hanging="0" w:start="-540" w:end="-449"/>
+        <w:rPr>
+          <w:rFonts w:ascii="Times New Roman" w:hAnsi="Times New Roman"/>
+          <w:sz w:val="30"/>
+          <w:szCs w:val="30"/>
+        </w:rPr>
+      </w:pPr>
+      <w:r>
+        <w:rPr>
+          <w:rFonts w:ascii="Times New Roman" w:hAnsi="Times New Roman"/>
+          <w:sz w:val="30"/>
+          <w:szCs w:val="30"/>
+        </w:rPr>
+      </w:r>
+    </w:p>
+    <w:p>
+      <w:pPr>
+        <w:pStyle w:val="Normal"/>
+        <w:ind w:hanging="0" w:start="-540" w:end="-449"/>
+        <w:rPr>
+          <w:rFonts w:ascii="Times New Roman" w:hAnsi="Times New Roman"/>
+          <w:b/>
+          <w:bCs/>
+          <w:color w:val="3465A4"/>
+          <w:sz w:val="30"/>
+          <w:szCs w:val="30"/>
+        </w:rPr>
+      </w:pPr>
+      <w:r>
+        <w:rPr>
+          <w:rFonts w:ascii="Times New Roman" w:hAnsi="Times New Roman"/>
+          <w:b/>
+          <w:bCs/>
+          <w:color w:val="3465A4"/>
+          <w:sz w:val="30"/>
+          <w:szCs w:val="30"/>
+        </w:rPr>
+        <w:t>[VN] Goroutine hoạt động như thế nào?</w:t>
+      </w:r>
+    </w:p>
+    <w:p>
+      <w:pPr>
+        <w:pStyle w:val="Normal"/>
+        <w:ind w:hanging="0" w:start="-540" w:end="-449"/>
+        <w:rPr>
+          <w:rFonts w:ascii="Times New Roman" w:hAnsi="Times New Roman"/>
+          <w:b/>
+          <w:bCs/>
+          <w:color w:val="3465A4"/>
+          <w:sz w:val="30"/>
+          <w:szCs w:val="30"/>
+        </w:rPr>
+      </w:pPr>
+      <w:r>
+        <w:rPr>
+          <w:rFonts w:ascii="Times New Roman" w:hAnsi="Times New Roman"/>
+          <w:b/>
+          <w:bCs/>
+          <w:color w:val="3465A4"/>
+          <w:sz w:val="30"/>
+          <w:szCs w:val="30"/>
+        </w:rPr>
+        <w:t>[EN] How do goroutines work?</w:t>
+      </w:r>
+    </w:p>
+    <w:p>
+      <w:pPr>
+        <w:pStyle w:val="Normal"/>
+        <w:ind w:hanging="0" w:start="-540" w:end="-449"/>
+        <w:rPr>
+          <w:rFonts w:ascii="Times New Roman" w:hAnsi="Times New Roman"/>
+          <w:sz w:val="30"/>
+          <w:szCs w:val="30"/>
+        </w:rPr>
+      </w:pPr>
+      <w:r>
+        <w:rPr>
+          <w:rFonts w:ascii="Times New Roman" w:hAnsi="Times New Roman"/>
+          <w:sz w:val="30"/>
+          <w:szCs w:val="30"/>
+        </w:rPr>
+        <w:t>[VN] Goroutine là một lightweight thread trong Go, được quản lý bởi Go runtime thay vì hệ điều hành. Khi tạo một goroutine bằng từ khóa go, nó sẽ chạy song song với các goroutine khác. Go runtime sử dụng cơ chế scheduler để phân phối nhiều goroutine lên một số ít OS thread, giúp tiết kiệm tài nguyên và hỗ trợ hàng nghìn goroutine cùng lúc. Goroutine có stack nhỏ và có thể tự động mở rộng khi cần. Việc giao tiếp giữa các goroutine thường thông qua channel để đảm bảo đồng bộ và tránh race condition.</w:t>
+      </w:r>
+    </w:p>
+    <w:p>
+      <w:pPr>
+        <w:pStyle w:val="Normal"/>
+        <w:ind w:hanging="0" w:start="-540" w:end="-449"/>
+        <w:rPr>
+          <w:rFonts w:ascii="Times New Roman" w:hAnsi="Times New Roman"/>
+          <w:sz w:val="30"/>
+          <w:szCs w:val="30"/>
+        </w:rPr>
+      </w:pPr>
+      <w:r>
+        <w:rPr>
+          <w:rFonts w:ascii="Times New Roman" w:hAnsi="Times New Roman"/>
+          <w:sz w:val="30"/>
+          <w:szCs w:val="30"/>
+        </w:rPr>
+      </w:r>
+    </w:p>
+    <w:p>
+      <w:pPr>
+        <w:pStyle w:val="Normal"/>
+        <w:ind w:hanging="0" w:start="-540" w:end="-449"/>
+        <w:rPr>
+          <w:rFonts w:ascii="Times New Roman" w:hAnsi="Times New Roman"/>
+          <w:sz w:val="30"/>
+          <w:szCs w:val="30"/>
+        </w:rPr>
+      </w:pPr>
+      <w:r>
+        <w:rPr>
+          <w:rFonts w:ascii="Times New Roman" w:hAnsi="Times New Roman"/>
+          <w:sz w:val="30"/>
+          <w:szCs w:val="30"/>
+        </w:rPr>
+        <w:t>[EN] A goroutine is a lightweight thread in Go, managed by the Go runtime instead of the operating system. When a goroutine is created using the go keyword, it runs concurrently with other goroutines. The Go runtime uses a scheduler to map many goroutines onto a smaller number of OS threads, which saves resources and allows thousands of goroutines to run efficiently. Goroutines start with a small stack that can grow automatically when needed. Communication between goroutines is usually done through channels to ensure synchronization and avoid race conditions.</w:t>
+      </w:r>
+    </w:p>
+    <w:p>
+      <w:pPr>
+        <w:pStyle w:val="Normal"/>
+        <w:ind w:hanging="0" w:start="-540" w:end="-449"/>
+        <w:rPr>
+          <w:rFonts w:ascii="Times New Roman" w:hAnsi="Times New Roman"/>
+          <w:sz w:val="30"/>
+          <w:szCs w:val="30"/>
+        </w:rPr>
+      </w:pPr>
+      <w:r>
+        <w:rPr>
+          <w:rFonts w:ascii="Times New Roman" w:hAnsi="Times New Roman"/>
+          <w:sz w:val="30"/>
+          <w:szCs w:val="30"/>
+        </w:rPr>
+      </w:r>
+    </w:p>
+    <w:p>
+      <w:pPr>
+        <w:pStyle w:val="Normal"/>
+        <w:ind w:hanging="0" w:start="-540" w:end="-449"/>
+        <w:rPr>
+          <w:rFonts w:ascii="Times New Roman" w:hAnsi="Times New Roman"/>
+          <w:b/>
+          <w:bCs/>
+          <w:color w:val="3465A4"/>
+          <w:sz w:val="30"/>
+          <w:szCs w:val="30"/>
+        </w:rPr>
+      </w:pPr>
+      <w:r>
+        <w:rPr>
+          <w:rFonts w:ascii="Times New Roman" w:hAnsi="Times New Roman"/>
+          <w:b/>
+          <w:bCs/>
+          <w:color w:val="3465A4"/>
+          <w:sz w:val="30"/>
+          <w:szCs w:val="30"/>
+        </w:rPr>
+        <w:t>[VN] Channel là gì? Blocking vs non-blocking?</w:t>
+      </w:r>
+    </w:p>
+    <w:p>
+      <w:pPr>
+        <w:pStyle w:val="Normal"/>
+        <w:ind w:hanging="0" w:start="-540" w:end="-449"/>
+        <w:rPr>
+          <w:rFonts w:ascii="Times New Roman" w:hAnsi="Times New Roman"/>
+          <w:b/>
+          <w:bCs/>
+          <w:color w:val="3465A4"/>
+          <w:sz w:val="30"/>
+          <w:szCs w:val="30"/>
+        </w:rPr>
+      </w:pPr>
+      <w:r>
+        <w:rPr>
+          <w:rFonts w:ascii="Times New Roman" w:hAnsi="Times New Roman"/>
+          <w:b/>
+          <w:bCs/>
+          <w:color w:val="3465A4"/>
+          <w:sz w:val="30"/>
+          <w:szCs w:val="30"/>
+        </w:rPr>
+        <w:t>[EN] What is a channel? Blocking vs non-blocking?</w:t>
+      </w:r>
+    </w:p>
+    <w:p>
+      <w:pPr>
+        <w:pStyle w:val="Normal"/>
+        <w:ind w:hanging="0" w:start="-540" w:end="-449"/>
+        <w:rPr>
+          <w:rFonts w:ascii="Times New Roman" w:hAnsi="Times New Roman"/>
+          <w:sz w:val="30"/>
+          <w:szCs w:val="30"/>
+        </w:rPr>
+      </w:pPr>
+      <w:r>
+        <w:rPr>
+          <w:rFonts w:ascii="Times New Roman" w:hAnsi="Times New Roman"/>
+          <w:sz w:val="30"/>
+          <w:szCs w:val="30"/>
+        </w:rPr>
+        <w:t>[VN] Channel trong Go là một cơ chế dùng để giao tiếp và đồng bộ giữa các goroutine. Thay vì chia sẻ bộ nhớ trực tiếp, các goroutine gửi và nhận dữ liệu thông qua channel, giúp tránh race condition và làm code an toàn hơn. Khi một goroutine gửi dữ liệu vào channel hoặc nhận dữ liệu từ channel, thao tác này mặc định là blocking, nghĩa là nó sẽ chờ cho đến khi có goroutine khác nhận hoặc gửi tương ứng. Ví dụ, gửi vào unbuffered channel sẽ chờ đến khi có người nhận. Non-blocking có thể được thực hiện bằng cách dùng select với default, nếu không có dữ liệu sẵn sàng thì chương trình sẽ tiếp tục chạy mà không chờ. Cách này hữu ích khi không muốn goroutine bị treo.</w:t>
+      </w:r>
+    </w:p>
+    <w:p>
+      <w:pPr>
+        <w:pStyle w:val="Normal"/>
+        <w:ind w:hanging="0" w:start="-540" w:end="-449"/>
+        <w:rPr>
+          <w:rFonts w:ascii="Times New Roman" w:hAnsi="Times New Roman"/>
+          <w:sz w:val="30"/>
+          <w:szCs w:val="30"/>
+        </w:rPr>
+      </w:pPr>
+      <w:r>
+        <w:rPr>
+          <w:rFonts w:ascii="Times New Roman" w:hAnsi="Times New Roman"/>
+          <w:sz w:val="30"/>
+          <w:szCs w:val="30"/>
+        </w:rPr>
+      </w:r>
+    </w:p>
+    <w:p>
+      <w:pPr>
+        <w:pStyle w:val="Normal"/>
+        <w:ind w:hanging="0" w:start="-540" w:end="-449"/>
+        <w:rPr>
+          <w:rFonts w:ascii="Times New Roman" w:hAnsi="Times New Roman"/>
+          <w:sz w:val="30"/>
+          <w:szCs w:val="30"/>
+        </w:rPr>
+      </w:pPr>
+      <w:r>
+        <w:rPr>
+          <w:rFonts w:ascii="Times New Roman" w:hAnsi="Times New Roman"/>
+          <w:sz w:val="30"/>
+          <w:szCs w:val="30"/>
+        </w:rPr>
+        <w:t>[EN] A channel in Go is a mechanism used for communication and synchronization between goroutines. Instead of sharing memory directly, goroutines send and receive data through channels, which helps prevent race conditions and makes the code safer. By default, sending to or receiving from a channel is blocking, meaning the operation waits until the corresponding receive or send is ready. For example, sending to an unbuffered channel blocks until another goroutine receives the value. Non-blocking behavior can be implemented using select with a default case; if no data is ready, the program continues without waiting. This is useful when you do not want a goroutine to be blocked.</w:t>
+      </w:r>
+    </w:p>
+    <w:p>
+      <w:pPr>
+        <w:pStyle w:val="Normal"/>
+        <w:ind w:hanging="0" w:start="-540" w:end="-449"/>
+        <w:rPr>
+          <w:rFonts w:ascii="Times New Roman" w:hAnsi="Times New Roman"/>
+          <w:sz w:val="30"/>
+          <w:szCs w:val="30"/>
+        </w:rPr>
+      </w:pPr>
+      <w:r>
+        <w:rPr>
+          <w:rFonts w:ascii="Times New Roman" w:hAnsi="Times New Roman"/>
+          <w:sz w:val="30"/>
+          <w:szCs w:val="30"/>
+        </w:rPr>
+      </w:r>
+    </w:p>
+    <w:p>
+      <w:pPr>
+        <w:pStyle w:val="Normal"/>
+        <w:ind w:hanging="0" w:start="-540" w:end="-449"/>
+        <w:rPr>
+          <w:rFonts w:ascii="Times New Roman" w:hAnsi="Times New Roman"/>
+          <w:b/>
+          <w:bCs/>
+          <w:color w:val="3465A4"/>
+          <w:sz w:val="30"/>
+          <w:szCs w:val="30"/>
+        </w:rPr>
+      </w:pPr>
+      <w:r>
+        <w:rPr>
+          <w:rFonts w:ascii="Times New Roman" w:hAnsi="Times New Roman"/>
+          <w:b/>
+          <w:bCs/>
+          <w:color w:val="3465A4"/>
+          <w:sz w:val="30"/>
+          <w:szCs w:val="30"/>
+        </w:rPr>
+        <w:t>[VN] So sánh concurrency model Go vs Python.</w:t>
+      </w:r>
+    </w:p>
+    <w:p>
+      <w:pPr>
+        <w:pStyle w:val="Normal"/>
+        <w:ind w:hanging="0" w:start="-540" w:end="-449"/>
+        <w:rPr>
+          <w:rFonts w:ascii="Times New Roman" w:hAnsi="Times New Roman"/>
+          <w:b/>
+          <w:bCs/>
+          <w:color w:val="3465A4"/>
+          <w:sz w:val="30"/>
+          <w:szCs w:val="30"/>
+        </w:rPr>
+      </w:pPr>
+      <w:r>
+        <w:rPr>
+          <w:rFonts w:ascii="Times New Roman" w:hAnsi="Times New Roman"/>
+          <w:b/>
+          <w:bCs/>
+          <w:color w:val="3465A4"/>
+          <w:sz w:val="30"/>
+          <w:szCs w:val="30"/>
+        </w:rPr>
+        <w:t>[EN] Compare the concurrency model of Go vs Python.</w:t>
+      </w:r>
+    </w:p>
+    <w:p>
+      <w:pPr>
+        <w:pStyle w:val="Normal"/>
+        <w:ind w:hanging="0" w:start="-540" w:end="-449"/>
+        <w:rPr>
+          <w:rFonts w:ascii="Times New Roman" w:hAnsi="Times New Roman"/>
+          <w:sz w:val="30"/>
+          <w:szCs w:val="30"/>
+        </w:rPr>
+      </w:pPr>
+      <w:r>
+        <w:rPr>
+          <w:rFonts w:ascii="Times New Roman" w:hAnsi="Times New Roman"/>
+          <w:sz w:val="30"/>
+          <w:szCs w:val="30"/>
+        </w:rPr>
+        <w:t>[VN] Concurrency model của Go dựa trên goroutine và channel. Goroutine là lightweight thread được quản lý bởi Go runtime và có thể chạy song song thực sự trên nhiều core CPU. Go không có Global Interpreter Lock nên có thể thực hiện true parallelism cho cả CPU-bound và I/O-bound task. Channel được dùng để giao tiếp và đồng bộ giữa các goroutine theo mô hình “share memory by communicating”. Trong khi đó, Python (CPython) sử dụng thread hoặc async/await. Do có GIL, Python không thể thực hiện true parallelism với multi-threading cho CPU-bound task, nhưng vẫn hiệu quả cho I/O-bound nhờ async hoặc khi thread nhả GIL. Nếu cần xử lý song song CPU nặng trong Python, phải dùng multiprocessing.</w:t>
+      </w:r>
+    </w:p>
+    <w:p>
+      <w:pPr>
+        <w:pStyle w:val="Normal"/>
+        <w:ind w:hanging="0" w:start="-540" w:end="-449"/>
+        <w:rPr>
+          <w:rFonts w:ascii="Times New Roman" w:hAnsi="Times New Roman"/>
+          <w:sz w:val="30"/>
+          <w:szCs w:val="30"/>
+        </w:rPr>
+      </w:pPr>
+      <w:r>
+        <w:rPr>
+          <w:rFonts w:ascii="Times New Roman" w:hAnsi="Times New Roman"/>
+          <w:sz w:val="30"/>
+          <w:szCs w:val="30"/>
+        </w:rPr>
+      </w:r>
+    </w:p>
+    <w:p>
+      <w:pPr>
+        <w:pStyle w:val="Normal"/>
+        <w:ind w:hanging="0" w:start="-540" w:end="-449"/>
+        <w:rPr>
+          <w:rFonts w:ascii="Times New Roman" w:hAnsi="Times New Roman"/>
+          <w:sz w:val="30"/>
+          <w:szCs w:val="30"/>
+        </w:rPr>
+      </w:pPr>
+      <w:r>
+        <w:rPr>
+          <w:rFonts w:ascii="Times New Roman" w:hAnsi="Times New Roman"/>
+          <w:sz w:val="30"/>
+          <w:szCs w:val="30"/>
+        </w:rPr>
+        <w:t>[EN] Go’s concurrency model is based on goroutines and channels. Goroutines are lightweight threads managed by the Go runtime and can run truly in parallel on multiple CPU cores. Go does not have a Global Interpreter Lock, so it supports true parallelism for both CPU-bound and I/O-bound tasks. Channels are used for communication and synchronization between goroutines following the “share memory by communicating” principle. In contrast, Python (CPython) uses threads or async/await for concurrency. Because of the GIL, Python cannot achieve true parallelism with multi-threading for CPU-bound tasks, but it works well for I/O-bound tasks when threads release the GIL or when using async. For heavy CPU parallel processing in Python, multiprocessing is required.</w:t>
+      </w:r>
+    </w:p>
+    <w:p>
+      <w:pPr>
+        <w:pStyle w:val="Normal"/>
+        <w:ind w:hanging="0" w:start="-540" w:end="-449"/>
+        <w:rPr>
+          <w:rFonts w:ascii="Times New Roman" w:hAnsi="Times New Roman"/>
+          <w:sz w:val="30"/>
+          <w:szCs w:val="30"/>
+        </w:rPr>
+      </w:pPr>
+      <w:r>
+        <w:rPr>
+          <w:rFonts w:ascii="Times New Roman" w:hAnsi="Times New Roman"/>
+          <w:sz w:val="30"/>
+          <w:szCs w:val="30"/>
+        </w:rPr>
+      </w:r>
+    </w:p>
+    <w:p>
+      <w:pPr>
+        <w:pStyle w:val="Normal"/>
+        <w:ind w:hanging="0" w:start="-540" w:end="-449"/>
+        <w:rPr>
+          <w:rFonts w:ascii="Times New Roman" w:hAnsi="Times New Roman"/>
+          <w:b/>
+          <w:bCs/>
+          <w:color w:val="3465A4"/>
+          <w:sz w:val="30"/>
+          <w:szCs w:val="30"/>
+        </w:rPr>
+      </w:pPr>
+      <w:r>
+        <w:rPr>
+          <w:rFonts w:ascii="Times New Roman" w:hAnsi="Times New Roman"/>
+          <w:b/>
+          <w:bCs/>
+          <w:color w:val="3465A4"/>
+          <w:sz w:val="30"/>
+          <w:szCs w:val="30"/>
+        </w:rPr>
+        <w:t>[VN] Context trong Go dùng để làm gì?</w:t>
+      </w:r>
+    </w:p>
+    <w:p>
+      <w:pPr>
+        <w:pStyle w:val="Normal"/>
+        <w:ind w:hanging="0" w:start="-540" w:end="-449"/>
+        <w:rPr>
+          <w:rFonts w:ascii="Times New Roman" w:hAnsi="Times New Roman"/>
+          <w:b/>
+          <w:bCs/>
+          <w:color w:val="3465A4"/>
+          <w:sz w:val="30"/>
+          <w:szCs w:val="30"/>
+        </w:rPr>
+      </w:pPr>
+      <w:r>
+        <w:rPr>
+          <w:rFonts w:ascii="Times New Roman" w:hAnsi="Times New Roman"/>
+          <w:b/>
+          <w:bCs/>
+          <w:color w:val="3465A4"/>
+          <w:sz w:val="30"/>
+          <w:szCs w:val="30"/>
+        </w:rPr>
+        <w:t>[EN] What is context used for in Go?</w:t>
+      </w:r>
+    </w:p>
+    <w:p>
+      <w:pPr>
+        <w:pStyle w:val="Normal"/>
+        <w:ind w:hanging="0" w:start="-540" w:end="-449"/>
+        <w:rPr>
+          <w:rFonts w:ascii="Times New Roman" w:hAnsi="Times New Roman"/>
+          <w:sz w:val="30"/>
+          <w:szCs w:val="30"/>
+        </w:rPr>
+      </w:pPr>
+      <w:r>
+        <w:rPr>
+          <w:rFonts w:ascii="Times New Roman" w:hAnsi="Times New Roman"/>
+          <w:sz w:val="30"/>
+          <w:szCs w:val="30"/>
+        </w:rPr>
+        <w:t>[VN] Context trong Go được dùng để truyền thông tin điều khiển giữa các goroutine, đặc biệt trong các request dài hoặc hệ thống phân tán. Nó thường được dùng để quản lý timeout, cancel và truyền giá trị theo request như request ID hoặc user information. Khi một request bị hủy hoặc hết thời gian chờ, context sẽ gửi tín hiệu để các goroutine liên quan dừng lại, tránh rò rỉ tài nguyên. Context giúp đảm bảo hệ thống phản hồi nhanh hơn và không tiếp tục xử lý khi không còn cần thiết.</w:t>
+      </w:r>
+    </w:p>
+    <w:p>
+      <w:pPr>
+        <w:pStyle w:val="Normal"/>
+        <w:ind w:hanging="0" w:start="-540" w:end="-449"/>
+        <w:rPr>
+          <w:rFonts w:ascii="Times New Roman" w:hAnsi="Times New Roman"/>
+          <w:sz w:val="30"/>
+          <w:szCs w:val="30"/>
+        </w:rPr>
+      </w:pPr>
+      <w:r>
+        <w:rPr>
+          <w:rFonts w:ascii="Times New Roman" w:hAnsi="Times New Roman"/>
+          <w:sz w:val="30"/>
+          <w:szCs w:val="30"/>
+        </w:rPr>
+      </w:r>
+    </w:p>
+    <w:p>
+      <w:pPr>
+        <w:pStyle w:val="Normal"/>
+        <w:ind w:hanging="0" w:start="-540" w:end="-449"/>
+        <w:rPr>
+          <w:rFonts w:ascii="Times New Roman" w:hAnsi="Times New Roman"/>
+          <w:sz w:val="30"/>
+          <w:szCs w:val="30"/>
+        </w:rPr>
+      </w:pPr>
+      <w:r>
+        <w:rPr>
+          <w:rFonts w:ascii="Times New Roman" w:hAnsi="Times New Roman"/>
+          <w:sz w:val="30"/>
+          <w:szCs w:val="30"/>
+        </w:rPr>
+        <w:t>[EN] Context in Go is used to pass control information between goroutines, especially in long-running requests or distributed systems. It is commonly used to manage timeouts, cancellations, and to carry request-scoped values such as request ID or user information. When a request is canceled or times out, the context sends a signal to related goroutines to stop processing, preventing resource leaks. Context helps ensure the system responds quickly and does not continue unnecessary work.</w:t>
+      </w:r>
+    </w:p>
+    <w:p>
+      <w:pPr>
+        <w:pStyle w:val="Normal"/>
+        <w:ind w:hanging="0" w:start="-540" w:end="-449"/>
+        <w:rPr>
+          <w:rFonts w:ascii="Times New Roman" w:hAnsi="Times New Roman"/>
+          <w:sz w:val="30"/>
+          <w:szCs w:val="30"/>
+        </w:rPr>
+      </w:pPr>
+      <w:r>
+        <w:rPr>
+          <w:rFonts w:ascii="Times New Roman" w:hAnsi="Times New Roman"/>
+          <w:sz w:val="30"/>
+          <w:szCs w:val="30"/>
+        </w:rPr>
+      </w:r>
+    </w:p>
+    <w:p>
+      <w:pPr>
+        <w:pStyle w:val="Normal"/>
+        <w:ind w:hanging="0" w:start="-540" w:end="-449"/>
+        <w:rPr>
+          <w:rFonts w:ascii="Times New Roman" w:hAnsi="Times New Roman"/>
+          <w:b/>
+          <w:bCs/>
+          <w:color w:val="3465A4"/>
+          <w:sz w:val="30"/>
+          <w:szCs w:val="30"/>
+        </w:rPr>
+      </w:pPr>
+      <w:r>
+        <w:rPr>
+          <w:rFonts w:ascii="Times New Roman" w:hAnsi="Times New Roman"/>
+          <w:b/>
+          <w:bCs/>
+          <w:color w:val="3465A4"/>
+          <w:sz w:val="30"/>
+          <w:szCs w:val="30"/>
+        </w:rPr>
+        <w:t>[VN] Memory management trong Go ra sao?</w:t>
+      </w:r>
+    </w:p>
+    <w:p>
+      <w:pPr>
+        <w:pStyle w:val="Normal"/>
+        <w:ind w:hanging="0" w:start="-540" w:end="-449"/>
+        <w:rPr>
+          <w:rFonts w:ascii="Times New Roman" w:hAnsi="Times New Roman"/>
+          <w:b/>
+          <w:bCs/>
+          <w:color w:val="3465A4"/>
+          <w:sz w:val="30"/>
+          <w:szCs w:val="30"/>
+        </w:rPr>
+      </w:pPr>
+      <w:r>
+        <w:rPr>
+          <w:rFonts w:ascii="Times New Roman" w:hAnsi="Times New Roman"/>
+          <w:b/>
+          <w:bCs/>
+          <w:color w:val="3465A4"/>
+          <w:sz w:val="30"/>
+          <w:szCs w:val="30"/>
+        </w:rPr>
+        <w:t>[EN] How does memory management work in Go?</w:t>
+      </w:r>
+    </w:p>
+    <w:p>
+      <w:pPr>
+        <w:pStyle w:val="Normal"/>
+        <w:ind w:hanging="0" w:start="-540" w:end="-449"/>
+        <w:rPr>
+          <w:rFonts w:ascii="Times New Roman" w:hAnsi="Times New Roman"/>
+          <w:sz w:val="30"/>
+          <w:szCs w:val="30"/>
+        </w:rPr>
+      </w:pPr>
+      <w:r>
+        <w:rPr>
+          <w:rFonts w:ascii="Times New Roman" w:hAnsi="Times New Roman"/>
+          <w:sz w:val="30"/>
+          <w:szCs w:val="30"/>
+        </w:rPr>
+        <w:t>[VN] Memory management trong Go được quản lý tự động bởi Garbage Collector (GC), nên lập trình viên không cần cấp phát và giải phóng bộ nhớ thủ công như trong C/C++. Khi tạo biến hoặc struct, Go sẽ tự động cấp phát trên stack hoặc heap tùy theo escape analysis. Nếu một biến chỉ dùng trong phạm vi hàm, nó thường được đặt trên stack; nếu nó cần tồn tại lâu hơn hoặc được tham chiếu bên ngoài, nó sẽ được đặt trên heap. Garbage Collector sẽ định kỳ thu gom các object không còn được tham chiếu để giải phóng bộ nhớ. Go sử dụng concurrent, low-latency GC để giảm thời gian dừng chương trình, giúp hệ thống vẫn ổn định và hiệu năng tốt.</w:t>
+      </w:r>
+    </w:p>
+    <w:p>
+      <w:pPr>
+        <w:pStyle w:val="Normal"/>
+        <w:ind w:hanging="0" w:start="-540" w:end="-449"/>
+        <w:rPr>
+          <w:rFonts w:ascii="Times New Roman" w:hAnsi="Times New Roman"/>
+          <w:sz w:val="30"/>
+          <w:szCs w:val="30"/>
+        </w:rPr>
+      </w:pPr>
+      <w:r>
+        <w:rPr>
+          <w:rFonts w:ascii="Times New Roman" w:hAnsi="Times New Roman"/>
+          <w:sz w:val="30"/>
+          <w:szCs w:val="30"/>
+        </w:rPr>
+      </w:r>
+    </w:p>
+    <w:p>
+      <w:pPr>
+        <w:pStyle w:val="Normal"/>
+        <w:ind w:hanging="0" w:start="-540" w:end="-449"/>
+        <w:rPr>
+          <w:rFonts w:ascii="Times New Roman" w:hAnsi="Times New Roman"/>
+          <w:sz w:val="30"/>
+          <w:szCs w:val="30"/>
+        </w:rPr>
+      </w:pPr>
+      <w:r>
+        <w:rPr>
+          <w:rFonts w:ascii="Times New Roman" w:hAnsi="Times New Roman"/>
+          <w:sz w:val="30"/>
+          <w:szCs w:val="30"/>
+        </w:rPr>
+        <w:t>[EN] Memory management in Go is handled automatically by a Garbage Collector (GC), so developers do not need manual memory allocation and deallocation like in C/C++. When variables or structs are created, Go decides whether to allocate them on the stack or heap based on escape analysis. If a variable is only used inside a function, it is usually placed on the stack; if it needs to live longer or be referenced outside, it is allocated on the heap. The Garbage Collector periodically frees objects that are no longer referenced. Go uses a concurrent, low-latency GC to minimize pause time, helping maintain stable performance and responsiveness.</w:t>
+      </w:r>
+    </w:p>
+    <w:p>
+      <w:pPr>
+        <w:pStyle w:val="Normal"/>
+        <w:ind w:hanging="0" w:start="-540" w:end="-449"/>
+        <w:rPr>
+          <w:rFonts w:ascii="Times New Roman" w:hAnsi="Times New Roman"/>
+          <w:sz w:val="30"/>
+          <w:szCs w:val="30"/>
+        </w:rPr>
+      </w:pPr>
+      <w:r>
+        <w:rPr>
+          <w:rFonts w:ascii="Times New Roman" w:hAnsi="Times New Roman"/>
+          <w:sz w:val="30"/>
+          <w:szCs w:val="30"/>
+        </w:rPr>
+      </w:r>
+    </w:p>
+    <w:p>
+      <w:pPr>
+        <w:pStyle w:val="Normal"/>
+        <w:ind w:hanging="0" w:start="-540" w:end="-449"/>
+        <w:rPr>
+          <w:rFonts w:ascii="Times New Roman" w:hAnsi="Times New Roman"/>
+          <w:b/>
+          <w:bCs/>
+          <w:color w:val="3465A4"/>
+          <w:sz w:val="30"/>
+          <w:szCs w:val="30"/>
+        </w:rPr>
+      </w:pPr>
+      <w:r>
+        <w:rPr>
+          <w:rFonts w:ascii="Times New Roman" w:hAnsi="Times New Roman"/>
+          <w:b/>
+          <w:bCs/>
+          <w:color w:val="3465A4"/>
+          <w:sz w:val="30"/>
+          <w:szCs w:val="30"/>
+        </w:rPr>
+        <w:t>[VN] Làm sao implement graceful shutdown trong Gin?</w:t>
+      </w:r>
+    </w:p>
+    <w:p>
+      <w:pPr>
+        <w:pStyle w:val="Normal"/>
+        <w:ind w:hanging="0" w:start="-540" w:end="-449"/>
+        <w:rPr>
+          <w:rFonts w:ascii="Times New Roman" w:hAnsi="Times New Roman"/>
+          <w:b/>
+          <w:bCs/>
+          <w:color w:val="3465A4"/>
+          <w:sz w:val="30"/>
+          <w:szCs w:val="30"/>
+        </w:rPr>
+      </w:pPr>
+      <w:r>
+        <w:rPr>
+          <w:rFonts w:ascii="Times New Roman" w:hAnsi="Times New Roman"/>
+          <w:b/>
+          <w:bCs/>
+          <w:color w:val="3465A4"/>
+          <w:sz w:val="30"/>
+          <w:szCs w:val="30"/>
+        </w:rPr>
+        <w:t>[EN] How to implement graceful shutdown in Gin?</w:t>
+      </w:r>
+    </w:p>
+    <w:p>
+      <w:pPr>
+        <w:pStyle w:val="Normal"/>
+        <w:ind w:hanging="0" w:start="-540" w:end="-449"/>
+        <w:rPr>
+          <w:rFonts w:ascii="Times New Roman" w:hAnsi="Times New Roman"/>
+          <w:sz w:val="30"/>
+          <w:szCs w:val="30"/>
+        </w:rPr>
+      </w:pPr>
+      <w:r>
+        <w:rPr>
+          <w:rFonts w:ascii="Times New Roman" w:hAnsi="Times New Roman"/>
+          <w:sz w:val="30"/>
+          <w:szCs w:val="30"/>
+        </w:rPr>
+        <w:t>[VN] Để implement graceful shutdown trong Gin, tôi không dùng router.Run() trực tiếp mà tạo một http.Server và chạy nó trong goroutine. Tôi lắng nghe tín hiệu hệ điều hành như SIGINT hoặc SIGTERM bằng os/signal. Khi nhận được tín hiệu dừng (ví dụ khi container bị stop), tôi gọi server.Shutdown(context) với timeout phù hợp. Cách này cho phép server ngừng nhận request mới nhưng vẫn hoàn thành các request đang xử lý trước khi tắt hẳn. Tôi cũng đảm bảo đóng database connection, message queue hoặc resource khác trong quá trình shutdown. Cách này giúp tránh mất request và đảm bảo hệ thống tắt an toàn trong môi trường production hoặc Kubernetes.</w:t>
+      </w:r>
+    </w:p>
+    <w:p>
+      <w:pPr>
+        <w:pStyle w:val="Normal"/>
+        <w:ind w:hanging="0" w:start="-540" w:end="-449"/>
+        <w:rPr>
+          <w:rFonts w:ascii="Times New Roman" w:hAnsi="Times New Roman"/>
+          <w:sz w:val="30"/>
+          <w:szCs w:val="30"/>
+        </w:rPr>
+      </w:pPr>
+      <w:r>
+        <w:rPr>
+          <w:rFonts w:ascii="Times New Roman" w:hAnsi="Times New Roman"/>
+          <w:sz w:val="30"/>
+          <w:szCs w:val="30"/>
+        </w:rPr>
+      </w:r>
+    </w:p>
+    <w:p>
+      <w:pPr>
+        <w:pStyle w:val="Normal"/>
+        <w:ind w:hanging="0" w:start="-540" w:end="-449"/>
+        <w:rPr>
+          <w:rFonts w:ascii="Times New Roman" w:hAnsi="Times New Roman"/>
+          <w:sz w:val="30"/>
+          <w:szCs w:val="30"/>
+        </w:rPr>
+      </w:pPr>
+      <w:r>
+        <w:rPr>
+          <w:rFonts w:ascii="Times New Roman" w:hAnsi="Times New Roman"/>
+          <w:sz w:val="30"/>
+          <w:szCs w:val="30"/>
+        </w:rPr>
+        <w:t>[EN] To implement graceful shutdown in Gin, I do not use router.Run() directly. Instead, I create an http.Server and run it in a goroutine. I listen for OS signals such as SIGINT or SIGTERM using os/signal. When a shutdown signal is received (for example when a container is stopped), I call server.Shutdown(context) with a proper timeout. This allows the server to stop accepting new requests but finish processing ongoing requests before shutting down completely. I also make sure to close database connections, message queues, or other resources during shutdown. This approach prevents request loss and ensures safe shutdown in production or Kubernetes environments.</w:t>
+      </w:r>
+    </w:p>
+    <w:p>
+      <w:pPr>
+        <w:pStyle w:val="Normal"/>
+        <w:ind w:hanging="0" w:start="-540" w:end="-449"/>
+        <w:rPr>
+          <w:rFonts w:ascii="Times New Roman" w:hAnsi="Times New Roman"/>
+          <w:sz w:val="30"/>
+          <w:szCs w:val="30"/>
+        </w:rPr>
+      </w:pPr>
+      <w:r>
+        <w:rPr>
+          <w:rFonts w:ascii="Times New Roman" w:hAnsi="Times New Roman"/>
+          <w:sz w:val="30"/>
+          <w:szCs w:val="30"/>
+        </w:rPr>
+      </w:r>
+    </w:p>
+    <w:p>
+      <w:pPr>
+        <w:pStyle w:val="Normal"/>
+        <w:ind w:hanging="0" w:start="-540" w:end="-449"/>
+        <w:rPr>
+          <w:rFonts w:ascii="Times New Roman" w:hAnsi="Times New Roman"/>
+          <w:b/>
+          <w:bCs/>
+          <w:color w:val="3465A4"/>
+          <w:sz w:val="30"/>
+          <w:szCs w:val="30"/>
+        </w:rPr>
+      </w:pPr>
+      <w:r>
+        <w:rPr>
+          <w:rFonts w:ascii="Times New Roman" w:hAnsi="Times New Roman"/>
+          <w:b/>
+          <w:bCs/>
+          <w:color w:val="3465A4"/>
+          <w:sz w:val="30"/>
+          <w:szCs w:val="30"/>
+        </w:rPr>
+        <w:t>[VN] Race condition là gì? Cách detect?</w:t>
+      </w:r>
+    </w:p>
+    <w:p>
+      <w:pPr>
+        <w:pStyle w:val="Normal"/>
+        <w:ind w:hanging="0" w:start="-540" w:end="-449"/>
+        <w:rPr>
+          <w:rFonts w:ascii="Times New Roman" w:hAnsi="Times New Roman"/>
+          <w:b/>
+          <w:bCs/>
+          <w:color w:val="3465A4"/>
+          <w:sz w:val="30"/>
+          <w:szCs w:val="30"/>
+        </w:rPr>
+      </w:pPr>
+      <w:r>
+        <w:rPr>
+          <w:rFonts w:ascii="Times New Roman" w:hAnsi="Times New Roman"/>
+          <w:b/>
+          <w:bCs/>
+          <w:color w:val="3465A4"/>
+          <w:sz w:val="30"/>
+          <w:szCs w:val="30"/>
+        </w:rPr>
+        <w:t>[EN] What is a race condition? How to detect it?</w:t>
+      </w:r>
+    </w:p>
+    <w:p>
+      <w:pPr>
+        <w:pStyle w:val="Normal"/>
+        <w:ind w:hanging="0" w:start="-540" w:end="-449"/>
+        <w:rPr>
+          <w:rFonts w:ascii="Times New Roman" w:hAnsi="Times New Roman"/>
+          <w:sz w:val="30"/>
+          <w:szCs w:val="30"/>
+        </w:rPr>
+      </w:pPr>
+      <w:r>
+        <w:rPr>
+          <w:rFonts w:ascii="Times New Roman" w:hAnsi="Times New Roman"/>
+          <w:sz w:val="30"/>
+          <w:szCs w:val="30"/>
+        </w:rPr>
+        <w:t>[VN] Race condition là tình huống xảy ra khi nhiều goroutine hoặc thread truy cập và thay đổi cùng một dữ liệu đồng thời mà không có cơ chế đồng bộ phù hợp, dẫn đến kết quả không xác định hoặc sai lệch. Lỗi này thường khó phát hiện vì có thể không xảy ra thường xuyên và phụ thuộc vào timing của chương trình. Để detect race condition trong Go, tôi sử dụng công cụ built-in như go run -race hoặc go test -race, nó sẽ phân tích và cảnh báo khi có truy cập đồng thời không an toàn vào bộ nhớ. Ngoài ra, có thể review code để kiểm tra việc dùng shared variable và đảm bảo sử dụng mutex, channel hoặc cơ chế đồng bộ phù hợp để tránh race condition.</w:t>
+      </w:r>
+    </w:p>
+    <w:p>
+      <w:pPr>
+        <w:pStyle w:val="Normal"/>
+        <w:ind w:hanging="0" w:start="-540" w:end="-449"/>
+        <w:rPr>
+          <w:rFonts w:ascii="Times New Roman" w:hAnsi="Times New Roman"/>
+          <w:sz w:val="30"/>
+          <w:szCs w:val="30"/>
+        </w:rPr>
+      </w:pPr>
+      <w:r>
+        <w:rPr>
+          <w:rFonts w:ascii="Times New Roman" w:hAnsi="Times New Roman"/>
+          <w:sz w:val="30"/>
+          <w:szCs w:val="30"/>
+        </w:rPr>
+      </w:r>
+    </w:p>
+    <w:p>
+      <w:pPr>
+        <w:pStyle w:val="Normal"/>
+        <w:ind w:hanging="0" w:start="-540" w:end="-449"/>
+        <w:rPr>
+          <w:rFonts w:ascii="Times New Roman" w:hAnsi="Times New Roman"/>
+          <w:sz w:val="30"/>
+          <w:szCs w:val="30"/>
+        </w:rPr>
+      </w:pPr>
+      <w:r>
+        <w:rPr>
+          <w:rFonts w:ascii="Times New Roman" w:hAnsi="Times New Roman"/>
+          <w:sz w:val="30"/>
+          <w:szCs w:val="30"/>
+        </w:rPr>
+        <w:t>[EN] A race condition happens when multiple goroutines or threads access and modify the same shared data at the same time without proper synchronization, leading to unpredictable or incorrect results. This issue is often hard to detect because it may not happen consistently and depends on execution timing. To detect race conditions in Go, I use the built-in tool such as go run -race or go test -race, which analyzes the program and reports unsafe concurrent memory access. Additionally, I review code carefully to check shared variables and ensure proper use of synchronization mechanisms like mutexes, channels, or other safe concurrency patterns to prevent race conditions.</w:t>
+      </w:r>
+    </w:p>
+    <w:p>
+      <w:pPr>
+        <w:pStyle w:val="Normal"/>
+        <w:ind w:hanging="0" w:start="-540" w:end="-449"/>
+        <w:rPr>
+          <w:rFonts w:ascii="Times New Roman" w:hAnsi="Times New Roman"/>
+          <w:sz w:val="30"/>
+          <w:szCs w:val="30"/>
+        </w:rPr>
+      </w:pPr>
+      <w:r>
+        <w:rPr>
+          <w:rFonts w:ascii="Times New Roman" w:hAnsi="Times New Roman"/>
+          <w:sz w:val="30"/>
+          <w:szCs w:val="30"/>
+        </w:rPr>
+      </w:r>
+    </w:p>
+    <w:p>
+      <w:pPr>
+        <w:pStyle w:val="Normal"/>
+        <w:ind w:hanging="0" w:start="-540" w:end="-449"/>
+        <w:rPr>
+          <w:rFonts w:ascii="Times New Roman" w:hAnsi="Times New Roman"/>
+          <w:b/>
+          <w:bCs/>
+          <w:color w:val="3465A4"/>
+          <w:sz w:val="30"/>
+          <w:szCs w:val="30"/>
+        </w:rPr>
+      </w:pPr>
+      <w:r>
+        <w:rPr>
+          <w:rFonts w:ascii="Times New Roman" w:hAnsi="Times New Roman"/>
+          <w:b/>
+          <w:bCs/>
+          <w:color w:val="3465A4"/>
+          <w:sz w:val="30"/>
+          <w:szCs w:val="30"/>
+        </w:rPr>
+        <w:t>[VN] Struct embedding vs inheritance.</w:t>
+      </w:r>
+    </w:p>
+    <w:p>
+      <w:pPr>
+        <w:pStyle w:val="Normal"/>
+        <w:ind w:hanging="0" w:start="-540" w:end="-449"/>
+        <w:rPr>
+          <w:rFonts w:ascii="Times New Roman" w:hAnsi="Times New Roman"/>
+          <w:b/>
+          <w:bCs/>
+          <w:color w:val="3465A4"/>
+          <w:sz w:val="30"/>
+          <w:szCs w:val="30"/>
+        </w:rPr>
+      </w:pPr>
+      <w:r>
+        <w:rPr>
+          <w:rFonts w:ascii="Times New Roman" w:hAnsi="Times New Roman"/>
+          <w:b/>
+          <w:bCs/>
+          <w:color w:val="3465A4"/>
+          <w:sz w:val="30"/>
+          <w:szCs w:val="30"/>
+        </w:rPr>
+        <w:t>[EN] Struct embedding vs inheritance.</w:t>
+      </w:r>
+    </w:p>
+    <w:p>
+      <w:pPr>
+        <w:pStyle w:val="Normal"/>
+        <w:ind w:hanging="0" w:start="-540" w:end="-449"/>
+        <w:rPr>
+          <w:rFonts w:ascii="Times New Roman" w:hAnsi="Times New Roman"/>
+          <w:sz w:val="30"/>
+          <w:szCs w:val="30"/>
+        </w:rPr>
+      </w:pPr>
+      <w:r>
+        <w:rPr>
+          <w:rFonts w:ascii="Times New Roman" w:hAnsi="Times New Roman"/>
+          <w:sz w:val="30"/>
+          <w:szCs w:val="30"/>
+        </w:rPr>
+        <w:t>[VN] Struct embedding trong Go là cách tái sử dụng code bằng cách nhúng một struct vào struct khác. Khi embed, struct bên ngoài sẽ có quyền truy cập trực tiếp vào field và method của struct bên trong, giống như được “kế thừa” nhưng không phải inheritance thực sự. Go không hỗ trợ inheritance như trong Java hoặc OOP truyền thống. Thay vào đó, Go khuyến khích composition thay vì inheritance để giảm coupling và tăng tính linh hoạt. Inheritance cho phép một class kế thừa thuộc tính và hành vi từ class cha, nhưng có thể tạo hierarchy phức tạp và tight coupling. Struct embedding đơn giản hơn, rõ ràng hơn và phù hợp với triết lý thiết kế của Go.</w:t>
+      </w:r>
+    </w:p>
+    <w:p>
+      <w:pPr>
+        <w:pStyle w:val="Normal"/>
+        <w:ind w:hanging="0" w:start="-540" w:end="-449"/>
+        <w:rPr>
+          <w:rFonts w:ascii="Times New Roman" w:hAnsi="Times New Roman"/>
+          <w:sz w:val="30"/>
+          <w:szCs w:val="30"/>
+        </w:rPr>
+      </w:pPr>
+      <w:r>
+        <w:rPr>
+          <w:rFonts w:ascii="Times New Roman" w:hAnsi="Times New Roman"/>
+          <w:sz w:val="30"/>
+          <w:szCs w:val="30"/>
+        </w:rPr>
+      </w:r>
+    </w:p>
+    <w:p>
+      <w:pPr>
+        <w:pStyle w:val="Normal"/>
+        <w:ind w:hanging="0" w:start="-540" w:end="-449"/>
+        <w:rPr>
+          <w:rFonts w:ascii="Times New Roman" w:hAnsi="Times New Roman"/>
+          <w:sz w:val="30"/>
+          <w:szCs w:val="30"/>
+        </w:rPr>
+      </w:pPr>
+      <w:r>
+        <w:rPr>
+          <w:rFonts w:ascii="Times New Roman" w:hAnsi="Times New Roman"/>
+          <w:sz w:val="30"/>
+          <w:szCs w:val="30"/>
+        </w:rPr>
+        <w:t>[EN] Struct embedding in Go is a way to reuse code by embedding one struct inside another struct. When a struct is embedded, the outer struct can directly access the fields and methods of the inner struct, similar to inheritance but not true inheritance. Go does not support classical inheritance like in Java or traditional OOP. Instead, Go promotes composition over inheritance to reduce coupling and increase flexibility. Inheritance allows a class to inherit properties and behavior from a parent class, but it can create complex hierarchies and tight coupling. Struct embedding is simpler, clearer, and aligns better with Go’s design philosophy.</w:t>
+      </w:r>
+    </w:p>
+    <w:p>
+      <w:pPr>
+        <w:pStyle w:val="Normal"/>
+        <w:ind w:hanging="0" w:start="-540" w:end="-449"/>
+        <w:rPr>
+          <w:rFonts w:ascii="Times New Roman" w:hAnsi="Times New Roman"/>
+          <w:sz w:val="30"/>
+          <w:szCs w:val="30"/>
+        </w:rPr>
+      </w:pPr>
+      <w:r>
+        <w:rPr>
+          <w:rFonts w:ascii="Times New Roman" w:hAnsi="Times New Roman"/>
+          <w:sz w:val="30"/>
+          <w:szCs w:val="30"/>
+        </w:rPr>
+      </w:r>
+    </w:p>
+    <w:p>
+      <w:pPr>
+        <w:pStyle w:val="Normal"/>
+        <w:ind w:hanging="0" w:start="-540" w:end="-449"/>
+        <w:rPr>
+          <w:rFonts w:ascii="Times New Roman" w:hAnsi="Times New Roman"/>
+          <w:b/>
+          <w:bCs/>
+          <w:color w:val="3465A4"/>
+          <w:sz w:val="30"/>
+          <w:szCs w:val="30"/>
+        </w:rPr>
+      </w:pPr>
+      <w:r>
+        <w:rPr>
+          <w:rFonts w:ascii="Times New Roman" w:hAnsi="Times New Roman"/>
+          <w:b/>
+          <w:bCs/>
+          <w:color w:val="3465A4"/>
+          <w:sz w:val="30"/>
+          <w:szCs w:val="30"/>
+        </w:rPr>
+        <w:t>[VN] Interface trong Go hoạt động thế nào?</w:t>
+      </w:r>
+    </w:p>
+    <w:p>
+      <w:pPr>
+        <w:pStyle w:val="Normal"/>
+        <w:ind w:hanging="0" w:start="-540" w:end="-449"/>
+        <w:rPr>
+          <w:rFonts w:ascii="Times New Roman" w:hAnsi="Times New Roman"/>
+          <w:b/>
+          <w:bCs/>
+          <w:color w:val="3465A4"/>
+          <w:sz w:val="30"/>
+          <w:szCs w:val="30"/>
+        </w:rPr>
+      </w:pPr>
+      <w:r>
+        <w:rPr>
+          <w:rFonts w:ascii="Times New Roman" w:hAnsi="Times New Roman"/>
+          <w:b/>
+          <w:bCs/>
+          <w:color w:val="3465A4"/>
+          <w:sz w:val="30"/>
+          <w:szCs w:val="30"/>
+        </w:rPr>
+        <w:t>[EN] How do interfaces work in Go?</w:t>
+      </w:r>
+    </w:p>
+    <w:p>
+      <w:pPr>
+        <w:pStyle w:val="Normal"/>
+        <w:ind w:hanging="0" w:start="-540" w:end="-449"/>
+        <w:rPr>
+          <w:rFonts w:ascii="Times New Roman" w:hAnsi="Times New Roman"/>
+          <w:sz w:val="30"/>
+          <w:szCs w:val="30"/>
+        </w:rPr>
+      </w:pPr>
+      <w:r>
+        <w:rPr>
+          <w:rFonts w:ascii="Times New Roman" w:hAnsi="Times New Roman"/>
+          <w:sz w:val="30"/>
+          <w:szCs w:val="30"/>
+        </w:rPr>
+        <w:t>[VN] Interface trong Go là một tập hợp các method signature mà một type phải implement. Điểm đặc biệt là Go sử dụng implicit implementation, nghĩa là một struct không cần khai báo rõ ràng là “implements” interface; chỉ cần nó có đầy đủ method giống với interface thì tự động được coi là implement. Điều này giúp giảm coupling và tăng tính linh hoạt trong thiết kế. Interface thường được dùng để định nghĩa behavior chung và hỗ trợ dependency injection hoặc mocking khi test. Nhờ cơ chế này, Go khuyến khích thiết kế dựa trên behavior thay vì kế thừa.</w:t>
+      </w:r>
+    </w:p>
+    <w:p>
+      <w:pPr>
+        <w:pStyle w:val="Normal"/>
+        <w:ind w:hanging="0" w:start="-540" w:end="-449"/>
+        <w:rPr>
+          <w:rFonts w:ascii="Times New Roman" w:hAnsi="Times New Roman"/>
+          <w:sz w:val="30"/>
+          <w:szCs w:val="30"/>
+        </w:rPr>
+      </w:pPr>
+      <w:r>
+        <w:rPr>
+          <w:rFonts w:ascii="Times New Roman" w:hAnsi="Times New Roman"/>
+          <w:sz w:val="30"/>
+          <w:szCs w:val="30"/>
+        </w:rPr>
+      </w:r>
+    </w:p>
+    <w:p>
+      <w:pPr>
+        <w:pStyle w:val="Normal"/>
+        <w:ind w:hanging="0" w:start="-540" w:end="-449"/>
+        <w:rPr>
+          <w:rFonts w:ascii="Times New Roman" w:hAnsi="Times New Roman"/>
+          <w:sz w:val="30"/>
+          <w:szCs w:val="30"/>
+        </w:rPr>
+      </w:pPr>
+      <w:r>
+        <w:rPr>
+          <w:rFonts w:ascii="Times New Roman" w:hAnsi="Times New Roman"/>
+          <w:sz w:val="30"/>
+          <w:szCs w:val="30"/>
+        </w:rPr>
+        <w:t>[EN] An interface in Go is a collection of method signatures that a type must implement. The special feature is that Go uses implicit implementation, meaning a struct does not need to explicitly declare that it implements an interface; if it defines all the required methods, it automatically satisfies the interface. This reduces coupling and increases flexibility in design. Interfaces are commonly used to define shared behavior and support dependency injection or mocking in tests. With this mechanism, Go encourages designing based on behavior rather than inheritance.</w:t>
+      </w:r>
+    </w:p>
+    <w:p>
+      <w:pPr>
+        <w:pStyle w:val="Normal"/>
+        <w:ind w:hanging="0" w:start="-540" w:end="-449"/>
+        <w:rPr>
+          <w:rFonts w:ascii="Times New Roman" w:hAnsi="Times New Roman"/>
+          <w:sz w:val="30"/>
+          <w:szCs w:val="30"/>
+        </w:rPr>
+      </w:pPr>
+      <w:r>
+        <w:rPr>
+          <w:rFonts w:ascii="Times New Roman" w:hAnsi="Times New Roman"/>
+          <w:sz w:val="30"/>
+          <w:szCs w:val="30"/>
+        </w:rPr>
+      </w:r>
+    </w:p>
+    <w:p>
+      <w:pPr>
+        <w:pStyle w:val="Normal"/>
+        <w:ind w:hanging="0" w:start="-540" w:end="-449"/>
+        <w:rPr>
+          <w:rFonts w:ascii="Times New Roman" w:hAnsi="Times New Roman"/>
+          <w:b/>
+          <w:bCs/>
+          <w:color w:val="3465A4"/>
+          <w:sz w:val="30"/>
+          <w:szCs w:val="30"/>
+        </w:rPr>
+      </w:pPr>
+      <w:r>
+        <w:rPr>
+          <w:rFonts w:ascii="Times New Roman" w:hAnsi="Times New Roman"/>
+          <w:b/>
+          <w:bCs/>
+          <w:color w:val="3465A4"/>
+          <w:sz w:val="30"/>
+          <w:szCs w:val="30"/>
+        </w:rPr>
+        <w:t>[VN] Làm sao tối ưu performance API Go?</w:t>
+      </w:r>
+    </w:p>
+    <w:p>
+      <w:pPr>
+        <w:pStyle w:val="Normal"/>
+        <w:ind w:hanging="0" w:start="-540" w:end="-449"/>
+        <w:rPr>
+          <w:rFonts w:ascii="Times New Roman" w:hAnsi="Times New Roman"/>
+          <w:b/>
+          <w:bCs/>
+          <w:color w:val="3465A4"/>
+          <w:sz w:val="30"/>
+          <w:szCs w:val="30"/>
+        </w:rPr>
+      </w:pPr>
+      <w:r>
+        <w:rPr>
+          <w:rFonts w:ascii="Times New Roman" w:hAnsi="Times New Roman"/>
+          <w:b/>
+          <w:bCs/>
+          <w:color w:val="3465A4"/>
+          <w:sz w:val="30"/>
+          <w:szCs w:val="30"/>
+        </w:rPr>
+        <w:t>[EN] How to optimize API performance in Go?</w:t>
+      </w:r>
+    </w:p>
+    <w:p>
+      <w:pPr>
+        <w:pStyle w:val="Normal"/>
+        <w:ind w:hanging="0" w:start="-540" w:end="-449"/>
+        <w:rPr>
+          <w:rFonts w:ascii="Times New Roman" w:hAnsi="Times New Roman"/>
+          <w:sz w:val="30"/>
+          <w:szCs w:val="30"/>
+        </w:rPr>
+      </w:pPr>
+      <w:r>
+        <w:rPr>
+          <w:rFonts w:ascii="Times New Roman" w:hAnsi="Times New Roman"/>
+          <w:sz w:val="30"/>
+          <w:szCs w:val="30"/>
+        </w:rPr>
+        <w:t>[VN] Để tối ưu performance API Go, tôi bắt đầu bằng việc đo lường bằng profiling và monitoring để tìm bottleneck. Tôi tận dụng concurrency của Go bằng goroutine hợp lý nhưng tránh tạo quá nhiều gây quá tải. Tôi tối ưu database bằng cách dùng connection pool, index phù hợp và tránh query không cần thiết. Tôi giảm allocation bộ nhớ bằng cách tái sử dụng object khi có thể và tránh tạo struct hoặc slice lớn không cần thiết. Ngoài ra, tôi cấu hình timeout, keep-alive và dùng HTTP server hiệu quả. Ở mức hệ thống, tôi deploy phía sau load balancer và scale ngang khi cần. Mục tiêu là giảm latency, tăng throughput và giữ hệ thống ổn định.</w:t>
+      </w:r>
+    </w:p>
+    <w:p>
+      <w:pPr>
+        <w:pStyle w:val="Normal"/>
+        <w:ind w:hanging="0" w:start="-540" w:end="-449"/>
+        <w:rPr>
+          <w:rFonts w:ascii="Times New Roman" w:hAnsi="Times New Roman"/>
+          <w:sz w:val="30"/>
+          <w:szCs w:val="30"/>
+        </w:rPr>
+      </w:pPr>
+      <w:r>
+        <w:rPr>
+          <w:rFonts w:ascii="Times New Roman" w:hAnsi="Times New Roman"/>
+          <w:sz w:val="30"/>
+          <w:szCs w:val="30"/>
+        </w:rPr>
+      </w:r>
+    </w:p>
+    <w:p>
+      <w:pPr>
+        <w:pStyle w:val="Normal"/>
+        <w:ind w:hanging="0" w:start="-540" w:end="-449"/>
+        <w:rPr>
+          <w:rFonts w:ascii="Times New Roman" w:hAnsi="Times New Roman"/>
+          <w:sz w:val="30"/>
+          <w:szCs w:val="30"/>
+        </w:rPr>
+      </w:pPr>
+      <w:r>
+        <w:rPr>
+          <w:rFonts w:ascii="Times New Roman" w:hAnsi="Times New Roman"/>
+          <w:sz w:val="30"/>
+          <w:szCs w:val="30"/>
+        </w:rPr>
+        <w:t>[EN] To optimize Go API performance, I start by measuring with profiling and monitoring tools to identify bottlenecks. I leverage Go’s concurrency using goroutines properly but avoid creating too many that may overload the system. I optimize the database by using connection pooling, proper indexing, and avoiding unnecessary queries. I reduce memory allocation by reusing objects when possible and avoiding large unnecessary structs or slices. Additionally, I configure timeouts, keep-alive, and use the HTTP server efficiently. At the system level, I deploy behind a load balancer and scale horizontally when needed. The goal is to reduce latency, increase throughput, and keep the system stable.</w:t>
+      </w:r>
+    </w:p>
+    <w:p>
+      <w:pPr>
+        <w:pStyle w:val="Normal"/>
+        <w:ind w:hanging="0" w:start="-540" w:end="-449"/>
+        <w:rPr>
+          <w:rFonts w:ascii="Times New Roman" w:hAnsi="Times New Roman"/>
+          <w:sz w:val="30"/>
+          <w:szCs w:val="30"/>
+        </w:rPr>
+      </w:pPr>
+      <w:r>
+        <w:rPr>
+          <w:rFonts w:ascii="Times New Roman" w:hAnsi="Times New Roman"/>
+          <w:sz w:val="30"/>
+          <w:szCs w:val="30"/>
+        </w:rPr>
+      </w:r>
+    </w:p>
+    <w:p>
+      <w:pPr>
+        <w:pStyle w:val="Normal"/>
+        <w:ind w:hanging="0" w:start="-540" w:end="-449"/>
+        <w:rPr>
+          <w:rFonts w:ascii="Times New Roman" w:hAnsi="Times New Roman"/>
+          <w:sz w:val="30"/>
+          <w:szCs w:val="30"/>
+        </w:rPr>
+      </w:pPr>
+      <w:r>
+        <w:rPr>
+          <w:rFonts w:ascii="Times New Roman" w:hAnsi="Times New Roman"/>
+          <w:sz w:val="30"/>
+          <w:szCs w:val="30"/>
+        </w:rPr>
+      </w:r>
+    </w:p>
+    <w:p>
+      <w:pPr>
+        <w:pStyle w:val="Normal"/>
+        <w:ind w:hanging="0" w:start="-540" w:end="-449"/>
+        <w:rPr>
+          <w:rFonts w:ascii="Times New Roman" w:hAnsi="Times New Roman"/>
+          <w:b/>
+          <w:bCs/>
+          <w:color w:val="FF0000"/>
+          <w:sz w:val="30"/>
+          <w:szCs w:val="30"/>
+        </w:rPr>
+      </w:pPr>
+      <w:r>
+        <w:rPr>
+          <w:rFonts w:ascii="Times New Roman" w:hAnsi="Times New Roman"/>
+          <w:b/>
+          <w:bCs/>
+          <w:color w:val="FF0000"/>
+          <w:sz w:val="30"/>
+          <w:szCs w:val="30"/>
+        </w:rPr>
+        <w:t># II. Programming Languages &amp; Frameworks (Python/FastAPI + Golang)</w:t>
+      </w:r>
+    </w:p>
+    <w:p>
+      <w:pPr>
+        <w:pStyle w:val="Normal"/>
+        <w:ind w:hanging="0" w:start="-540" w:end="-449"/>
+        <w:rPr>
+          <w:rFonts w:ascii="Times New Roman" w:hAnsi="Times New Roman"/>
+          <w:b/>
+          <w:bCs/>
+          <w:sz w:val="30"/>
+          <w:szCs w:val="30"/>
+        </w:rPr>
+      </w:pPr>
+      <w:r>
+        <w:rPr>
+          <w:rFonts w:ascii="Times New Roman" w:hAnsi="Times New Roman"/>
+          <w:b/>
+          <w:bCs/>
+          <w:sz w:val="30"/>
+          <w:szCs w:val="30"/>
+        </w:rPr>
+        <w:t>FastAPI hoạt động dựa trên ASGI như thế nào?</w:t>
+      </w:r>
+    </w:p>
+    <w:p>
+      <w:pPr>
+        <w:pStyle w:val="Normal"/>
+        <w:ind w:hanging="0" w:start="-540" w:end="-449"/>
+        <w:rPr>
+          <w:rFonts w:ascii="Times New Roman" w:hAnsi="Times New Roman"/>
+          <w:b/>
+          <w:bCs/>
+          <w:sz w:val="30"/>
+          <w:szCs w:val="30"/>
+        </w:rPr>
+      </w:pPr>
+      <w:r>
+        <w:rPr>
+          <w:rFonts w:ascii="Times New Roman" w:hAnsi="Times New Roman"/>
+          <w:b/>
+          <w:bCs/>
+          <w:sz w:val="30"/>
+          <w:szCs w:val="30"/>
+        </w:rPr>
+        <w:t>async / await trong Python hoạt động ra sao?</w:t>
+      </w:r>
+    </w:p>
+    <w:p>
+      <w:pPr>
+        <w:pStyle w:val="Normal"/>
+        <w:ind w:hanging="0" w:start="-540" w:end="-449"/>
+        <w:rPr>
+          <w:rFonts w:ascii="Times New Roman" w:hAnsi="Times New Roman"/>
+          <w:b/>
+          <w:bCs/>
+          <w:sz w:val="30"/>
+          <w:szCs w:val="30"/>
+        </w:rPr>
+      </w:pPr>
+      <w:r>
+        <w:rPr>
+          <w:rFonts w:ascii="Times New Roman" w:hAnsi="Times New Roman"/>
+          <w:b/>
+          <w:bCs/>
+          <w:sz w:val="30"/>
+          <w:szCs w:val="30"/>
+        </w:rPr>
+        <w:t>Khi nào nên dùng async ? Khi nào không?</w:t>
+      </w:r>
+    </w:p>
+    <w:p>
+      <w:pPr>
+        <w:pStyle w:val="Normal"/>
+        <w:ind w:hanging="0" w:start="-540" w:end="-449"/>
+        <w:rPr>
+          <w:rFonts w:ascii="Times New Roman" w:hAnsi="Times New Roman"/>
+          <w:b/>
+          <w:bCs/>
+          <w:sz w:val="30"/>
+          <w:szCs w:val="30"/>
+        </w:rPr>
+      </w:pPr>
+      <w:r>
+        <w:rPr>
+          <w:rFonts w:ascii="Times New Roman" w:hAnsi="Times New Roman"/>
+          <w:b/>
+          <w:bCs/>
+          <w:sz w:val="30"/>
+          <w:szCs w:val="30"/>
+        </w:rPr>
+        <w:t>So sánh FastAPI và Flask về performance và concurrency.</w:t>
+      </w:r>
+    </w:p>
+    <w:p>
+      <w:pPr>
+        <w:pStyle w:val="Normal"/>
+        <w:ind w:hanging="0" w:start="-540" w:end="-449"/>
+        <w:rPr>
+          <w:rFonts w:ascii="Times New Roman" w:hAnsi="Times New Roman"/>
+          <w:sz w:val="30"/>
+          <w:szCs w:val="30"/>
+        </w:rPr>
+      </w:pPr>
+      <w:r>
+        <w:rPr>
+          <w:rFonts w:ascii="Times New Roman" w:hAnsi="Times New Roman"/>
+          <w:sz w:val="30"/>
+          <w:szCs w:val="30"/>
+        </w:rPr>
+        <w:t>Dependency Injection trong FastAPI là gì?</w:t>
+      </w:r>
+    </w:p>
+    <w:p>
+      <w:pPr>
+        <w:pStyle w:val="Normal"/>
+        <w:ind w:hanging="0" w:start="-540" w:end="-449"/>
+        <w:rPr>
+          <w:rFonts w:ascii="Times New Roman" w:hAnsi="Times New Roman"/>
+          <w:b/>
+          <w:bCs/>
+          <w:sz w:val="30"/>
+          <w:szCs w:val="30"/>
+        </w:rPr>
+      </w:pPr>
+      <w:r>
+        <w:rPr>
+          <w:rFonts w:ascii="Times New Roman" w:hAnsi="Times New Roman"/>
+          <w:b/>
+          <w:bCs/>
+          <w:sz w:val="30"/>
+          <w:szCs w:val="30"/>
+        </w:rPr>
+        <w:t>Pydantic validation hoạt động như thế nào?</w:t>
+      </w:r>
+    </w:p>
+    <w:p>
+      <w:pPr>
+        <w:pStyle w:val="Normal"/>
+        <w:ind w:hanging="0" w:start="-540" w:end="-449"/>
+        <w:rPr>
+          <w:rFonts w:ascii="Times New Roman" w:hAnsi="Times New Roman"/>
+          <w:b/>
+          <w:bCs/>
+          <w:sz w:val="30"/>
+          <w:szCs w:val="30"/>
+        </w:rPr>
+      </w:pPr>
+      <w:r>
+        <w:rPr>
+          <w:rFonts w:ascii="Times New Roman" w:hAnsi="Times New Roman"/>
+          <w:b/>
+          <w:bCs/>
+          <w:sz w:val="30"/>
+          <w:szCs w:val="30"/>
+        </w:rPr>
+        <w:t>Middleware trong FastAPI dùng để làm gì?</w:t>
+      </w:r>
+    </w:p>
+    <w:p>
+      <w:pPr>
+        <w:pStyle w:val="Normal"/>
+        <w:ind w:hanging="0" w:start="-540" w:end="-449"/>
+        <w:rPr>
+          <w:rFonts w:ascii="Times New Roman" w:hAnsi="Times New Roman"/>
+          <w:b/>
+          <w:bCs/>
+          <w:sz w:val="30"/>
+          <w:szCs w:val="30"/>
+        </w:rPr>
+      </w:pPr>
+      <w:r>
+        <w:rPr>
+          <w:rFonts w:ascii="Times New Roman" w:hAnsi="Times New Roman"/>
+          <w:b/>
+          <w:bCs/>
+          <w:sz w:val="30"/>
+          <w:szCs w:val="30"/>
+        </w:rPr>
+        <w:t>Làm sao tối ưu performance API Python?</w:t>
+      </w:r>
+    </w:p>
+    <w:p>
+      <w:pPr>
+        <w:pStyle w:val="Normal"/>
+        <w:ind w:hanging="0" w:start="-540" w:end="-449"/>
+        <w:rPr>
+          <w:rFonts w:ascii="Times New Roman" w:hAnsi="Times New Roman"/>
+          <w:b/>
+          <w:bCs/>
+          <w:sz w:val="30"/>
+          <w:szCs w:val="30"/>
+        </w:rPr>
+      </w:pPr>
+      <w:r>
+        <w:rPr>
+          <w:rFonts w:ascii="Times New Roman" w:hAnsi="Times New Roman"/>
+          <w:b/>
+          <w:bCs/>
+          <w:sz w:val="30"/>
+          <w:szCs w:val="30"/>
+        </w:rPr>
+        <w:t>GIL là gì? Nó ảnh hưởng thế nào tới multi-threading?</w:t>
+      </w:r>
+    </w:p>
+    <w:p>
+      <w:pPr>
+        <w:pStyle w:val="Normal"/>
+        <w:ind w:hanging="0" w:start="-540" w:end="-449"/>
+        <w:rPr>
+          <w:rFonts w:ascii="Times New Roman" w:hAnsi="Times New Roman"/>
+          <w:b/>
+          <w:bCs/>
+          <w:sz w:val="30"/>
+          <w:szCs w:val="30"/>
+        </w:rPr>
+      </w:pPr>
+      <w:r>
+        <w:rPr>
+          <w:rFonts w:ascii="Times New Roman" w:hAnsi="Times New Roman"/>
+          <w:b/>
+          <w:bCs/>
+          <w:sz w:val="30"/>
+          <w:szCs w:val="30"/>
+        </w:rPr>
+        <w:t>multiprocessing vs threading trong Python.</w:t>
+      </w:r>
+    </w:p>
+    <w:p>
+      <w:pPr>
+        <w:pStyle w:val="Normal"/>
+        <w:ind w:hanging="0" w:start="-540" w:end="-449"/>
+        <w:rPr>
+          <w:rFonts w:ascii="Times New Roman" w:hAnsi="Times New Roman"/>
+          <w:b/>
+          <w:bCs/>
+          <w:sz w:val="30"/>
+          <w:szCs w:val="30"/>
+        </w:rPr>
+      </w:pPr>
+      <w:r>
+        <w:rPr>
+          <w:rFonts w:ascii="Times New Roman" w:hAnsi="Times New Roman"/>
+          <w:b/>
+          <w:bCs/>
+          <w:sz w:val="30"/>
+          <w:szCs w:val="30"/>
+        </w:rPr>
+        <w:t>Cách implement background tasks trong FastAPI.</w:t>
+      </w:r>
+    </w:p>
+    <w:p>
+      <w:pPr>
+        <w:pStyle w:val="Normal"/>
+        <w:ind w:hanging="0" w:start="-540" w:end="-449"/>
+        <w:rPr>
+          <w:rFonts w:ascii="Times New Roman" w:hAnsi="Times New Roman"/>
+          <w:b/>
+          <w:bCs/>
+          <w:sz w:val="30"/>
+          <w:szCs w:val="30"/>
+        </w:rPr>
+      </w:pPr>
+      <w:r>
+        <w:rPr>
+          <w:rFonts w:ascii="Times New Roman" w:hAnsi="Times New Roman"/>
+          <w:b/>
+          <w:bCs/>
+          <w:sz w:val="30"/>
+          <w:szCs w:val="30"/>
+        </w:rPr>
+        <w:t>Rate limiting trong API nên làm ở đâu?</w:t>
+      </w:r>
+    </w:p>
+    <w:p>
+      <w:pPr>
+        <w:pStyle w:val="Normal"/>
+        <w:ind w:hanging="0" w:start="-540" w:end="-449"/>
+        <w:rPr>
+          <w:rFonts w:ascii="Times New Roman" w:hAnsi="Times New Roman"/>
+          <w:b/>
+          <w:bCs/>
+          <w:sz w:val="30"/>
+          <w:szCs w:val="30"/>
+        </w:rPr>
+      </w:pPr>
+      <w:r>
+        <w:rPr>
+          <w:rFonts w:ascii="Times New Roman" w:hAnsi="Times New Roman"/>
+          <w:b/>
+          <w:bCs/>
+          <w:sz w:val="30"/>
+          <w:szCs w:val="30"/>
+        </w:rPr>
+        <w:t>Làm sao handle global exception trong FastAPI?</w:t>
+      </w:r>
+    </w:p>
+    <w:p>
+      <w:pPr>
+        <w:pStyle w:val="Normal"/>
+        <w:ind w:hanging="0" w:start="-540" w:end="-449"/>
+        <w:rPr>
+          <w:rFonts w:ascii="Times New Roman" w:hAnsi="Times New Roman"/>
+          <w:b/>
+          <w:bCs/>
+          <w:sz w:val="30"/>
+          <w:szCs w:val="30"/>
+        </w:rPr>
+      </w:pPr>
+      <w:r>
+        <w:rPr>
+          <w:rFonts w:ascii="Times New Roman" w:hAnsi="Times New Roman"/>
+          <w:b/>
+          <w:bCs/>
+          <w:sz w:val="30"/>
+          <w:szCs w:val="30"/>
+        </w:rPr>
+        <w:t>Làm sao viết API versioning?</w:t>
+      </w:r>
+    </w:p>
+    <w:p>
+      <w:pPr>
+        <w:pStyle w:val="Normal"/>
+        <w:ind w:hanging="0" w:start="-540" w:end="-449"/>
+        <w:rPr>
+          <w:rFonts w:ascii="Times New Roman" w:hAnsi="Times New Roman"/>
+          <w:b/>
+          <w:bCs/>
+          <w:sz w:val="30"/>
+          <w:szCs w:val="30"/>
+        </w:rPr>
+      </w:pPr>
+      <w:r>
+        <w:rPr>
+          <w:rFonts w:ascii="Times New Roman" w:hAnsi="Times New Roman"/>
+          <w:b/>
+          <w:bCs/>
+          <w:sz w:val="30"/>
+          <w:szCs w:val="30"/>
+        </w:rPr>
+        <w:t>Bạn sẽ test API như thế nào(unit/integration)?</w:t>
+      </w:r>
+    </w:p>
+    <w:p>
+      <w:pPr>
+        <w:pStyle w:val="Normal"/>
+        <w:ind w:hanging="0" w:start="-540" w:end="-449"/>
+        <w:rPr>
+          <w:rFonts w:ascii="Times New Roman" w:hAnsi="Times New Roman"/>
+          <w:b/>
+          <w:bCs/>
+          <w:sz w:val="30"/>
+          <w:szCs w:val="30"/>
+        </w:rPr>
+      </w:pPr>
+      <w:r>
+        <w:rPr>
+          <w:rFonts w:ascii="Times New Roman" w:hAnsi="Times New Roman"/>
+          <w:b/>
+          <w:bCs/>
+          <w:sz w:val="30"/>
+          <w:szCs w:val="30"/>
+        </w:rPr>
+        <w:t>Python memory management hoạt động thế nào?</w:t>
+      </w:r>
+    </w:p>
+    <w:p>
+      <w:pPr>
+        <w:pStyle w:val="Normal"/>
+        <w:ind w:hanging="0" w:start="-540" w:end="-449"/>
+        <w:rPr>
+          <w:rFonts w:ascii="Times New Roman" w:hAnsi="Times New Roman"/>
+          <w:b/>
+          <w:bCs/>
+          <w:sz w:val="30"/>
+          <w:szCs w:val="30"/>
+        </w:rPr>
+      </w:pPr>
+      <w:r>
+        <w:rPr>
+          <w:rFonts w:ascii="Times New Roman" w:hAnsi="Times New Roman"/>
+          <w:b/>
+          <w:bCs/>
+          <w:sz w:val="30"/>
+          <w:szCs w:val="30"/>
+        </w:rPr>
+        <w:t>Reference counting và garbage collector khác nhau ra sao?</w:t>
+      </w:r>
+    </w:p>
+    <w:p>
+      <w:pPr>
+        <w:pStyle w:val="Normal"/>
+        <w:ind w:hanging="0" w:start="-540" w:end="-449"/>
+        <w:rPr>
+          <w:rFonts w:ascii="Times New Roman" w:hAnsi="Times New Roman"/>
+          <w:b/>
+          <w:bCs/>
+          <w:sz w:val="30"/>
+          <w:szCs w:val="30"/>
+        </w:rPr>
+      </w:pPr>
+      <w:r>
+        <w:rPr>
+          <w:rFonts w:ascii="Times New Roman" w:hAnsi="Times New Roman"/>
+          <w:b/>
+          <w:bCs/>
+          <w:sz w:val="30"/>
+          <w:szCs w:val="30"/>
+        </w:rPr>
+        <w:t>Mutable vs immutable ảnh hưởng thế nào đến performance và bug?</w:t>
+      </w:r>
+    </w:p>
+    <w:p>
+      <w:pPr>
+        <w:pStyle w:val="Normal"/>
+        <w:ind w:hanging="0" w:start="-540" w:end="-449"/>
+        <w:rPr>
+          <w:rFonts w:ascii="Times New Roman" w:hAnsi="Times New Roman"/>
+          <w:b/>
+          <w:bCs/>
+          <w:sz w:val="30"/>
+          <w:szCs w:val="30"/>
+        </w:rPr>
+      </w:pPr>
+      <w:r>
+        <w:rPr>
+          <w:rFonts w:ascii="Times New Roman" w:hAnsi="Times New Roman"/>
+          <w:b/>
+          <w:bCs/>
+          <w:sz w:val="30"/>
+          <w:szCs w:val="30"/>
+        </w:rPr>
+        <w:t>Deep copy vs shallow copy khác nhau thế nào?</w:t>
+      </w:r>
+    </w:p>
+    <w:p>
+      <w:pPr>
+        <w:pStyle w:val="Normal"/>
+        <w:ind w:hanging="0" w:start="-540" w:end="-449"/>
+        <w:rPr>
+          <w:rFonts w:ascii="Times New Roman" w:hAnsi="Times New Roman"/>
+          <w:b/>
+          <w:bCs/>
+          <w:sz w:val="30"/>
+          <w:szCs w:val="30"/>
+        </w:rPr>
+      </w:pPr>
+      <w:r>
+        <w:rPr>
+          <w:rFonts w:ascii="Times New Roman" w:hAnsi="Times New Roman"/>
+          <w:b/>
+          <w:bCs/>
+          <w:sz w:val="30"/>
+          <w:szCs w:val="30"/>
+        </w:rPr>
+        <w:t>Khi nào gây bug khó phát hiện?</w:t>
+      </w:r>
+    </w:p>
+    <w:p>
+      <w:pPr>
+        <w:pStyle w:val="Normal"/>
+        <w:ind w:hanging="0" w:start="-540" w:end="-449"/>
+        <w:rPr>
+          <w:rFonts w:ascii="Times New Roman" w:hAnsi="Times New Roman"/>
+          <w:b/>
+          <w:bCs/>
+          <w:sz w:val="30"/>
+          <w:szCs w:val="30"/>
+        </w:rPr>
+      </w:pPr>
+      <w:r>
+        <w:rPr>
+          <w:rFonts w:ascii="Times New Roman" w:hAnsi="Times New Roman"/>
+          <w:b/>
+          <w:bCs/>
+          <w:sz w:val="30"/>
+          <w:szCs w:val="30"/>
+        </w:rPr>
+        <w:t>Decorator hoạt động ra sao?</w:t>
+      </w:r>
+    </w:p>
+    <w:p>
+      <w:pPr>
+        <w:pStyle w:val="Normal"/>
+        <w:ind w:hanging="0" w:start="-540" w:end="-449"/>
+        <w:rPr>
+          <w:rFonts w:ascii="Times New Roman" w:hAnsi="Times New Roman"/>
+          <w:b/>
+          <w:bCs/>
+          <w:sz w:val="30"/>
+          <w:szCs w:val="30"/>
+        </w:rPr>
+      </w:pPr>
+      <w:r>
+        <w:rPr>
+          <w:rFonts w:ascii="Times New Roman" w:hAnsi="Times New Roman"/>
+          <w:b/>
+          <w:bCs/>
+          <w:sz w:val="30"/>
+          <w:szCs w:val="30"/>
+        </w:rPr>
+        <w:t>Ứng dụng thực tế trong logging, auth, caching?</w:t>
+      </w:r>
+    </w:p>
+    <w:p>
+      <w:pPr>
+        <w:pStyle w:val="Normal"/>
+        <w:ind w:hanging="0" w:start="-540" w:end="-449"/>
+        <w:rPr>
+          <w:rFonts w:ascii="Times New Roman" w:hAnsi="Times New Roman"/>
+          <w:b/>
+          <w:bCs/>
+          <w:sz w:val="30"/>
+          <w:szCs w:val="30"/>
+        </w:rPr>
+      </w:pPr>
+      <w:r>
+        <w:rPr>
+          <w:rFonts w:ascii="Times New Roman" w:hAnsi="Times New Roman"/>
+          <w:b/>
+          <w:bCs/>
+          <w:sz w:val="30"/>
+          <w:szCs w:val="30"/>
+        </w:rPr>
+        <w:t>Context manager là gì?</w:t>
+      </w:r>
+    </w:p>
+    <w:p>
+      <w:pPr>
+        <w:pStyle w:val="Normal"/>
+        <w:ind w:hanging="0" w:start="-540" w:end="-449"/>
+        <w:rPr>
+          <w:rFonts w:ascii="Times New Roman" w:hAnsi="Times New Roman"/>
+          <w:b/>
+          <w:bCs/>
+          <w:sz w:val="30"/>
+          <w:szCs w:val="30"/>
+        </w:rPr>
+      </w:pPr>
+      <w:r>
+        <w:rPr>
+          <w:rFonts w:ascii="Times New Roman" w:hAnsi="Times New Roman"/>
+          <w:b/>
+          <w:bCs/>
+          <w:sz w:val="30"/>
+          <w:szCs w:val="30"/>
+        </w:rPr>
+        <w:t>Khi nào nên tự viết context manager?</w:t>
+      </w:r>
+    </w:p>
+    <w:p>
+      <w:pPr>
+        <w:pStyle w:val="Normal"/>
+        <w:ind w:hanging="0" w:start="-540" w:end="-449"/>
+        <w:rPr>
+          <w:rFonts w:ascii="Times New Roman" w:hAnsi="Times New Roman"/>
+          <w:b/>
+          <w:bCs/>
+          <w:sz w:val="30"/>
+          <w:szCs w:val="30"/>
+        </w:rPr>
+      </w:pPr>
+      <w:r>
+        <w:rPr>
+          <w:rFonts w:ascii="Times New Roman" w:hAnsi="Times New Roman"/>
+          <w:b/>
+          <w:bCs/>
+          <w:sz w:val="30"/>
+          <w:szCs w:val="30"/>
+        </w:rPr>
+        <w:t>Metaclass là gì?</w:t>
+      </w:r>
+    </w:p>
+    <w:p>
+      <w:pPr>
+        <w:pStyle w:val="Normal"/>
+        <w:ind w:hanging="0" w:start="-540" w:end="-449"/>
+        <w:rPr>
+          <w:rFonts w:ascii="Times New Roman" w:hAnsi="Times New Roman"/>
+          <w:b/>
+          <w:bCs/>
+          <w:sz w:val="30"/>
+          <w:szCs w:val="30"/>
+        </w:rPr>
+      </w:pPr>
+      <w:r>
+        <w:rPr>
+          <w:rFonts w:ascii="Times New Roman" w:hAnsi="Times New Roman"/>
+          <w:b/>
+          <w:bCs/>
+          <w:sz w:val="30"/>
+          <w:szCs w:val="30"/>
+        </w:rPr>
+        <w:t>Khi nào thực sự cần dùng Metaclass?</w:t>
+      </w:r>
+    </w:p>
+    <w:p>
+      <w:pPr>
+        <w:pStyle w:val="Normal"/>
+        <w:ind w:hanging="0" w:start="-540" w:end="-449"/>
+        <w:rPr>
+          <w:rFonts w:ascii="Times New Roman" w:hAnsi="Times New Roman"/>
+          <w:b/>
+          <w:bCs/>
+          <w:sz w:val="30"/>
+          <w:szCs w:val="30"/>
+        </w:rPr>
+      </w:pPr>
+      <w:r>
+        <w:rPr>
+          <w:rFonts w:ascii="Times New Roman" w:hAnsi="Times New Roman"/>
+          <w:b/>
+          <w:bCs/>
+          <w:sz w:val="30"/>
+          <w:szCs w:val="30"/>
+        </w:rPr>
+        <w:t>Monkey patching là gì?</w:t>
+      </w:r>
+    </w:p>
+    <w:p>
+      <w:pPr>
+        <w:pStyle w:val="Normal"/>
+        <w:ind w:hanging="0" w:start="-540" w:end="-449"/>
+        <w:rPr/>
+      </w:pPr>
+      <w:r>
+        <w:rPr>
+          <w:rFonts w:ascii="Times New Roman" w:hAnsi="Times New Roman"/>
+          <w:b/>
+          <w:bCs/>
+          <w:sz w:val="30"/>
+          <w:szCs w:val="30"/>
+        </w:rPr>
+        <w:t>Khi nào nên và không nên dùng Monkey patching?</w:t>
+      </w:r>
+    </w:p>
+    <w:p>
+      <w:pPr>
+        <w:pStyle w:val="Normal"/>
+        <w:ind w:hanging="0" w:start="-540" w:end="-449"/>
+        <w:rPr>
+          <w:rFonts w:ascii="Times New Roman" w:hAnsi="Times New Roman"/>
+          <w:b/>
+          <w:bCs/>
+          <w:sz w:val="30"/>
+          <w:szCs w:val="30"/>
+        </w:rPr>
+      </w:pPr>
+      <w:r>
+        <w:rPr>
+          <w:rFonts w:ascii="Times New Roman" w:hAnsi="Times New Roman"/>
+          <w:b/>
+          <w:bCs/>
+          <w:sz w:val="30"/>
+          <w:szCs w:val="30"/>
+        </w:rPr>
+        <w:t>Python import system hoạt động thế nào?</w:t>
+      </w:r>
+    </w:p>
+    <w:p>
+      <w:pPr>
+        <w:pStyle w:val="Normal"/>
+        <w:ind w:hanging="0" w:start="-540" w:end="-449"/>
+        <w:rPr>
+          <w:rFonts w:ascii="Times New Roman" w:hAnsi="Times New Roman"/>
+          <w:b/>
+          <w:bCs/>
+          <w:sz w:val="30"/>
+          <w:szCs w:val="30"/>
+        </w:rPr>
+      </w:pPr>
+      <w:r>
+        <w:rPr>
+          <w:rFonts w:ascii="Times New Roman" w:hAnsi="Times New Roman"/>
+          <w:b/>
+          <w:bCs/>
+          <w:sz w:val="30"/>
+          <w:szCs w:val="30"/>
+        </w:rPr>
+        <w:t>Circular import xử lý ra sao?</w:t>
+      </w:r>
+    </w:p>
+    <w:p>
+      <w:pPr>
+        <w:pStyle w:val="Normal"/>
+        <w:ind w:hanging="0" w:start="-540" w:end="-449"/>
+        <w:rPr>
+          <w:rFonts w:ascii="Times New Roman" w:hAnsi="Times New Roman"/>
+          <w:b/>
+          <w:bCs/>
+          <w:sz w:val="30"/>
+          <w:szCs w:val="30"/>
+        </w:rPr>
+      </w:pPr>
+      <w:r>
+        <w:rPr>
+          <w:rFonts w:ascii="Times New Roman" w:hAnsi="Times New Roman"/>
+          <w:b/>
+          <w:bCs/>
+          <w:sz w:val="30"/>
+          <w:szCs w:val="30"/>
+        </w:rPr>
+        <w:t>Typing(type hints) giúp gì trong dự án lớn?</w:t>
+      </w:r>
+    </w:p>
+    <w:p>
+      <w:pPr>
+        <w:pStyle w:val="Normal"/>
+        <w:ind w:hanging="0" w:start="-540" w:end="-449"/>
+        <w:rPr>
+          <w:rFonts w:ascii="Times New Roman" w:hAnsi="Times New Roman"/>
+          <w:b/>
+          <w:bCs/>
+          <w:sz w:val="30"/>
+          <w:szCs w:val="30"/>
+        </w:rPr>
+      </w:pPr>
+      <w:r>
+        <w:rPr>
+          <w:rFonts w:ascii="Times New Roman" w:hAnsi="Times New Roman"/>
+          <w:b/>
+          <w:bCs/>
+          <w:sz w:val="30"/>
+          <w:szCs w:val="30"/>
+        </w:rPr>
+        <w:t>Khi nào nên dùng mypy?</w:t>
+      </w:r>
+    </w:p>
+    <w:p>
+      <w:pPr>
+        <w:pStyle w:val="Normal"/>
+        <w:ind w:hanging="0" w:start="-540" w:end="-449"/>
+        <w:rPr>
+          <w:rFonts w:ascii="Times New Roman" w:hAnsi="Times New Roman"/>
+          <w:b/>
+          <w:bCs/>
+          <w:sz w:val="30"/>
+          <w:szCs w:val="30"/>
+        </w:rPr>
+      </w:pPr>
+      <w:r>
+        <w:rPr>
+          <w:rFonts w:ascii="Times New Roman" w:hAnsi="Times New Roman"/>
+          <w:b/>
+          <w:bCs/>
+          <w:sz w:val="30"/>
+          <w:szCs w:val="30"/>
+        </w:rPr>
+        <w:t>Dataclass vs Pydantic vs NamedTuple khác nhau thế nào?</w:t>
+      </w:r>
+    </w:p>
+    <w:p>
+      <w:pPr>
+        <w:pStyle w:val="Normal"/>
+        <w:ind w:hanging="0" w:start="-540" w:end="-449"/>
+        <w:rPr>
+          <w:rFonts w:ascii="Times New Roman" w:hAnsi="Times New Roman"/>
+          <w:b/>
+          <w:bCs/>
+          <w:sz w:val="30"/>
+          <w:szCs w:val="30"/>
+        </w:rPr>
+      </w:pPr>
+      <w:r>
+        <w:rPr>
+          <w:rFonts w:ascii="Times New Roman" w:hAnsi="Times New Roman"/>
+          <w:b/>
+          <w:bCs/>
+          <w:sz w:val="30"/>
+          <w:szCs w:val="30"/>
+        </w:rPr>
+        <w:t>Concurrency trong Python gồm những mô hình nào?</w:t>
+      </w:r>
+    </w:p>
+    <w:p>
+      <w:pPr>
+        <w:pStyle w:val="Normal"/>
+        <w:ind w:hanging="0" w:start="-540" w:end="-449"/>
+        <w:rPr>
+          <w:rFonts w:ascii="Times New Roman" w:hAnsi="Times New Roman"/>
+          <w:b/>
+          <w:bCs/>
+          <w:sz w:val="30"/>
+          <w:szCs w:val="30"/>
+        </w:rPr>
+      </w:pPr>
+      <w:r>
+        <w:rPr>
+          <w:rFonts w:ascii="Times New Roman" w:hAnsi="Times New Roman"/>
+          <w:b/>
+          <w:bCs/>
+          <w:sz w:val="30"/>
+          <w:szCs w:val="30"/>
+        </w:rPr>
+        <w:t>Async IO vs threading vs multiprocessing khác nhau ra sao trong thực tế?</w:t>
+      </w:r>
+    </w:p>
+    <w:p>
+      <w:pPr>
+        <w:pStyle w:val="Normal"/>
+        <w:ind w:hanging="0" w:start="-540" w:end="-449"/>
+        <w:rPr>
+          <w:rFonts w:ascii="Times New Roman" w:hAnsi="Times New Roman"/>
+          <w:b/>
+          <w:bCs/>
+          <w:sz w:val="30"/>
+          <w:szCs w:val="30"/>
+        </w:rPr>
+      </w:pPr>
+      <w:r>
+        <w:rPr>
+          <w:rFonts w:ascii="Times New Roman" w:hAnsi="Times New Roman"/>
+          <w:b/>
+          <w:bCs/>
+          <w:sz w:val="30"/>
+          <w:szCs w:val="30"/>
+        </w:rPr>
+        <w:t>Event loop hoạt động như thế nào?</w:t>
+      </w:r>
+    </w:p>
+    <w:p>
+      <w:pPr>
+        <w:pStyle w:val="Normal"/>
+        <w:ind w:hanging="0" w:start="-540" w:end="-449"/>
+        <w:rPr>
+          <w:rFonts w:ascii="Times New Roman" w:hAnsi="Times New Roman"/>
+          <w:b/>
+          <w:bCs/>
+          <w:sz w:val="30"/>
+          <w:szCs w:val="30"/>
+        </w:rPr>
+      </w:pPr>
+      <w:r>
+        <w:rPr>
+          <w:rFonts w:ascii="Times New Roman" w:hAnsi="Times New Roman"/>
+          <w:b/>
+          <w:bCs/>
+          <w:sz w:val="30"/>
+          <w:szCs w:val="30"/>
+        </w:rPr>
+        <w:t>Blocking call ảnh hưởng gì đến async app?</w:t>
+      </w:r>
+    </w:p>
+    <w:p>
+      <w:pPr>
+        <w:pStyle w:val="Normal"/>
+        <w:ind w:hanging="0" w:start="-540" w:end="-449"/>
+        <w:rPr>
+          <w:rFonts w:ascii="Times New Roman" w:hAnsi="Times New Roman"/>
+          <w:b/>
+          <w:bCs/>
+          <w:sz w:val="30"/>
+          <w:szCs w:val="30"/>
+        </w:rPr>
+      </w:pPr>
+      <w:r>
+        <w:rPr>
+          <w:rFonts w:ascii="Times New Roman" w:hAnsi="Times New Roman"/>
+          <w:b/>
+          <w:bCs/>
+          <w:sz w:val="30"/>
+          <w:szCs w:val="30"/>
+        </w:rPr>
+        <w:t>Làm sao detect memory leak trong Python?</w:t>
+      </w:r>
+    </w:p>
+    <w:p>
+      <w:pPr>
+        <w:pStyle w:val="Normal"/>
+        <w:ind w:hanging="0" w:start="-540" w:end="-449"/>
+        <w:rPr>
+          <w:rFonts w:ascii="Times New Roman" w:hAnsi="Times New Roman"/>
+          <w:b/>
+          <w:bCs/>
+          <w:sz w:val="30"/>
+          <w:szCs w:val="30"/>
+        </w:rPr>
+      </w:pPr>
+      <w:r>
+        <w:rPr>
+          <w:rFonts w:ascii="Times New Roman" w:hAnsi="Times New Roman"/>
+          <w:b/>
+          <w:bCs/>
+          <w:sz w:val="30"/>
+          <w:szCs w:val="30"/>
+        </w:rPr>
+        <w:t>Profiling Python code bằng cProfile hoặc line_profiler như thế nào?</w:t>
+      </w:r>
+    </w:p>
+    <w:p>
+      <w:pPr>
+        <w:pStyle w:val="Normal"/>
+        <w:ind w:hanging="0" w:start="-540" w:end="-449"/>
+        <w:rPr>
+          <w:rFonts w:ascii="Times New Roman" w:hAnsi="Times New Roman"/>
+          <w:b/>
+          <w:bCs/>
+          <w:sz w:val="30"/>
+          <w:szCs w:val="30"/>
+        </w:rPr>
+      </w:pPr>
+      <w:r>
+        <w:rPr>
+          <w:rFonts w:ascii="Times New Roman" w:hAnsi="Times New Roman"/>
+          <w:b/>
+          <w:bCs/>
+          <w:sz w:val="30"/>
+          <w:szCs w:val="30"/>
+        </w:rPr>
+        <w:t>Time complexity ảnh hưởng thế nào đến API performance?</w:t>
+      </w:r>
+    </w:p>
+    <w:p>
+      <w:pPr>
+        <w:pStyle w:val="Normal"/>
+        <w:ind w:hanging="0" w:start="-540" w:end="-449"/>
+        <w:rPr>
+          <w:rFonts w:ascii="Times New Roman" w:hAnsi="Times New Roman"/>
+          <w:b/>
+          <w:bCs/>
+          <w:sz w:val="30"/>
+          <w:szCs w:val="30"/>
+        </w:rPr>
+      </w:pPr>
+      <w:r>
+        <w:rPr>
+          <w:rFonts w:ascii="Times New Roman" w:hAnsi="Times New Roman"/>
+          <w:b/>
+          <w:bCs/>
+          <w:sz w:val="30"/>
+          <w:szCs w:val="30"/>
+        </w:rPr>
+        <w:t>Thiết kế project structure cho ứng dụng lớn như thế nào?</w:t>
+      </w:r>
+    </w:p>
+    <w:p>
+      <w:pPr>
+        <w:pStyle w:val="Normal"/>
+        <w:ind w:hanging="0" w:start="-540" w:end="-449"/>
+        <w:rPr>
+          <w:rFonts w:ascii="Times New Roman" w:hAnsi="Times New Roman"/>
+          <w:b/>
+          <w:bCs/>
+          <w:sz w:val="30"/>
+          <w:szCs w:val="30"/>
+        </w:rPr>
+      </w:pPr>
+      <w:r>
+        <w:rPr>
+          <w:rFonts w:ascii="Times New Roman" w:hAnsi="Times New Roman"/>
+          <w:b/>
+          <w:bCs/>
+          <w:sz w:val="30"/>
+          <w:szCs w:val="30"/>
+        </w:rPr>
+        <w:t>Làm sao tách business logic khỏi framework(clean architecture)?</w:t>
+      </w:r>
+    </w:p>
+    <w:p>
+      <w:pPr>
+        <w:pStyle w:val="Normal"/>
+        <w:ind w:hanging="0" w:start="-540" w:end="-449"/>
+        <w:rPr>
+          <w:rFonts w:ascii="Times New Roman" w:hAnsi="Times New Roman"/>
+          <w:b/>
+          <w:bCs/>
+          <w:sz w:val="30"/>
+          <w:szCs w:val="30"/>
+        </w:rPr>
+      </w:pPr>
+      <w:r>
+        <w:rPr>
+          <w:rFonts w:ascii="Times New Roman" w:hAnsi="Times New Roman"/>
+          <w:b/>
+          <w:bCs/>
+          <w:sz w:val="30"/>
+          <w:szCs w:val="30"/>
+        </w:rPr>
+        <w:t>Dependency injection trong Python thuần(không dùng FastAPI) làm thế nào?</w:t>
+      </w:r>
+    </w:p>
+    <w:p>
+      <w:pPr>
+        <w:pStyle w:val="Normal"/>
+        <w:ind w:hanging="0" w:start="-540" w:end="-449"/>
+        <w:rPr>
+          <w:rFonts w:ascii="Times New Roman" w:hAnsi="Times New Roman"/>
+          <w:b/>
+          <w:bCs/>
+          <w:sz w:val="30"/>
+          <w:szCs w:val="30"/>
+        </w:rPr>
+      </w:pPr>
+      <w:r>
+        <w:rPr>
+          <w:rFonts w:ascii="Times New Roman" w:hAnsi="Times New Roman"/>
+          <w:b/>
+          <w:bCs/>
+          <w:sz w:val="30"/>
+          <w:szCs w:val="30"/>
+        </w:rPr>
+        <w:t>Khi nào nên dùng class, khi nào nên dùng function thuần?</w:t>
+      </w:r>
+    </w:p>
+    <w:p>
+      <w:pPr>
+        <w:pStyle w:val="Normal"/>
+        <w:ind w:hanging="0" w:start="-540" w:end="-449"/>
+        <w:rPr/>
+      </w:pPr>
+      <w:r>
+        <w:rPr>
+          <w:rFonts w:ascii="Times New Roman" w:hAnsi="Times New Roman"/>
+          <w:b/>
+          <w:bCs/>
+          <w:sz w:val="30"/>
+          <w:szCs w:val="30"/>
+        </w:rPr>
+        <w:t>Làm sao viết code Python thread-safe?</w:t>
+      </w:r>
+    </w:p>
+    <w:p>
+      <w:pPr>
+        <w:pStyle w:val="Normal"/>
+        <w:ind w:hanging="0" w:start="-540" w:end="-449"/>
+        <w:rPr>
+          <w:rFonts w:ascii="Times New Roman" w:hAnsi="Times New Roman"/>
+          <w:b/>
+          <w:bCs/>
+          <w:sz w:val="30"/>
+          <w:szCs w:val="30"/>
+        </w:rPr>
+      </w:pPr>
+      <w:r>
+        <w:rPr>
+          <w:rFonts w:ascii="Times New Roman" w:hAnsi="Times New Roman"/>
+          <w:b/>
+          <w:bCs/>
+          <w:sz w:val="30"/>
+          <w:szCs w:val="30"/>
+        </w:rPr>
+        <w:t>Gunicorn vs Uvicorn khác nhau thế nào?</w:t>
+      </w:r>
+    </w:p>
+    <w:p>
+      <w:pPr>
+        <w:pStyle w:val="Normal"/>
+        <w:ind w:hanging="0" w:start="-540" w:end="-449"/>
+        <w:rPr>
+          <w:rFonts w:ascii="Times New Roman" w:hAnsi="Times New Roman"/>
+          <w:b/>
+          <w:bCs/>
+          <w:sz w:val="30"/>
+          <w:szCs w:val="30"/>
+        </w:rPr>
+      </w:pPr>
+      <w:r>
+        <w:rPr>
+          <w:rFonts w:ascii="Times New Roman" w:hAnsi="Times New Roman"/>
+          <w:b/>
+          <w:bCs/>
+          <w:sz w:val="30"/>
+          <w:szCs w:val="30"/>
+        </w:rPr>
+        <w:t>Worker type ảnh hưởng ra sao?</w:t>
+      </w:r>
+    </w:p>
+    <w:p>
+      <w:pPr>
+        <w:pStyle w:val="Normal"/>
+        <w:ind w:hanging="0" w:start="-540" w:end="-449"/>
+        <w:rPr>
+          <w:rFonts w:ascii="Times New Roman" w:hAnsi="Times New Roman"/>
+          <w:b/>
+          <w:bCs/>
+          <w:sz w:val="30"/>
+          <w:szCs w:val="30"/>
+        </w:rPr>
+      </w:pPr>
+      <w:r>
+        <w:rPr>
+          <w:rFonts w:ascii="Times New Roman" w:hAnsi="Times New Roman"/>
+          <w:b/>
+          <w:bCs/>
+          <w:sz w:val="30"/>
+          <w:szCs w:val="30"/>
+        </w:rPr>
+        <w:t>WSGI vs ASGI khác nhau thế nào?</w:t>
+      </w:r>
+    </w:p>
+    <w:p>
+      <w:pPr>
+        <w:pStyle w:val="Normal"/>
+        <w:ind w:hanging="0" w:start="-540" w:end="-449"/>
+        <w:rPr>
+          <w:rFonts w:ascii="Times New Roman" w:hAnsi="Times New Roman"/>
+          <w:b/>
+          <w:bCs/>
+          <w:sz w:val="30"/>
+          <w:szCs w:val="30"/>
+        </w:rPr>
+      </w:pPr>
+      <w:r>
+        <w:rPr>
+          <w:rFonts w:ascii="Times New Roman" w:hAnsi="Times New Roman"/>
+          <w:b/>
+          <w:bCs/>
+          <w:sz w:val="30"/>
+          <w:szCs w:val="30"/>
+        </w:rPr>
+        <w:t>Làm sao scale Python app khi GIL tồn tại?</w:t>
+      </w:r>
+    </w:p>
+    <w:p>
+      <w:pPr>
+        <w:pStyle w:val="Normal"/>
+        <w:ind w:hanging="0" w:start="-540" w:end="-449"/>
+        <w:rPr>
+          <w:rFonts w:ascii="Times New Roman" w:hAnsi="Times New Roman"/>
+          <w:b/>
+          <w:bCs/>
+          <w:sz w:val="30"/>
+          <w:szCs w:val="30"/>
+        </w:rPr>
+      </w:pPr>
+      <w:r>
+        <w:rPr>
+          <w:rFonts w:ascii="Times New Roman" w:hAnsi="Times New Roman"/>
+          <w:b/>
+          <w:bCs/>
+          <w:sz w:val="30"/>
+          <w:szCs w:val="30"/>
+        </w:rPr>
+        <w:t>Khi nào cần dùng C extension hoặc Cython?</w:t>
+      </w:r>
+    </w:p>
+    <w:p>
+      <w:pPr>
+        <w:pStyle w:val="Normal"/>
+        <w:ind w:hanging="0" w:start="-540" w:end="-449"/>
+        <w:rPr/>
+      </w:pPr>
+      <w:r>
+        <w:rPr>
+          <w:rFonts w:ascii="Times New Roman" w:hAnsi="Times New Roman"/>
+          <w:b/>
+          <w:bCs/>
+          <w:sz w:val="30"/>
+          <w:szCs w:val="30"/>
+        </w:rPr>
+        <w:t>Mock vs patch khác nhau thế nào?</w:t>
+      </w:r>
+    </w:p>
+    <w:p>
+      <w:pPr>
+        <w:pStyle w:val="Normal"/>
+        <w:ind w:hanging="0" w:start="-540" w:end="-449"/>
+        <w:rPr>
+          <w:rFonts w:ascii="Times New Roman" w:hAnsi="Times New Roman"/>
+          <w:b/>
+          <w:bCs/>
+          <w:sz w:val="30"/>
+          <w:szCs w:val="30"/>
+        </w:rPr>
+      </w:pPr>
+      <w:r>
+        <w:rPr>
+          <w:rFonts w:ascii="Times New Roman" w:hAnsi="Times New Roman"/>
+          <w:b/>
+          <w:bCs/>
+          <w:sz w:val="30"/>
+          <w:szCs w:val="30"/>
+        </w:rPr>
+        <w:t>Test async function như thế nào?</w:t>
+      </w:r>
+    </w:p>
+    <w:p>
+      <w:pPr>
+        <w:pStyle w:val="Normal"/>
+        <w:ind w:hanging="0" w:start="-540" w:end="-449"/>
+        <w:rPr>
+          <w:rFonts w:ascii="Times New Roman" w:hAnsi="Times New Roman"/>
+          <w:b/>
+          <w:bCs/>
+          <w:sz w:val="30"/>
+          <w:szCs w:val="30"/>
+        </w:rPr>
+      </w:pPr>
+      <w:r>
+        <w:rPr>
+          <w:rFonts w:ascii="Times New Roman" w:hAnsi="Times New Roman"/>
+          <w:b/>
+          <w:bCs/>
+          <w:sz w:val="30"/>
+          <w:szCs w:val="30"/>
+        </w:rPr>
+        <w:t>Property-based testing là gì?</w:t>
+      </w:r>
+    </w:p>
+    <w:p>
+      <w:pPr>
+        <w:pStyle w:val="Normal"/>
+        <w:ind w:hanging="0" w:start="-540" w:end="-449"/>
+        <w:rPr>
+          <w:rFonts w:ascii="Times New Roman" w:hAnsi="Times New Roman"/>
+          <w:b/>
+          <w:bCs/>
+          <w:sz w:val="30"/>
+          <w:szCs w:val="30"/>
+        </w:rPr>
+      </w:pPr>
+      <w:r>
+        <w:rPr>
+          <w:rFonts w:ascii="Times New Roman" w:hAnsi="Times New Roman"/>
+          <w:b/>
+          <w:bCs/>
+          <w:sz w:val="30"/>
+          <w:szCs w:val="30"/>
+        </w:rPr>
+        <w:t>Coverage cao có đảm bảo code tốt không?</w:t>
+      </w:r>
+    </w:p>
+    <w:p>
+      <w:pPr>
+        <w:pStyle w:val="Normal"/>
+        <w:ind w:hanging="0" w:start="-540" w:end="-449"/>
+        <w:rPr>
+          <w:rFonts w:ascii="Times New Roman" w:hAnsi="Times New Roman"/>
+          <w:b/>
+          <w:bCs/>
+          <w:sz w:val="30"/>
+          <w:szCs w:val="30"/>
+        </w:rPr>
+      </w:pPr>
+      <w:r>
+        <w:rPr>
+          <w:rFonts w:ascii="Times New Roman" w:hAnsi="Times New Roman"/>
+          <w:b/>
+          <w:bCs/>
+          <w:sz w:val="30"/>
+          <w:szCs w:val="30"/>
+        </w:rPr>
+        <w:t>Closure là gì và được dùng để làm gì?</w:t>
+      </w:r>
+    </w:p>
+    <w:p>
+      <w:pPr>
+        <w:pStyle w:val="Normal"/>
+        <w:ind w:hanging="0" w:start="-540" w:end="-449"/>
+        <w:rPr>
+          <w:rFonts w:ascii="Times New Roman" w:hAnsi="Times New Roman"/>
+          <w:b/>
+          <w:bCs/>
+          <w:sz w:val="30"/>
+          <w:szCs w:val="30"/>
+        </w:rPr>
+      </w:pPr>
+      <w:r>
+        <w:rPr>
+          <w:rFonts w:ascii="Times New Roman" w:hAnsi="Times New Roman"/>
+          <w:b/>
+          <w:bCs/>
+          <w:sz w:val="30"/>
+          <w:szCs w:val="30"/>
+        </w:rPr>
         <w:t>NumPy là gì? Tại sao nên dùng NumPy thay vì Python list?</w:t>
       </w:r>
     </w:p>
@@ -6729,93 +11113,17 @@
         <w:ind w:hanging="0" w:start="-540" w:end="-449"/>
         <w:rPr>
           <w:rFonts w:ascii="Times New Roman" w:hAnsi="Times New Roman"/>
-          <w:sz w:val="30"/>
-          <w:szCs w:val="30"/>
-        </w:rPr>
-      </w:pPr>
-      <w:r>
-        <w:rPr>
-          <w:rFonts w:ascii="Times New Roman" w:hAnsi="Times New Roman"/>
-          <w:sz w:val="30"/>
-          <w:szCs w:val="30"/>
-        </w:rPr>
-        <w:t>[VN] NumPy là một thư viện phổ biến trong Python dùng để xử lý tính toán số học và làm việc với dữ liệu dạng mảng nhiều chiều gọi là ndarray. NumPy được tối ưu bằng C nên các phép toán trên mảng chạy rất nhanh. So với Python list, NumPy hiệu quả hơn vì nó lưu dữ liệu liên tục trong bộ nhớ, chỉ dùng một kiểu dữ liệu cho toàn bộ mảng và hỗ trợ các phép toán vectorized (thực hiện phép toán trên toàn bộ mảng mà không cần vòng lặp). Vì vậy NumPy thường được dùng trong data processing, scientific computing và machine learning khi cần xử lý dữ liệu lớn và tính toán nhanh.</w:t>
-      </w:r>
-    </w:p>
-    <w:p>
-      <w:pPr>
-        <w:pStyle w:val="Normal"/>
-        <w:ind w:hanging="0" w:start="-540" w:end="-449"/>
-        <w:rPr>
-          <w:rFonts w:ascii="Times New Roman" w:hAnsi="Times New Roman"/>
-          <w:sz w:val="30"/>
-          <w:szCs w:val="30"/>
-        </w:rPr>
-      </w:pPr>
-      <w:r>
-        <w:rPr>
-          <w:rFonts w:ascii="Times New Roman" w:hAnsi="Times New Roman"/>
-          <w:sz w:val="30"/>
-          <w:szCs w:val="30"/>
-        </w:rPr>
-      </w:r>
-    </w:p>
-    <w:p>
-      <w:pPr>
-        <w:pStyle w:val="Normal"/>
-        <w:ind w:hanging="0" w:start="-540" w:end="-449"/>
-        <w:rPr>
-          <w:rFonts w:ascii="Times New Roman" w:hAnsi="Times New Roman"/>
-          <w:sz w:val="30"/>
-          <w:szCs w:val="30"/>
-        </w:rPr>
-      </w:pPr>
-      <w:r>
-        <w:rPr>
-          <w:rFonts w:ascii="Times New Roman" w:hAnsi="Times New Roman"/>
-          <w:sz w:val="30"/>
-          <w:szCs w:val="30"/>
-        </w:rPr>
-        <w:t>[EN] NumPy is a popular Python library used for numerical computing and working with multi-dimensional arrays called ndarray. NumPy is implemented in C, so operations on arrays run very fast. Compared to Python lists, NumPy is more efficient because data is stored in contiguous memory, all elements have the same data type, and it supports vectorized operations (performing operations on the whole array without loops). For this reason, NumPy is commonly used in data processing, scientific computing, and machine learning where large datasets and fast calculations are required.</w:t>
-      </w:r>
-    </w:p>
-    <w:p>
-      <w:pPr>
-        <w:pStyle w:val="Normal"/>
-        <w:ind w:hanging="0" w:start="-540" w:end="-449"/>
-        <w:rPr>
-          <w:rFonts w:ascii="Times New Roman" w:hAnsi="Times New Roman"/>
-          <w:sz w:val="30"/>
-          <w:szCs w:val="30"/>
-        </w:rPr>
-      </w:pPr>
-      <w:r>
-        <w:rPr>
-          <w:rFonts w:ascii="Times New Roman" w:hAnsi="Times New Roman"/>
-          <w:sz w:val="30"/>
-          <w:szCs w:val="30"/>
-        </w:rPr>
-      </w:r>
-    </w:p>
-    <w:p>
-      <w:pPr>
-        <w:pStyle w:val="Normal"/>
-        <w:ind w:hanging="0" w:start="-540" w:end="-449"/>
-        <w:rPr>
-          <w:rFonts w:ascii="Times New Roman" w:hAnsi="Times New Roman"/>
-          <w:b/>
-          <w:bCs/>
-          <w:color w:val="3465A4"/>
-          <w:sz w:val="30"/>
-          <w:szCs w:val="30"/>
-        </w:rPr>
-      </w:pPr>
-      <w:r>
-        <w:rPr>
-          <w:rFonts w:ascii="Times New Roman" w:hAnsi="Times New Roman"/>
-          <w:b/>
-          <w:bCs/>
-          <w:color w:val="3465A4"/>
+          <w:b/>
+          <w:bCs/>
+          <w:sz w:val="30"/>
+          <w:szCs w:val="30"/>
+        </w:rPr>
+      </w:pPr>
+      <w:r>
+        <w:rPr>
+          <w:rFonts w:ascii="Times New Roman" w:hAnsi="Times New Roman"/>
+          <w:b/>
+          <w:bCs/>
           <w:sz w:val="30"/>
           <w:szCs w:val="30"/>
         </w:rPr>
@@ -6828,93 +11136,17 @@
         <w:ind w:hanging="0" w:start="-540" w:end="-449"/>
         <w:rPr>
           <w:rFonts w:ascii="Times New Roman" w:hAnsi="Times New Roman"/>
-          <w:sz w:val="30"/>
-          <w:szCs w:val="30"/>
-        </w:rPr>
-      </w:pPr>
-      <w:r>
-        <w:rPr>
-          <w:rFonts w:ascii="Times New Roman" w:hAnsi="Times New Roman"/>
-          <w:sz w:val="30"/>
-          <w:szCs w:val="30"/>
-        </w:rPr>
-        <w:t>[VN] Trong NumPy, ndarray (N-dimensional array) là cấu trúc dữ liệu chính dùng để lưu trữ và xử lý dữ liệu dạng mảng nhiều chiều như vector, matrix hoặc tensor. ndarray khác với Python list ở chỗ tất cả phần tử trong ndarray phải có cùng kiểu dữ liệu (homogeneous), dữ liệu được lưu liên tục trong bộ nhớ nên truy cập và tính toán nhanh hơn, và nó hỗ trợ các phép toán vectorized trên toàn bộ mảng mà không cần vòng lặp. Trong khi đó, Python list có thể chứa nhiều kiểu dữ liệu khác nhau, dữ liệu không được lưu liên tục trong bộ nhớ và thường cần dùng loop để thực hiện phép toán nên chậm hơn khi xử lý dữ liệu lớn.</w:t>
-      </w:r>
-    </w:p>
-    <w:p>
-      <w:pPr>
-        <w:pStyle w:val="Normal"/>
-        <w:ind w:hanging="0" w:start="-540" w:end="-449"/>
-        <w:rPr>
-          <w:rFonts w:ascii="Times New Roman" w:hAnsi="Times New Roman"/>
-          <w:sz w:val="30"/>
-          <w:szCs w:val="30"/>
-        </w:rPr>
-      </w:pPr>
-      <w:r>
-        <w:rPr>
-          <w:rFonts w:ascii="Times New Roman" w:hAnsi="Times New Roman"/>
-          <w:sz w:val="30"/>
-          <w:szCs w:val="30"/>
-        </w:rPr>
-      </w:r>
-    </w:p>
-    <w:p>
-      <w:pPr>
-        <w:pStyle w:val="Normal"/>
-        <w:ind w:hanging="0" w:start="-540" w:end="-449"/>
-        <w:rPr>
-          <w:rFonts w:ascii="Times New Roman" w:hAnsi="Times New Roman"/>
-          <w:sz w:val="30"/>
-          <w:szCs w:val="30"/>
-        </w:rPr>
-      </w:pPr>
-      <w:r>
-        <w:rPr>
-          <w:rFonts w:ascii="Times New Roman" w:hAnsi="Times New Roman"/>
-          <w:sz w:val="30"/>
-          <w:szCs w:val="30"/>
-        </w:rPr>
-        <w:t>[EN] In NumPy, ndarray (N-dimensional array) is the main data structure used to store and process multi-dimensional data such as vectors, matrices, or tensors. ndarray is different from a Python list because all elements in an ndarray must have the same data type (homogeneous), the data is stored in contiguous memory which makes access and computation faster, and it supports vectorized operations on the whole array without using loops. In contrast, a Python list can contain different data types, its data is not stored contiguously in memory, and it usually requires loops for calculations, which makes it slower for large data processing.</w:t>
-      </w:r>
-    </w:p>
-    <w:p>
-      <w:pPr>
-        <w:pStyle w:val="Normal"/>
-        <w:ind w:hanging="0" w:start="-540" w:end="-449"/>
-        <w:rPr>
-          <w:rFonts w:ascii="Times New Roman" w:hAnsi="Times New Roman"/>
-          <w:sz w:val="30"/>
-          <w:szCs w:val="30"/>
-        </w:rPr>
-      </w:pPr>
-      <w:r>
-        <w:rPr>
-          <w:rFonts w:ascii="Times New Roman" w:hAnsi="Times New Roman"/>
-          <w:sz w:val="30"/>
-          <w:szCs w:val="30"/>
-        </w:rPr>
-      </w:r>
-    </w:p>
-    <w:p>
-      <w:pPr>
-        <w:pStyle w:val="Normal"/>
-        <w:ind w:hanging="0" w:start="-540" w:end="-449"/>
-        <w:rPr>
-          <w:rFonts w:ascii="Times New Roman" w:hAnsi="Times New Roman"/>
-          <w:b/>
-          <w:bCs/>
-          <w:color w:val="3465A4"/>
-          <w:sz w:val="30"/>
-          <w:szCs w:val="30"/>
-        </w:rPr>
-      </w:pPr>
-      <w:r>
-        <w:rPr>
-          <w:rFonts w:ascii="Times New Roman" w:hAnsi="Times New Roman"/>
-          <w:b/>
-          <w:bCs/>
-          <w:color w:val="3465A4"/>
+          <w:b/>
+          <w:bCs/>
+          <w:sz w:val="30"/>
+          <w:szCs w:val="30"/>
+        </w:rPr>
+      </w:pPr>
+      <w:r>
+        <w:rPr>
+          <w:rFonts w:ascii="Times New Roman" w:hAnsi="Times New Roman"/>
+          <w:b/>
+          <w:bCs/>
           <w:sz w:val="30"/>
           <w:szCs w:val="30"/>
         </w:rPr>
@@ -6927,93 +11159,17 @@
         <w:ind w:hanging="0" w:start="-540" w:end="-449"/>
         <w:rPr>
           <w:rFonts w:ascii="Times New Roman" w:hAnsi="Times New Roman"/>
-          <w:sz w:val="30"/>
-          <w:szCs w:val="30"/>
-        </w:rPr>
-      </w:pPr>
-      <w:r>
-        <w:rPr>
-          <w:rFonts w:ascii="Times New Roman" w:hAnsi="Times New Roman"/>
-          <w:sz w:val="30"/>
-          <w:szCs w:val="30"/>
-        </w:rPr>
-        <w:t>[VN] Trong NumPy, vectorization là kỹ thuật thực hiện phép toán trên toàn bộ mảng (ndarray) cùng lúc thay vì lặp qua từng phần tử bằng vòng lặp Python. Ví dụ, ta có thể cộng hai mảng trực tiếp thay vì dùng for. Vectorization nhanh hơn vì các phép toán được thực thi bằng code tối ưu viết bằng C bên trong NumPy, dữ liệu được lưu liên tục trong bộ nhớ và tránh được overhead của vòng lặp Python. Nhờ đó việc xử lý dữ liệu lớn và tính toán số học sẽ nhanh và hiệu quả hơn.</w:t>
-      </w:r>
-    </w:p>
-    <w:p>
-      <w:pPr>
-        <w:pStyle w:val="Normal"/>
-        <w:ind w:hanging="0" w:start="-540" w:end="-449"/>
-        <w:rPr>
-          <w:rFonts w:ascii="Times New Roman" w:hAnsi="Times New Roman"/>
-          <w:sz w:val="30"/>
-          <w:szCs w:val="30"/>
-        </w:rPr>
-      </w:pPr>
-      <w:r>
-        <w:rPr>
-          <w:rFonts w:ascii="Times New Roman" w:hAnsi="Times New Roman"/>
-          <w:sz w:val="30"/>
-          <w:szCs w:val="30"/>
-        </w:rPr>
-      </w:r>
-    </w:p>
-    <w:p>
-      <w:pPr>
-        <w:pStyle w:val="Normal"/>
-        <w:ind w:hanging="0" w:start="-540" w:end="-449"/>
-        <w:rPr>
-          <w:rFonts w:ascii="Times New Roman" w:hAnsi="Times New Roman"/>
-          <w:sz w:val="30"/>
-          <w:szCs w:val="30"/>
-        </w:rPr>
-      </w:pPr>
-      <w:r>
-        <w:rPr>
-          <w:rFonts w:ascii="Times New Roman" w:hAnsi="Times New Roman"/>
-          <w:sz w:val="30"/>
-          <w:szCs w:val="30"/>
-        </w:rPr>
-        <w:t>[EN] In NumPy, vectorization is the technique of performing operations on an entire array (ndarray) at once instead of iterating through each element using Python loops. For example, we can add two arrays directly without using a for loop. Vectorization is faster because the operations are executed by highly optimized C code inside NumPy, the data is stored in contiguous memory, and it avoids the overhead of Python loops. This makes numerical computation and large data processing much more efficient.</w:t>
-      </w:r>
-    </w:p>
-    <w:p>
-      <w:pPr>
-        <w:pStyle w:val="Normal"/>
-        <w:ind w:hanging="0" w:start="-540" w:end="-449"/>
-        <w:rPr>
-          <w:rFonts w:ascii="Times New Roman" w:hAnsi="Times New Roman"/>
-          <w:sz w:val="30"/>
-          <w:szCs w:val="30"/>
-        </w:rPr>
-      </w:pPr>
-      <w:r>
-        <w:rPr>
-          <w:rFonts w:ascii="Times New Roman" w:hAnsi="Times New Roman"/>
-          <w:sz w:val="30"/>
-          <w:szCs w:val="30"/>
-        </w:rPr>
-      </w:r>
-    </w:p>
-    <w:p>
-      <w:pPr>
-        <w:pStyle w:val="Normal"/>
-        <w:ind w:hanging="0" w:start="-540" w:end="-449"/>
-        <w:rPr>
-          <w:rFonts w:ascii="Times New Roman" w:hAnsi="Times New Roman"/>
-          <w:b/>
-          <w:bCs/>
-          <w:color w:val="3465A4"/>
-          <w:sz w:val="30"/>
-          <w:szCs w:val="30"/>
-        </w:rPr>
-      </w:pPr>
-      <w:r>
-        <w:rPr>
-          <w:rFonts w:ascii="Times New Roman" w:hAnsi="Times New Roman"/>
-          <w:b/>
-          <w:bCs/>
-          <w:color w:val="3465A4"/>
+          <w:b/>
+          <w:bCs/>
+          <w:sz w:val="30"/>
+          <w:szCs w:val="30"/>
+        </w:rPr>
+      </w:pPr>
+      <w:r>
+        <w:rPr>
+          <w:rFonts w:ascii="Times New Roman" w:hAnsi="Times New Roman"/>
+          <w:b/>
+          <w:bCs/>
           <w:sz w:val="30"/>
           <w:szCs w:val="30"/>
         </w:rPr>
@@ -7026,93 +11182,17 @@
         <w:ind w:hanging="0" w:start="-540" w:end="-449"/>
         <w:rPr>
           <w:rFonts w:ascii="Times New Roman" w:hAnsi="Times New Roman"/>
-          <w:sz w:val="30"/>
-          <w:szCs w:val="30"/>
-        </w:rPr>
-      </w:pPr>
-      <w:r>
-        <w:rPr>
-          <w:rFonts w:ascii="Times New Roman" w:hAnsi="Times New Roman"/>
-          <w:sz w:val="30"/>
-          <w:szCs w:val="30"/>
-        </w:rPr>
-        <w:t>[VN] Trong NumPy, broadcasting là cơ chế cho phép thực hiện phép toán giữa các mảng có kích thước (shape) khác nhau mà không cần phải sao chép dữ liệu thủ công. NumPy sẽ tự động “mở rộng” mảng nhỏ hơn để khớp với kích thước của mảng lớn hơn theo một số quy tắc về shape, sau đó thực hiện phép toán như cộng, trừ, nhân hoặc chia. Nhờ broadcasting, ta có thể viết code ngắn gọn và thực hiện các phép tính trên dữ liệu lớn một cách hiệu quả mà không cần dùng vòng lặp.</w:t>
-      </w:r>
-    </w:p>
-    <w:p>
-      <w:pPr>
-        <w:pStyle w:val="Normal"/>
-        <w:ind w:hanging="0" w:start="-540" w:end="-449"/>
-        <w:rPr>
-          <w:rFonts w:ascii="Times New Roman" w:hAnsi="Times New Roman"/>
-          <w:sz w:val="30"/>
-          <w:szCs w:val="30"/>
-        </w:rPr>
-      </w:pPr>
-      <w:r>
-        <w:rPr>
-          <w:rFonts w:ascii="Times New Roman" w:hAnsi="Times New Roman"/>
-          <w:sz w:val="30"/>
-          <w:szCs w:val="30"/>
-        </w:rPr>
-      </w:r>
-    </w:p>
-    <w:p>
-      <w:pPr>
-        <w:pStyle w:val="Normal"/>
-        <w:ind w:hanging="0" w:start="-540" w:end="-449"/>
-        <w:rPr>
-          <w:rFonts w:ascii="Times New Roman" w:hAnsi="Times New Roman"/>
-          <w:sz w:val="30"/>
-          <w:szCs w:val="30"/>
-        </w:rPr>
-      </w:pPr>
-      <w:r>
-        <w:rPr>
-          <w:rFonts w:ascii="Times New Roman" w:hAnsi="Times New Roman"/>
-          <w:sz w:val="30"/>
-          <w:szCs w:val="30"/>
-        </w:rPr>
-        <w:t>[EN] In NumPy, broadcasting is a mechanism that allows operations between arrays with different shapes without manually copying data. NumPy automatically “expands” the smaller array to match the shape of the larger array based on specific broadcasting rules, and then performs operations such as addition, subtraction, multiplication, or division. This feature helps write shorter code and perform efficient computations on large datasets without using loops.</w:t>
-      </w:r>
-    </w:p>
-    <w:p>
-      <w:pPr>
-        <w:pStyle w:val="Normal"/>
-        <w:ind w:hanging="0" w:start="-540" w:end="-449"/>
-        <w:rPr>
-          <w:rFonts w:ascii="Times New Roman" w:hAnsi="Times New Roman"/>
-          <w:sz w:val="30"/>
-          <w:szCs w:val="30"/>
-        </w:rPr>
-      </w:pPr>
-      <w:r>
-        <w:rPr>
-          <w:rFonts w:ascii="Times New Roman" w:hAnsi="Times New Roman"/>
-          <w:sz w:val="30"/>
-          <w:szCs w:val="30"/>
-        </w:rPr>
-      </w:r>
-    </w:p>
-    <w:p>
-      <w:pPr>
-        <w:pStyle w:val="Normal"/>
-        <w:ind w:hanging="0" w:start="-540" w:end="-449"/>
-        <w:rPr>
-          <w:rFonts w:ascii="Times New Roman" w:hAnsi="Times New Roman"/>
-          <w:b/>
-          <w:bCs/>
-          <w:color w:val="3465A4"/>
-          <w:sz w:val="30"/>
-          <w:szCs w:val="30"/>
-        </w:rPr>
-      </w:pPr>
-      <w:r>
-        <w:rPr>
-          <w:rFonts w:ascii="Times New Roman" w:hAnsi="Times New Roman"/>
-          <w:b/>
-          <w:bCs/>
-          <w:color w:val="3465A4"/>
+          <w:b/>
+          <w:bCs/>
+          <w:sz w:val="30"/>
+          <w:szCs w:val="30"/>
+        </w:rPr>
+      </w:pPr>
+      <w:r>
+        <w:rPr>
+          <w:rFonts w:ascii="Times New Roman" w:hAnsi="Times New Roman"/>
+          <w:b/>
+          <w:bCs/>
           <w:sz w:val="30"/>
           <w:szCs w:val="30"/>
         </w:rPr>
@@ -7125,93 +11205,17 @@
         <w:ind w:hanging="0" w:start="-540" w:end="-449"/>
         <w:rPr>
           <w:rFonts w:ascii="Times New Roman" w:hAnsi="Times New Roman"/>
-          <w:sz w:val="30"/>
-          <w:szCs w:val="30"/>
-        </w:rPr>
-      </w:pPr>
-      <w:r>
-        <w:rPr>
-          <w:rFonts w:ascii="Times New Roman" w:hAnsi="Times New Roman"/>
-          <w:sz w:val="30"/>
-          <w:szCs w:val="30"/>
-        </w:rPr>
-        <w:t>[VN] Trong NumPy, shape và dtype là hai thuộc tính quan trọng của một ndarray. Shape cho biết kích thước và cấu trúc của mảng, tức là số chiều và số phần tử ở mỗi chiều (ví dụ (3, 4) nghĩa là 3 hàng và 4 cột). dtype (data type) cho biết kiểu dữ liệu của các phần tử trong mảng, ví dụ như int, float, hoặc bool. Vì tất cả phần tử trong ndarray phải có cùng kiểu dữ liệu, dtype giúp NumPy quản lý bộ nhớ hiệu quả và thực hiện các phép tính nhanh hơn.</w:t>
-      </w:r>
-    </w:p>
-    <w:p>
-      <w:pPr>
-        <w:pStyle w:val="Normal"/>
-        <w:ind w:hanging="0" w:start="-540" w:end="-449"/>
-        <w:rPr>
-          <w:rFonts w:ascii="Times New Roman" w:hAnsi="Times New Roman"/>
-          <w:sz w:val="30"/>
-          <w:szCs w:val="30"/>
-        </w:rPr>
-      </w:pPr>
-      <w:r>
-        <w:rPr>
-          <w:rFonts w:ascii="Times New Roman" w:hAnsi="Times New Roman"/>
-          <w:sz w:val="30"/>
-          <w:szCs w:val="30"/>
-        </w:rPr>
-      </w:r>
-    </w:p>
-    <w:p>
-      <w:pPr>
-        <w:pStyle w:val="Normal"/>
-        <w:ind w:hanging="0" w:start="-540" w:end="-449"/>
-        <w:rPr>
-          <w:rFonts w:ascii="Times New Roman" w:hAnsi="Times New Roman"/>
-          <w:sz w:val="30"/>
-          <w:szCs w:val="30"/>
-        </w:rPr>
-      </w:pPr>
-      <w:r>
-        <w:rPr>
-          <w:rFonts w:ascii="Times New Roman" w:hAnsi="Times New Roman"/>
-          <w:sz w:val="30"/>
-          <w:szCs w:val="30"/>
-        </w:rPr>
-        <w:t>[EN] In NumPy, shape and dtype are two important attributes of an ndarray. Shape describes the size and structure of the array, meaning the number of dimensions and the number of elements in each dimension (for example (3, 4) means 3 rows and 4 columns). dtype (data type) defines the type of data stored in the array elements, such as int, float, or bool. Since all elements in an ndarray must have the same data type, dtype helps NumPy manage memory efficiently and perform computations faster.</w:t>
-      </w:r>
-    </w:p>
-    <w:p>
-      <w:pPr>
-        <w:pStyle w:val="Normal"/>
-        <w:ind w:hanging="0" w:start="-540" w:end="-449"/>
-        <w:rPr>
-          <w:rFonts w:ascii="Times New Roman" w:hAnsi="Times New Roman"/>
-          <w:sz w:val="30"/>
-          <w:szCs w:val="30"/>
-        </w:rPr>
-      </w:pPr>
-      <w:r>
-        <w:rPr>
-          <w:rFonts w:ascii="Times New Roman" w:hAnsi="Times New Roman"/>
-          <w:sz w:val="30"/>
-          <w:szCs w:val="30"/>
-        </w:rPr>
-      </w:r>
-    </w:p>
-    <w:p>
-      <w:pPr>
-        <w:pStyle w:val="Normal"/>
-        <w:ind w:hanging="0" w:start="-540" w:end="-449"/>
-        <w:rPr>
-          <w:rFonts w:ascii="Times New Roman" w:hAnsi="Times New Roman"/>
-          <w:b/>
-          <w:bCs/>
-          <w:color w:val="3465A4"/>
-          <w:sz w:val="30"/>
-          <w:szCs w:val="30"/>
-        </w:rPr>
-      </w:pPr>
-      <w:r>
-        <w:rPr>
-          <w:rFonts w:ascii="Times New Roman" w:hAnsi="Times New Roman"/>
-          <w:b/>
-          <w:bCs/>
-          <w:color w:val="3465A4"/>
+          <w:b/>
+          <w:bCs/>
+          <w:sz w:val="30"/>
+          <w:szCs w:val="30"/>
+        </w:rPr>
+      </w:pPr>
+      <w:r>
+        <w:rPr>
+          <w:rFonts w:ascii="Times New Roman" w:hAnsi="Times New Roman"/>
+          <w:b/>
+          <w:bCs/>
           <w:sz w:val="30"/>
           <w:szCs w:val="30"/>
         </w:rPr>
@@ -7224,93 +11228,17 @@
         <w:ind w:hanging="0" w:start="-540" w:end="-449"/>
         <w:rPr>
           <w:rFonts w:ascii="Times New Roman" w:hAnsi="Times New Roman"/>
-          <w:sz w:val="30"/>
-          <w:szCs w:val="30"/>
-        </w:rPr>
-      </w:pPr>
-      <w:r>
-        <w:rPr>
-          <w:rFonts w:ascii="Times New Roman" w:hAnsi="Times New Roman"/>
-          <w:sz w:val="30"/>
-          <w:szCs w:val="30"/>
-        </w:rPr>
-        <w:t>[VN] Trong NumPy, reshape() và resize() đều dùng để thay đổi kích thước (shape) của một ndarray, nhưng cách hoạt động khác nhau. reshape() tạo ra một mảng mới với shape mới mà không thay đổi dữ liệu gốc và thường chỉ tạo một view nếu có thể, vì vậy array ban đầu vẫn giữ nguyên. Ngược lại, resize() thay đổi trực tiếp array gốc và có thể thêm hoặc cắt bớt phần tử nếu kích thước mới khác với kích thước ban đầu. Vì vậy reshape() thường an toàn hơn khi chỉ muốn thay đổi cách nhìn dữ liệu, còn resize() dùng khi thật sự muốn thay đổi kích thước của mảng.</w:t>
-      </w:r>
-    </w:p>
-    <w:p>
-      <w:pPr>
-        <w:pStyle w:val="Normal"/>
-        <w:ind w:hanging="0" w:start="-540" w:end="-449"/>
-        <w:rPr>
-          <w:rFonts w:ascii="Times New Roman" w:hAnsi="Times New Roman"/>
-          <w:sz w:val="30"/>
-          <w:szCs w:val="30"/>
-        </w:rPr>
-      </w:pPr>
-      <w:r>
-        <w:rPr>
-          <w:rFonts w:ascii="Times New Roman" w:hAnsi="Times New Roman"/>
-          <w:sz w:val="30"/>
-          <w:szCs w:val="30"/>
-        </w:rPr>
-      </w:r>
-    </w:p>
-    <w:p>
-      <w:pPr>
-        <w:pStyle w:val="Normal"/>
-        <w:ind w:hanging="0" w:start="-540" w:end="-449"/>
-        <w:rPr>
-          <w:rFonts w:ascii="Times New Roman" w:hAnsi="Times New Roman"/>
-          <w:sz w:val="30"/>
-          <w:szCs w:val="30"/>
-        </w:rPr>
-      </w:pPr>
-      <w:r>
-        <w:rPr>
-          <w:rFonts w:ascii="Times New Roman" w:hAnsi="Times New Roman"/>
-          <w:sz w:val="30"/>
-          <w:szCs w:val="30"/>
-        </w:rPr>
-        <w:t>[EN] In NumPy, both reshape() and resize() are used to change the shape of an ndarray, but they work differently. reshape() returns a new array with the new shape without modifying the original data and often creates a view if possible, so the original array remains unchanged. In contrast, resize() modifies the original array directly and may add or remove elements if the new size is different from the original size. Therefore, reshape() is usually safer when you only want to change how the data is viewed, while resize() is used when you really want to change the array size.</w:t>
-      </w:r>
-    </w:p>
-    <w:p>
-      <w:pPr>
-        <w:pStyle w:val="Normal"/>
-        <w:ind w:hanging="0" w:start="-540" w:end="-449"/>
-        <w:rPr>
-          <w:rFonts w:ascii="Times New Roman" w:hAnsi="Times New Roman"/>
-          <w:sz w:val="30"/>
-          <w:szCs w:val="30"/>
-        </w:rPr>
-      </w:pPr>
-      <w:r>
-        <w:rPr>
-          <w:rFonts w:ascii="Times New Roman" w:hAnsi="Times New Roman"/>
-          <w:sz w:val="30"/>
-          <w:szCs w:val="30"/>
-        </w:rPr>
-      </w:r>
-    </w:p>
-    <w:p>
-      <w:pPr>
-        <w:pStyle w:val="Normal"/>
-        <w:ind w:hanging="0" w:start="-540" w:end="-449"/>
-        <w:rPr>
-          <w:rFonts w:ascii="Times New Roman" w:hAnsi="Times New Roman"/>
-          <w:b/>
-          <w:bCs/>
-          <w:color w:val="3465A4"/>
-          <w:sz w:val="30"/>
-          <w:szCs w:val="30"/>
-        </w:rPr>
-      </w:pPr>
-      <w:r>
-        <w:rPr>
-          <w:rFonts w:ascii="Times New Roman" w:hAnsi="Times New Roman"/>
-          <w:b/>
-          <w:bCs/>
-          <w:color w:val="3465A4"/>
+          <w:b/>
+          <w:bCs/>
+          <w:sz w:val="30"/>
+          <w:szCs w:val="30"/>
+        </w:rPr>
+      </w:pPr>
+      <w:r>
+        <w:rPr>
+          <w:rFonts w:ascii="Times New Roman" w:hAnsi="Times New Roman"/>
+          <w:b/>
+          <w:bCs/>
           <w:sz w:val="30"/>
           <w:szCs w:val="30"/>
         </w:rPr>
@@ -7323,93 +11251,17 @@
         <w:ind w:hanging="0" w:start="-540" w:end="-449"/>
         <w:rPr>
           <w:rFonts w:ascii="Times New Roman" w:hAnsi="Times New Roman"/>
-          <w:sz w:val="30"/>
-          <w:szCs w:val="30"/>
-        </w:rPr>
-      </w:pPr>
-      <w:r>
-        <w:rPr>
-          <w:rFonts w:ascii="Times New Roman" w:hAnsi="Times New Roman"/>
-          <w:sz w:val="30"/>
-          <w:szCs w:val="30"/>
-        </w:rPr>
-        <w:t>[VN] Trong NumPy, slicing thường trả về một view của mảng gốc thay vì tạo bản sao dữ liệu mới. Điều này có nghĩa là nếu ta thay đổi dữ liệu trong phần slice thì mảng ban đầu cũng sẽ thay đổi. Cách này giúp NumPy tiết kiệm bộ nhớ và tăng hiệu năng. Ngược lại, khi slicing với Python list, kết quả thường là một bản sao (copy) của dữ liệu, nên nếu thay đổi list mới thì list ban đầu sẽ không bị ảnh hưởng.</w:t>
-      </w:r>
-    </w:p>
-    <w:p>
-      <w:pPr>
-        <w:pStyle w:val="Normal"/>
-        <w:ind w:hanging="0" w:start="-540" w:end="-449"/>
-        <w:rPr>
-          <w:rFonts w:ascii="Times New Roman" w:hAnsi="Times New Roman"/>
-          <w:sz w:val="30"/>
-          <w:szCs w:val="30"/>
-        </w:rPr>
-      </w:pPr>
-      <w:r>
-        <w:rPr>
-          <w:rFonts w:ascii="Times New Roman" w:hAnsi="Times New Roman"/>
-          <w:sz w:val="30"/>
-          <w:szCs w:val="30"/>
-        </w:rPr>
-      </w:r>
-    </w:p>
-    <w:p>
-      <w:pPr>
-        <w:pStyle w:val="Normal"/>
-        <w:ind w:hanging="0" w:start="-540" w:end="-449"/>
-        <w:rPr>
-          <w:rFonts w:ascii="Times New Roman" w:hAnsi="Times New Roman"/>
-          <w:sz w:val="30"/>
-          <w:szCs w:val="30"/>
-        </w:rPr>
-      </w:pPr>
-      <w:r>
-        <w:rPr>
-          <w:rFonts w:ascii="Times New Roman" w:hAnsi="Times New Roman"/>
-          <w:sz w:val="30"/>
-          <w:szCs w:val="30"/>
-        </w:rPr>
-        <w:t>[EN] In NumPy, slicing usually returns a view of the original array instead of creating a new copy of the data. This means that if you modify the sliced result, the original array will also change. This behavior helps NumPy save memory and improve performance. In contrast, slicing a Python list typically returns a copy of the data, so changes to the new list do not affect the original list.</w:t>
-      </w:r>
-    </w:p>
-    <w:p>
-      <w:pPr>
-        <w:pStyle w:val="Normal"/>
-        <w:ind w:hanging="0" w:start="-540" w:end="-449"/>
-        <w:rPr>
-          <w:rFonts w:ascii="Times New Roman" w:hAnsi="Times New Roman"/>
-          <w:sz w:val="30"/>
-          <w:szCs w:val="30"/>
-        </w:rPr>
-      </w:pPr>
-      <w:r>
-        <w:rPr>
-          <w:rFonts w:ascii="Times New Roman" w:hAnsi="Times New Roman"/>
-          <w:sz w:val="30"/>
-          <w:szCs w:val="30"/>
-        </w:rPr>
-      </w:r>
-    </w:p>
-    <w:p>
-      <w:pPr>
-        <w:pStyle w:val="Normal"/>
-        <w:ind w:hanging="0" w:start="-540" w:end="-449"/>
-        <w:rPr>
-          <w:rFonts w:ascii="Times New Roman" w:hAnsi="Times New Roman"/>
-          <w:b/>
-          <w:bCs/>
-          <w:color w:val="3465A4"/>
-          <w:sz w:val="30"/>
-          <w:szCs w:val="30"/>
-        </w:rPr>
-      </w:pPr>
-      <w:r>
-        <w:rPr>
-          <w:rFonts w:ascii="Times New Roman" w:hAnsi="Times New Roman"/>
-          <w:b/>
-          <w:bCs/>
-          <w:color w:val="3465A4"/>
+          <w:b/>
+          <w:bCs/>
+          <w:sz w:val="30"/>
+          <w:szCs w:val="30"/>
+        </w:rPr>
+      </w:pPr>
+      <w:r>
+        <w:rPr>
+          <w:rFonts w:ascii="Times New Roman" w:hAnsi="Times New Roman"/>
+          <w:b/>
+          <w:bCs/>
           <w:sz w:val="30"/>
           <w:szCs w:val="30"/>
         </w:rPr>
@@ -7422,93 +11274,17 @@
         <w:ind w:hanging="0" w:start="-540" w:end="-449"/>
         <w:rPr>
           <w:rFonts w:ascii="Times New Roman" w:hAnsi="Times New Roman"/>
-          <w:sz w:val="30"/>
-          <w:szCs w:val="30"/>
-        </w:rPr>
-      </w:pPr>
-      <w:r>
-        <w:rPr>
-          <w:rFonts w:ascii="Times New Roman" w:hAnsi="Times New Roman"/>
-          <w:sz w:val="30"/>
-          <w:szCs w:val="30"/>
-        </w:rPr>
-        <w:t>[VN] Trong NumPy, view và copy là hai cách truy cập dữ liệu của một ndarray. View là một “cái nhìn” khác của cùng vùng nhớ với mảng gốc, nghĩa là nó không tạo dữ liệu mới mà chỉ tham chiếu đến dữ liệu hiện có. Vì vậy nếu thay đổi dữ liệu trong view thì mảng gốc cũng sẽ thay đổi. Ngược lại, copy tạo ra một bản sao hoàn toàn mới của dữ liệu trong bộ nhớ, nên khi thay đổi copy thì mảng gốc sẽ không bị ảnh hưởng. View giúp tiết kiệm bộ nhớ và nhanh hơn, còn copy an toàn hơn khi cần dữ liệu độc lập.</w:t>
-      </w:r>
-    </w:p>
-    <w:p>
-      <w:pPr>
-        <w:pStyle w:val="Normal"/>
-        <w:ind w:hanging="0" w:start="-540" w:end="-449"/>
-        <w:rPr>
-          <w:rFonts w:ascii="Times New Roman" w:hAnsi="Times New Roman"/>
-          <w:sz w:val="30"/>
-          <w:szCs w:val="30"/>
-        </w:rPr>
-      </w:pPr>
-      <w:r>
-        <w:rPr>
-          <w:rFonts w:ascii="Times New Roman" w:hAnsi="Times New Roman"/>
-          <w:sz w:val="30"/>
-          <w:szCs w:val="30"/>
-        </w:rPr>
-      </w:r>
-    </w:p>
-    <w:p>
-      <w:pPr>
-        <w:pStyle w:val="Normal"/>
-        <w:ind w:hanging="0" w:start="-540" w:end="-449"/>
-        <w:rPr>
-          <w:rFonts w:ascii="Times New Roman" w:hAnsi="Times New Roman"/>
-          <w:sz w:val="30"/>
-          <w:szCs w:val="30"/>
-        </w:rPr>
-      </w:pPr>
-      <w:r>
-        <w:rPr>
-          <w:rFonts w:ascii="Times New Roman" w:hAnsi="Times New Roman"/>
-          <w:sz w:val="30"/>
-          <w:szCs w:val="30"/>
-        </w:rPr>
-        <w:t>[EN] In NumPy, view and copy are two ways to access data in an ndarray. A view is another representation of the same memory as the original array, meaning it does not create new data but only references the existing data. Because of this, changing the view will also change the original array. In contrast, a copy creates a completely new dataset in memory, so modifying the copy does not affect the original array. A view is more memory-efficient and faster, while a copy is safer when independent data is needed.</w:t>
-      </w:r>
-    </w:p>
-    <w:p>
-      <w:pPr>
-        <w:pStyle w:val="Normal"/>
-        <w:ind w:hanging="0" w:start="-540" w:end="-449"/>
-        <w:rPr>
-          <w:rFonts w:ascii="Times New Roman" w:hAnsi="Times New Roman"/>
-          <w:sz w:val="30"/>
-          <w:szCs w:val="30"/>
-        </w:rPr>
-      </w:pPr>
-      <w:r>
-        <w:rPr>
-          <w:rFonts w:ascii="Times New Roman" w:hAnsi="Times New Roman"/>
-          <w:sz w:val="30"/>
-          <w:szCs w:val="30"/>
-        </w:rPr>
-      </w:r>
-    </w:p>
-    <w:p>
-      <w:pPr>
-        <w:pStyle w:val="Normal"/>
-        <w:ind w:hanging="0" w:start="-540" w:end="-449"/>
-        <w:rPr>
-          <w:rFonts w:ascii="Times New Roman" w:hAnsi="Times New Roman"/>
-          <w:b/>
-          <w:bCs/>
-          <w:color w:val="3465A4"/>
-          <w:sz w:val="30"/>
-          <w:szCs w:val="30"/>
-        </w:rPr>
-      </w:pPr>
-      <w:r>
-        <w:rPr>
-          <w:rFonts w:ascii="Times New Roman" w:hAnsi="Times New Roman"/>
-          <w:b/>
-          <w:bCs/>
-          <w:color w:val="3465A4"/>
+          <w:b/>
+          <w:bCs/>
+          <w:sz w:val="30"/>
+          <w:szCs w:val="30"/>
+        </w:rPr>
+      </w:pPr>
+      <w:r>
+        <w:rPr>
+          <w:rFonts w:ascii="Times New Roman" w:hAnsi="Times New Roman"/>
+          <w:b/>
+          <w:bCs/>
           <w:sz w:val="30"/>
           <w:szCs w:val="30"/>
         </w:rPr>
@@ -7521,93 +11297,17 @@
         <w:ind w:hanging="0" w:start="-540" w:end="-449"/>
         <w:rPr>
           <w:rFonts w:ascii="Times New Roman" w:hAnsi="Times New Roman"/>
-          <w:sz w:val="30"/>
-          <w:szCs w:val="30"/>
-        </w:rPr>
-      </w:pPr>
-      <w:r>
-        <w:rPr>
-          <w:rFonts w:ascii="Times New Roman" w:hAnsi="Times New Roman"/>
-          <w:sz w:val="30"/>
-          <w:szCs w:val="30"/>
-        </w:rPr>
-        <w:t>[VN] NumPy giúp tăng performance đáng kể khi làm việc với dữ liệu lớn và các phép tính số học trên mảng. Điều này xảy ra khi cần thực hiện nhiều phép toán lặp lại như cộng, nhân, thống kê hoặc xử lý ma trận. NumPy nhanh hơn vì nó sử dụng vectorized operations, dữ liệu được lưu liên tục trong bộ nhớ và các phép tính được thực hiện bằng code tối ưu viết bằng C thay vì vòng lặp Python. Vì vậy NumPy rất hiệu quả trong các tác vụ như data processing, scientific computing, machine learning và batch calculations.</w:t>
-      </w:r>
-    </w:p>
-    <w:p>
-      <w:pPr>
-        <w:pStyle w:val="Normal"/>
-        <w:ind w:hanging="0" w:start="-540" w:end="-449"/>
-        <w:rPr>
-          <w:rFonts w:ascii="Times New Roman" w:hAnsi="Times New Roman"/>
-          <w:sz w:val="30"/>
-          <w:szCs w:val="30"/>
-        </w:rPr>
-      </w:pPr>
-      <w:r>
-        <w:rPr>
-          <w:rFonts w:ascii="Times New Roman" w:hAnsi="Times New Roman"/>
-          <w:sz w:val="30"/>
-          <w:szCs w:val="30"/>
-        </w:rPr>
-      </w:r>
-    </w:p>
-    <w:p>
-      <w:pPr>
-        <w:pStyle w:val="Normal"/>
-        <w:ind w:hanging="0" w:start="-540" w:end="-449"/>
-        <w:rPr>
-          <w:rFonts w:ascii="Times New Roman" w:hAnsi="Times New Roman"/>
-          <w:sz w:val="30"/>
-          <w:szCs w:val="30"/>
-        </w:rPr>
-      </w:pPr>
-      <w:r>
-        <w:rPr>
-          <w:rFonts w:ascii="Times New Roman" w:hAnsi="Times New Roman"/>
-          <w:sz w:val="30"/>
-          <w:szCs w:val="30"/>
-        </w:rPr>
-        <w:t>[EN] NumPy significantly improves performance when working with large datasets and numerical operations on arrays. This usually happens when many repeated calculations are needed, such as addition, multiplication, statistics, or matrix operations. NumPy is faster because it uses vectorized operations, stores data in contiguous memory, and performs computations using optimized C code instead of Python loops. For this reason, NumPy is very effective in tasks like data processing, scientific computing, machine learning, and batch calculations.</w:t>
-      </w:r>
-    </w:p>
-    <w:p>
-      <w:pPr>
-        <w:pStyle w:val="Normal"/>
-        <w:ind w:hanging="0" w:start="-540" w:end="-449"/>
-        <w:rPr>
-          <w:rFonts w:ascii="Times New Roman" w:hAnsi="Times New Roman"/>
-          <w:sz w:val="30"/>
-          <w:szCs w:val="30"/>
-        </w:rPr>
-      </w:pPr>
-      <w:r>
-        <w:rPr>
-          <w:rFonts w:ascii="Times New Roman" w:hAnsi="Times New Roman"/>
-          <w:sz w:val="30"/>
-          <w:szCs w:val="30"/>
-        </w:rPr>
-      </w:r>
-    </w:p>
-    <w:p>
-      <w:pPr>
-        <w:pStyle w:val="Normal"/>
-        <w:ind w:hanging="0" w:start="-540" w:end="-449"/>
-        <w:rPr>
-          <w:rFonts w:ascii="Times New Roman" w:hAnsi="Times New Roman"/>
-          <w:b/>
-          <w:bCs/>
-          <w:color w:val="3465A4"/>
-          <w:sz w:val="30"/>
-          <w:szCs w:val="30"/>
-        </w:rPr>
-      </w:pPr>
-      <w:r>
-        <w:rPr>
-          <w:rFonts w:ascii="Times New Roman" w:hAnsi="Times New Roman"/>
-          <w:b/>
-          <w:bCs/>
-          <w:color w:val="3465A4"/>
+          <w:b/>
+          <w:bCs/>
+          <w:sz w:val="30"/>
+          <w:szCs w:val="30"/>
+        </w:rPr>
+      </w:pPr>
+      <w:r>
+        <w:rPr>
+          <w:rFonts w:ascii="Times New Roman" w:hAnsi="Times New Roman"/>
+          <w:b/>
+          <w:bCs/>
           <w:sz w:val="30"/>
           <w:szCs w:val="30"/>
         </w:rPr>
@@ -7620,93 +11320,17 @@
         <w:ind w:hanging="0" w:start="-540" w:end="-449"/>
         <w:rPr>
           <w:rFonts w:ascii="Times New Roman" w:hAnsi="Times New Roman"/>
-          <w:sz w:val="30"/>
-          <w:szCs w:val="30"/>
-        </w:rPr>
-      </w:pPr>
-      <w:r>
-        <w:rPr>
-          <w:rFonts w:ascii="Times New Roman" w:hAnsi="Times New Roman"/>
-          <w:sz w:val="30"/>
-          <w:szCs w:val="30"/>
-        </w:rPr>
-        <w:t>[VN] Trong NumPy, dữ liệu trong ndarray được lưu liên tục trong bộ nhớ (contiguous memory) và tất cả phần tử phải có cùng một kiểu dữ liệu (dtype). Điều này giúp NumPy truy cập dữ liệu nhanh hơn và thực hiện các phép toán hiệu quả hơn so với Python list. Ngoài ra, ndarray còn sử dụng thông tin như shape, dtype và strides để xác định cách dữ liệu được tổ chức và truy cập trong bộ nhớ. Nhờ cấu trúc này, NumPy có thể xử lý các phép tính trên mảng lớn rất nhanh và tiết kiệm bộ nhớ.</w:t>
-      </w:r>
-    </w:p>
-    <w:p>
-      <w:pPr>
-        <w:pStyle w:val="Normal"/>
-        <w:ind w:hanging="0" w:start="-540" w:end="-449"/>
-        <w:rPr>
-          <w:rFonts w:ascii="Times New Roman" w:hAnsi="Times New Roman"/>
-          <w:sz w:val="30"/>
-          <w:szCs w:val="30"/>
-        </w:rPr>
-      </w:pPr>
-      <w:r>
-        <w:rPr>
-          <w:rFonts w:ascii="Times New Roman" w:hAnsi="Times New Roman"/>
-          <w:sz w:val="30"/>
-          <w:szCs w:val="30"/>
-        </w:rPr>
-      </w:r>
-    </w:p>
-    <w:p>
-      <w:pPr>
-        <w:pStyle w:val="Normal"/>
-        <w:ind w:hanging="0" w:start="-540" w:end="-449"/>
-        <w:rPr>
-          <w:rFonts w:ascii="Times New Roman" w:hAnsi="Times New Roman"/>
-          <w:sz w:val="30"/>
-          <w:szCs w:val="30"/>
-        </w:rPr>
-      </w:pPr>
-      <w:r>
-        <w:rPr>
-          <w:rFonts w:ascii="Times New Roman" w:hAnsi="Times New Roman"/>
-          <w:sz w:val="30"/>
-          <w:szCs w:val="30"/>
-        </w:rPr>
-        <w:t>[EN] In NumPy, data in an ndarray is stored in contiguous memory, and all elements must have the same data type (dtype). This design allows NumPy to access data faster and perform computations more efficiently compared to Python lists. The ndarray also uses metadata such as shape, dtype, and strides to describe how the data is organized and accessed in memory. Because of this structure, NumPy can process large array computations very quickly and with better memory efficiency.</w:t>
-      </w:r>
-    </w:p>
-    <w:p>
-      <w:pPr>
-        <w:pStyle w:val="Normal"/>
-        <w:ind w:hanging="0" w:start="-540" w:end="-449"/>
-        <w:rPr>
-          <w:rFonts w:ascii="Times New Roman" w:hAnsi="Times New Roman"/>
-          <w:sz w:val="30"/>
-          <w:szCs w:val="30"/>
-        </w:rPr>
-      </w:pPr>
-      <w:r>
-        <w:rPr>
-          <w:rFonts w:ascii="Times New Roman" w:hAnsi="Times New Roman"/>
-          <w:sz w:val="30"/>
-          <w:szCs w:val="30"/>
-        </w:rPr>
-      </w:r>
-    </w:p>
-    <w:p>
-      <w:pPr>
-        <w:pStyle w:val="Normal"/>
-        <w:ind w:hanging="0" w:start="-540" w:end="-449"/>
-        <w:rPr>
-          <w:rFonts w:ascii="Times New Roman" w:hAnsi="Times New Roman"/>
-          <w:b/>
-          <w:bCs/>
-          <w:color w:val="3465A4"/>
-          <w:sz w:val="30"/>
-          <w:szCs w:val="30"/>
-        </w:rPr>
-      </w:pPr>
-      <w:r>
-        <w:rPr>
-          <w:rFonts w:ascii="Times New Roman" w:hAnsi="Times New Roman"/>
-          <w:b/>
-          <w:bCs/>
-          <w:color w:val="3465A4"/>
+          <w:b/>
+          <w:bCs/>
+          <w:sz w:val="30"/>
+          <w:szCs w:val="30"/>
+        </w:rPr>
+      </w:pPr>
+      <w:r>
+        <w:rPr>
+          <w:rFonts w:ascii="Times New Roman" w:hAnsi="Times New Roman"/>
+          <w:b/>
+          <w:bCs/>
           <w:sz w:val="30"/>
           <w:szCs w:val="30"/>
         </w:rPr>
@@ -7719,93 +11343,17 @@
         <w:ind w:hanging="0" w:start="-540" w:end="-449"/>
         <w:rPr>
           <w:rFonts w:ascii="Times New Roman" w:hAnsi="Times New Roman"/>
-          <w:sz w:val="30"/>
-          <w:szCs w:val="30"/>
-        </w:rPr>
-      </w:pPr>
-      <w:r>
-        <w:rPr>
-          <w:rFonts w:ascii="Times New Roman" w:hAnsi="Times New Roman"/>
-          <w:sz w:val="30"/>
-          <w:szCs w:val="30"/>
-        </w:rPr>
-        <w:t>[VN] Trong NumPy, np.array() và np.asarray() đều dùng để tạo ndarray từ dữ liệu như list hoặc tuple, nhưng cách xử lý bộ nhớ khác nhau. np.array() thường tạo một bản sao dữ liệu mới (copy), vì vậy mảng kết quả độc lập với dữ liệu ban đầu. Trong khi đó, np.asarray() sẽ không tạo copy nếu dữ liệu đầu vào đã là một ndarray, mà chỉ trả về chính mảng đó hoặc một view của nó. Vì vậy np.asarray() thường nhanh hơn và tiết kiệm bộ nhớ hơn khi dữ liệu đã ở dạng NumPy array.</w:t>
-      </w:r>
-    </w:p>
-    <w:p>
-      <w:pPr>
-        <w:pStyle w:val="Normal"/>
-        <w:ind w:hanging="0" w:start="-540" w:end="-449"/>
-        <w:rPr>
-          <w:rFonts w:ascii="Times New Roman" w:hAnsi="Times New Roman"/>
-          <w:sz w:val="30"/>
-          <w:szCs w:val="30"/>
-        </w:rPr>
-      </w:pPr>
-      <w:r>
-        <w:rPr>
-          <w:rFonts w:ascii="Times New Roman" w:hAnsi="Times New Roman"/>
-          <w:sz w:val="30"/>
-          <w:szCs w:val="30"/>
-        </w:rPr>
-      </w:r>
-    </w:p>
-    <w:p>
-      <w:pPr>
-        <w:pStyle w:val="Normal"/>
-        <w:ind w:hanging="0" w:start="-540" w:end="-449"/>
-        <w:rPr>
-          <w:rFonts w:ascii="Times New Roman" w:hAnsi="Times New Roman"/>
-          <w:sz w:val="30"/>
-          <w:szCs w:val="30"/>
-        </w:rPr>
-      </w:pPr>
-      <w:r>
-        <w:rPr>
-          <w:rFonts w:ascii="Times New Roman" w:hAnsi="Times New Roman"/>
-          <w:sz w:val="30"/>
-          <w:szCs w:val="30"/>
-        </w:rPr>
-        <w:t>[EN] In NumPy, np.array() and np.asarray() are both used to create an ndarray from data such as a list or tuple, but they handle memory differently. np.array() usually creates a new copy of the data, so the resulting array is independent from the original data. In contrast, np.asarray() does not create a copy if the input is already an ndarray, and simply returns the same array or a view of it. Because of this, np.asarray() is usually faster and more memory-efficient when the data is already a NumPy array.</w:t>
-      </w:r>
-    </w:p>
-    <w:p>
-      <w:pPr>
-        <w:pStyle w:val="Normal"/>
-        <w:ind w:hanging="0" w:start="-540" w:end="-449"/>
-        <w:rPr>
-          <w:rFonts w:ascii="Times New Roman" w:hAnsi="Times New Roman"/>
-          <w:sz w:val="30"/>
-          <w:szCs w:val="30"/>
-        </w:rPr>
-      </w:pPr>
-      <w:r>
-        <w:rPr>
-          <w:rFonts w:ascii="Times New Roman" w:hAnsi="Times New Roman"/>
-          <w:sz w:val="30"/>
-          <w:szCs w:val="30"/>
-        </w:rPr>
-      </w:r>
-    </w:p>
-    <w:p>
-      <w:pPr>
-        <w:pStyle w:val="Normal"/>
-        <w:ind w:hanging="0" w:start="-540" w:end="-449"/>
-        <w:rPr>
-          <w:rFonts w:ascii="Times New Roman" w:hAnsi="Times New Roman"/>
-          <w:b/>
-          <w:bCs/>
-          <w:color w:val="3465A4"/>
-          <w:sz w:val="30"/>
-          <w:szCs w:val="30"/>
-        </w:rPr>
-      </w:pPr>
-      <w:r>
-        <w:rPr>
-          <w:rFonts w:ascii="Times New Roman" w:hAnsi="Times New Roman"/>
-          <w:b/>
-          <w:bCs/>
-          <w:color w:val="3465A4"/>
+          <w:b/>
+          <w:bCs/>
+          <w:sz w:val="30"/>
+          <w:szCs w:val="30"/>
+        </w:rPr>
+      </w:pPr>
+      <w:r>
+        <w:rPr>
+          <w:rFonts w:ascii="Times New Roman" w:hAnsi="Times New Roman"/>
+          <w:b/>
+          <w:bCs/>
           <w:sz w:val="30"/>
           <w:szCs w:val="30"/>
         </w:rPr>
@@ -7818,93 +11366,17 @@
         <w:ind w:hanging="0" w:start="-540" w:end="-449"/>
         <w:rPr>
           <w:rFonts w:ascii="Times New Roman" w:hAnsi="Times New Roman"/>
-          <w:sz w:val="30"/>
-          <w:szCs w:val="30"/>
-        </w:rPr>
-      </w:pPr>
-      <w:r>
-        <w:rPr>
-          <w:rFonts w:ascii="Times New Roman" w:hAnsi="Times New Roman"/>
-          <w:sz w:val="30"/>
-          <w:szCs w:val="30"/>
-        </w:rPr>
-        <w:t>[VN] Để tính toán nhanh trên một mảng lớn trong NumPy, nên sử dụng vectorized operations và các hàm có sẵn của NumPy thay vì viết vòng lặp Python. Ví dụ có thể dùng các hàm như np.sum(), np.mean(), np.min() hoặc thực hiện phép toán trực tiếp trên toàn bộ mảng. Những phép toán này được thực thi bằng code tối ưu viết bằng C và làm việc trên dữ liệu lưu liên tục trong bộ nhớ, nên nhanh hơn nhiều so với việc lặp qua từng phần tử bằng Python loop.</w:t>
-      </w:r>
-    </w:p>
-    <w:p>
-      <w:pPr>
-        <w:pStyle w:val="Normal"/>
-        <w:ind w:hanging="0" w:start="-540" w:end="-449"/>
-        <w:rPr>
-          <w:rFonts w:ascii="Times New Roman" w:hAnsi="Times New Roman"/>
-          <w:sz w:val="30"/>
-          <w:szCs w:val="30"/>
-        </w:rPr>
-      </w:pPr>
-      <w:r>
-        <w:rPr>
-          <w:rFonts w:ascii="Times New Roman" w:hAnsi="Times New Roman"/>
-          <w:sz w:val="30"/>
-          <w:szCs w:val="30"/>
-        </w:rPr>
-      </w:r>
-    </w:p>
-    <w:p>
-      <w:pPr>
-        <w:pStyle w:val="Normal"/>
-        <w:ind w:hanging="0" w:start="-540" w:end="-449"/>
-        <w:rPr>
-          <w:rFonts w:ascii="Times New Roman" w:hAnsi="Times New Roman"/>
-          <w:sz w:val="30"/>
-          <w:szCs w:val="30"/>
-        </w:rPr>
-      </w:pPr>
-      <w:r>
-        <w:rPr>
-          <w:rFonts w:ascii="Times New Roman" w:hAnsi="Times New Roman"/>
-          <w:sz w:val="30"/>
-          <w:szCs w:val="30"/>
-        </w:rPr>
-        <w:t>[EN] To compute quickly on a large array in NumPy, it is best to use vectorized operations and built-in NumPy functions instead of writing Python loops. For example, functions like np.sum(), np.mean(), or np.min() can operate directly on the whole array. These operations are implemented using optimized C code and work on contiguous memory, which makes them much faster than iterating through elements with Python loops.</w:t>
-      </w:r>
-    </w:p>
-    <w:p>
-      <w:pPr>
-        <w:pStyle w:val="Normal"/>
-        <w:ind w:hanging="0" w:start="-540" w:end="-449"/>
-        <w:rPr>
-          <w:rFonts w:ascii="Times New Roman" w:hAnsi="Times New Roman"/>
-          <w:sz w:val="30"/>
-          <w:szCs w:val="30"/>
-        </w:rPr>
-      </w:pPr>
-      <w:r>
-        <w:rPr>
-          <w:rFonts w:ascii="Times New Roman" w:hAnsi="Times New Roman"/>
-          <w:sz w:val="30"/>
-          <w:szCs w:val="30"/>
-        </w:rPr>
-      </w:r>
-    </w:p>
-    <w:p>
-      <w:pPr>
-        <w:pStyle w:val="Normal"/>
-        <w:ind w:hanging="0" w:start="-540" w:end="-449"/>
-        <w:rPr>
-          <w:rFonts w:ascii="Times New Roman" w:hAnsi="Times New Roman"/>
-          <w:b/>
-          <w:bCs/>
-          <w:color w:val="3465A4"/>
-          <w:sz w:val="30"/>
-          <w:szCs w:val="30"/>
-        </w:rPr>
-      </w:pPr>
-      <w:r>
-        <w:rPr>
-          <w:rFonts w:ascii="Times New Roman" w:hAnsi="Times New Roman"/>
-          <w:b/>
-          <w:bCs/>
-          <w:color w:val="3465A4"/>
+          <w:b/>
+          <w:bCs/>
+          <w:sz w:val="30"/>
+          <w:szCs w:val="30"/>
+        </w:rPr>
+      </w:pPr>
+      <w:r>
+        <w:rPr>
+          <w:rFonts w:ascii="Times New Roman" w:hAnsi="Times New Roman"/>
+          <w:b/>
+          <w:bCs/>
           <w:sz w:val="30"/>
           <w:szCs w:val="30"/>
         </w:rPr>
@@ -7915,3154 +11387,17 @@
       <w:pPr>
         <w:pStyle w:val="Normal"/>
         <w:ind w:hanging="0" w:start="-540" w:end="-449"/>
-        <w:rPr>
-          <w:rFonts w:ascii="Times New Roman" w:hAnsi="Times New Roman"/>
-          <w:sz w:val="30"/>
-          <w:szCs w:val="30"/>
-        </w:rPr>
-      </w:pPr>
-      <w:r>
-        <w:rPr>
-          <w:rFonts w:ascii="Times New Roman" w:hAnsi="Times New Roman"/>
-          <w:sz w:val="30"/>
-          <w:szCs w:val="30"/>
-        </w:rPr>
-        <w:t>[VN] Trong NumPy, Boolean indexing là kỹ thuật dùng một mảng giá trị True và False để lọc hoặc chọn các phần tử trong ndarray. NumPy sẽ kiểm tra điều kiện cho từng phần tử và chỉ giữ lại những phần tử có giá trị True. Cách này giúp lọc dữ liệu nhanh và dễ đọc hơn so với việc dùng vòng lặp Python, và thường được dùng để tìm, lọc hoặc cập nhật các phần tử thỏa điều kiện trong mảng.</w:t>
-      </w:r>
-    </w:p>
-    <w:p>
-      <w:pPr>
-        <w:pStyle w:val="Normal"/>
-        <w:ind w:hanging="0" w:start="-540" w:end="-449"/>
-        <w:rPr>
-          <w:rFonts w:ascii="Times New Roman" w:hAnsi="Times New Roman"/>
-          <w:sz w:val="30"/>
-          <w:szCs w:val="30"/>
-        </w:rPr>
-      </w:pPr>
-      <w:r>
-        <w:rPr>
-          <w:rFonts w:ascii="Times New Roman" w:hAnsi="Times New Roman"/>
-          <w:sz w:val="30"/>
-          <w:szCs w:val="30"/>
-        </w:rPr>
-      </w:r>
-    </w:p>
-    <w:p>
-      <w:pPr>
-        <w:pStyle w:val="Normal"/>
-        <w:ind w:hanging="0" w:start="-540" w:end="-449"/>
-        <w:rPr>
-          <w:rFonts w:ascii="Times New Roman" w:hAnsi="Times New Roman"/>
-          <w:sz w:val="30"/>
-          <w:szCs w:val="30"/>
-        </w:rPr>
-      </w:pPr>
-      <w:r>
-        <w:rPr>
-          <w:rFonts w:ascii="Times New Roman" w:hAnsi="Times New Roman"/>
-          <w:sz w:val="30"/>
-          <w:szCs w:val="30"/>
-        </w:rPr>
-        <w:t>[EN] In NumPy, Boolean indexing is a technique that uses an array of True and False values to filter or select elements from an ndarray. NumPy checks the condition for each element and keeps only the elements where the condition is True. This method makes data filtering faster and more readable compared to using Python loops, and it is commonly used to find, filter, or update elements that meet specific conditions in an array.</w:t>
-      </w:r>
-    </w:p>
-    <w:p>
-      <w:pPr>
-        <w:pStyle w:val="Normal"/>
-        <w:ind w:hanging="0" w:start="-540" w:end="-449"/>
-        <w:rPr>
-          <w:rFonts w:ascii="Times New Roman" w:hAnsi="Times New Roman"/>
-          <w:sz w:val="30"/>
-          <w:szCs w:val="30"/>
-        </w:rPr>
-      </w:pPr>
-      <w:r>
-        <w:rPr>
-          <w:rFonts w:ascii="Times New Roman" w:hAnsi="Times New Roman"/>
-          <w:sz w:val="30"/>
-          <w:szCs w:val="30"/>
-        </w:rPr>
-      </w:r>
-    </w:p>
-    <w:p>
-      <w:pPr>
-        <w:pStyle w:val="Normal"/>
-        <w:ind w:hanging="0" w:start="-540" w:end="-449"/>
-        <w:rPr>
-          <w:rFonts w:ascii="Times New Roman" w:hAnsi="Times New Roman"/>
-          <w:b/>
-          <w:bCs/>
-          <w:color w:val="3465A4"/>
-          <w:sz w:val="30"/>
-          <w:szCs w:val="30"/>
-        </w:rPr>
-      </w:pPr>
-      <w:r>
-        <w:rPr>
-          <w:rFonts w:ascii="Times New Roman" w:hAnsi="Times New Roman"/>
-          <w:b/>
-          <w:bCs/>
-          <w:color w:val="3465A4"/>
+        <w:rPr/>
+      </w:pPr>
+      <w:r>
+        <w:rPr>
+          <w:rFonts w:ascii="Times New Roman" w:hAnsi="Times New Roman"/>
+          <w:b/>
+          <w:bCs/>
           <w:sz w:val="30"/>
           <w:szCs w:val="30"/>
         </w:rPr>
         <w:t>NumPy thường được dùng chung với thư viện nào trong data pipeline?</w:t>
-      </w:r>
-    </w:p>
-    <w:p>
-      <w:pPr>
-        <w:pStyle w:val="Normal"/>
-        <w:ind w:hanging="0" w:start="-540" w:end="-449"/>
-        <w:rPr>
-          <w:rFonts w:ascii="Times New Roman" w:hAnsi="Times New Roman"/>
-          <w:sz w:val="30"/>
-          <w:szCs w:val="30"/>
-        </w:rPr>
-      </w:pPr>
-      <w:r>
-        <w:rPr>
-          <w:rFonts w:ascii="Times New Roman" w:hAnsi="Times New Roman"/>
-          <w:sz w:val="30"/>
-          <w:szCs w:val="30"/>
-        </w:rPr>
-        <w:t>[VN] Trong data pipeline, NumPy thường được dùng chung với nhiều thư viện khác để xử lý và phân tích dữ liệu. Ví dụ, Pandas dùng để xử lý dữ liệu dạng bảng như CSV hoặc database; SciPy dùng cho các phép tính khoa học và toán học nâng cao; còn các framework machine learning như TensorFlow và PyTorch cũng sử dụng NumPy để xử lý dữ liệu đầu vào và thực hiện các phép toán trên tensor. Nhờ đó NumPy thường đóng vai trò nền tảng cho nhiều bước trong data processing và machine learning pipeline.</w:t>
-      </w:r>
-    </w:p>
-    <w:p>
-      <w:pPr>
-        <w:pStyle w:val="Normal"/>
-        <w:ind w:hanging="0" w:start="-540" w:end="-449"/>
-        <w:rPr>
-          <w:rFonts w:ascii="Times New Roman" w:hAnsi="Times New Roman"/>
-          <w:sz w:val="30"/>
-          <w:szCs w:val="30"/>
-        </w:rPr>
-      </w:pPr>
-      <w:r>
-        <w:rPr>
-          <w:rFonts w:ascii="Times New Roman" w:hAnsi="Times New Roman"/>
-          <w:sz w:val="30"/>
-          <w:szCs w:val="30"/>
-        </w:rPr>
-      </w:r>
-    </w:p>
-    <w:p>
-      <w:pPr>
-        <w:pStyle w:val="Normal"/>
-        <w:ind w:hanging="0" w:start="-540" w:end="-449"/>
-        <w:rPr>
-          <w:rFonts w:ascii="Times New Roman" w:hAnsi="Times New Roman"/>
-          <w:sz w:val="30"/>
-          <w:szCs w:val="30"/>
-        </w:rPr>
-      </w:pPr>
-      <w:r>
-        <w:rPr>
-          <w:rFonts w:ascii="Times New Roman" w:hAnsi="Times New Roman"/>
-          <w:sz w:val="30"/>
-          <w:szCs w:val="30"/>
-        </w:rPr>
-        <w:t>[EN] In a data pipeline, NumPy is commonly used together with other libraries for data processing and analysis. For example, Pandas is used for working with tabular data such as CSV files or databases; SciPy is used for advanced scientific and mathematical computations; and machine learning frameworks like TensorFlow and PyTorch also rely on NumPy for handling input data and numerical operations on tensors. Because of this, NumPy often serves as a core foundation in many data processing and machine learning pipelines.</w:t>
-      </w:r>
-    </w:p>
-    <w:p>
-      <w:pPr>
-        <w:pStyle w:val="Normal"/>
-        <w:ind w:hanging="0" w:start="-540" w:end="-449"/>
-        <w:rPr>
-          <w:rFonts w:ascii="Times New Roman" w:hAnsi="Times New Roman"/>
-          <w:sz w:val="30"/>
-          <w:szCs w:val="30"/>
-        </w:rPr>
-      </w:pPr>
-      <w:r>
-        <w:rPr>
-          <w:rFonts w:ascii="Times New Roman" w:hAnsi="Times New Roman"/>
-          <w:sz w:val="30"/>
-          <w:szCs w:val="30"/>
-        </w:rPr>
-      </w:r>
-    </w:p>
-    <w:p>
-      <w:pPr>
-        <w:pStyle w:val="Normal"/>
-        <w:ind w:hanging="0" w:start="-540" w:end="-449"/>
-        <w:rPr>
-          <w:rFonts w:ascii="Times New Roman" w:hAnsi="Times New Roman"/>
-          <w:b/>
-          <w:bCs/>
-          <w:color w:val="3465A4"/>
-          <w:sz w:val="30"/>
-          <w:szCs w:val="30"/>
-        </w:rPr>
-      </w:pPr>
-      <w:r>
-        <w:rPr>
-          <w:rFonts w:ascii="Times New Roman" w:hAnsi="Times New Roman"/>
-          <w:b/>
-          <w:bCs/>
-          <w:color w:val="3465A4"/>
-          <w:sz w:val="30"/>
-          <w:szCs w:val="30"/>
-        </w:rPr>
-        <w:t>Khi nào không nên dùng NumPy?</w:t>
-      </w:r>
-    </w:p>
-    <w:p>
-      <w:pPr>
-        <w:pStyle w:val="Normal"/>
-        <w:ind w:hanging="0" w:start="-540" w:end="-449"/>
-        <w:rPr>
-          <w:rFonts w:ascii="Times New Roman" w:hAnsi="Times New Roman"/>
-          <w:sz w:val="30"/>
-          <w:szCs w:val="30"/>
-        </w:rPr>
-      </w:pPr>
-      <w:r>
-        <w:rPr>
-          <w:rFonts w:ascii="Times New Roman" w:hAnsi="Times New Roman"/>
-          <w:sz w:val="30"/>
-          <w:szCs w:val="30"/>
-        </w:rPr>
-        <w:t>[VN] Không nên dùng NumPy khi dữ liệu nhỏ hoặc không cần nhiều phép tính số học, vì khi đó Python list đơn giản và dễ dùng hơn. NumPy cũng không phù hợp khi dữ liệu có nhiều kiểu dữ liệu khác nhau, vì ndarray yêu cầu tất cả phần tử phải cùng một dtype. Ngoài ra, trong các logic backend thông thường như xử lý request API, business logic hoặc thao tác với object phức tạp, NumPy thường không mang lại lợi ích về hiệu năng và có thể làm code khó đọc hơn.</w:t>
-      </w:r>
-    </w:p>
-    <w:p>
-      <w:pPr>
-        <w:pStyle w:val="Normal"/>
-        <w:ind w:hanging="0" w:start="-540" w:end="-449"/>
-        <w:rPr>
-          <w:rFonts w:ascii="Times New Roman" w:hAnsi="Times New Roman"/>
-          <w:sz w:val="30"/>
-          <w:szCs w:val="30"/>
-        </w:rPr>
-      </w:pPr>
-      <w:r>
-        <w:rPr>
-          <w:rFonts w:ascii="Times New Roman" w:hAnsi="Times New Roman"/>
-          <w:sz w:val="30"/>
-          <w:szCs w:val="30"/>
-        </w:rPr>
-      </w:r>
-    </w:p>
-    <w:p>
-      <w:pPr>
-        <w:pStyle w:val="Normal"/>
-        <w:ind w:hanging="0" w:start="-540" w:end="-449"/>
-        <w:rPr>
-          <w:rFonts w:ascii="Times New Roman" w:hAnsi="Times New Roman"/>
-          <w:sz w:val="30"/>
-          <w:szCs w:val="30"/>
-        </w:rPr>
-      </w:pPr>
-      <w:r>
-        <w:rPr>
-          <w:rFonts w:ascii="Times New Roman" w:hAnsi="Times New Roman"/>
-          <w:sz w:val="30"/>
-          <w:szCs w:val="30"/>
-        </w:rPr>
-        <w:t>[EN] It is not recommended to use NumPy when the data is small or does not require heavy numerical computation, because Python lists are simpler and easier to use in those cases. NumPy is also not suitable when the data contains multiple data types, since an ndarray requires all elements to have the same dtype. In addition, for typical backend tasks such as handling API requests, business logic, or working with complex objects, NumPy usually does not provide performance benefits and may make the code harder to read.</w:t>
-      </w:r>
-    </w:p>
-    <w:p>
-      <w:pPr>
-        <w:pStyle w:val="Normal"/>
-        <w:ind w:hanging="0" w:start="-540" w:end="-449"/>
-        <w:rPr>
-          <w:rFonts w:ascii="Times New Roman" w:hAnsi="Times New Roman"/>
-          <w:sz w:val="30"/>
-          <w:szCs w:val="30"/>
-        </w:rPr>
-      </w:pPr>
-      <w:r>
-        <w:rPr>
-          <w:rFonts w:ascii="Times New Roman" w:hAnsi="Times New Roman"/>
-          <w:sz w:val="30"/>
-          <w:szCs w:val="30"/>
-        </w:rPr>
-      </w:r>
-    </w:p>
-    <w:p>
-      <w:pPr>
-        <w:pStyle w:val="Normal"/>
-        <w:ind w:hanging="0" w:start="-540" w:end="-449"/>
-        <w:rPr>
-          <w:rFonts w:ascii="Times New Roman" w:hAnsi="Times New Roman"/>
-          <w:b/>
-          <w:bCs/>
-          <w:color w:val="3465A4"/>
-          <w:sz w:val="30"/>
-          <w:szCs w:val="30"/>
-        </w:rPr>
-      </w:pPr>
-      <w:r>
-        <w:rPr>
-          <w:rFonts w:ascii="Times New Roman" w:hAnsi="Times New Roman"/>
-          <w:b/>
-          <w:bCs/>
-          <w:color w:val="3465A4"/>
-          <w:sz w:val="30"/>
-          <w:szCs w:val="30"/>
-        </w:rPr>
-        <w:t>[VN] Goroutine hoạt động như thế nào?</w:t>
-      </w:r>
-    </w:p>
-    <w:p>
-      <w:pPr>
-        <w:pStyle w:val="Normal"/>
-        <w:ind w:hanging="0" w:start="-540" w:end="-449"/>
-        <w:rPr>
-          <w:rFonts w:ascii="Times New Roman" w:hAnsi="Times New Roman"/>
-          <w:b/>
-          <w:bCs/>
-          <w:color w:val="3465A4"/>
-          <w:sz w:val="30"/>
-          <w:szCs w:val="30"/>
-        </w:rPr>
-      </w:pPr>
-      <w:r>
-        <w:rPr>
-          <w:rFonts w:ascii="Times New Roman" w:hAnsi="Times New Roman"/>
-          <w:b/>
-          <w:bCs/>
-          <w:color w:val="3465A4"/>
-          <w:sz w:val="30"/>
-          <w:szCs w:val="30"/>
-        </w:rPr>
-        <w:t>[EN] How do goroutines work?</w:t>
-      </w:r>
-    </w:p>
-    <w:p>
-      <w:pPr>
-        <w:pStyle w:val="Normal"/>
-        <w:ind w:hanging="0" w:start="-540" w:end="-449"/>
-        <w:rPr>
-          <w:rFonts w:ascii="Times New Roman" w:hAnsi="Times New Roman"/>
-          <w:sz w:val="30"/>
-          <w:szCs w:val="30"/>
-        </w:rPr>
-      </w:pPr>
-      <w:r>
-        <w:rPr>
-          <w:rFonts w:ascii="Times New Roman" w:hAnsi="Times New Roman"/>
-          <w:sz w:val="30"/>
-          <w:szCs w:val="30"/>
-        </w:rPr>
-        <w:t>[VN] Goroutine là một lightweight thread trong Go, được quản lý bởi Go runtime thay vì hệ điều hành. Khi tạo một goroutine bằng từ khóa go, nó sẽ chạy song song với các goroutine khác. Go runtime sử dụng cơ chế scheduler để phân phối nhiều goroutine lên một số ít OS thread, giúp tiết kiệm tài nguyên và hỗ trợ hàng nghìn goroutine cùng lúc. Goroutine có stack nhỏ và có thể tự động mở rộng khi cần. Việc giao tiếp giữa các goroutine thường thông qua channel để đảm bảo đồng bộ và tránh race condition.</w:t>
-      </w:r>
-    </w:p>
-    <w:p>
-      <w:pPr>
-        <w:pStyle w:val="Normal"/>
-        <w:ind w:hanging="0" w:start="-540" w:end="-449"/>
-        <w:rPr>
-          <w:rFonts w:ascii="Times New Roman" w:hAnsi="Times New Roman"/>
-          <w:sz w:val="30"/>
-          <w:szCs w:val="30"/>
-        </w:rPr>
-      </w:pPr>
-      <w:r>
-        <w:rPr>
-          <w:rFonts w:ascii="Times New Roman" w:hAnsi="Times New Roman"/>
-          <w:sz w:val="30"/>
-          <w:szCs w:val="30"/>
-        </w:rPr>
-      </w:r>
-    </w:p>
-    <w:p>
-      <w:pPr>
-        <w:pStyle w:val="Normal"/>
-        <w:ind w:hanging="0" w:start="-540" w:end="-449"/>
-        <w:rPr>
-          <w:rFonts w:ascii="Times New Roman" w:hAnsi="Times New Roman"/>
-          <w:sz w:val="30"/>
-          <w:szCs w:val="30"/>
-        </w:rPr>
-      </w:pPr>
-      <w:r>
-        <w:rPr>
-          <w:rFonts w:ascii="Times New Roman" w:hAnsi="Times New Roman"/>
-          <w:sz w:val="30"/>
-          <w:szCs w:val="30"/>
-        </w:rPr>
-        <w:t>[EN] A goroutine is a lightweight thread in Go, managed by the Go runtime instead of the operating system. When a goroutine is created using the go keyword, it runs concurrently with other goroutines. The Go runtime uses a scheduler to map many goroutines onto a smaller number of OS threads, which saves resources and allows thousands of goroutines to run efficiently. Goroutines start with a small stack that can grow automatically when needed. Communication between goroutines is usually done through channels to ensure synchronization and avoid race conditions.</w:t>
-      </w:r>
-    </w:p>
-    <w:p>
-      <w:pPr>
-        <w:pStyle w:val="Normal"/>
-        <w:ind w:hanging="0" w:start="-540" w:end="-449"/>
-        <w:rPr>
-          <w:rFonts w:ascii="Times New Roman" w:hAnsi="Times New Roman"/>
-          <w:sz w:val="30"/>
-          <w:szCs w:val="30"/>
-        </w:rPr>
-      </w:pPr>
-      <w:r>
-        <w:rPr>
-          <w:rFonts w:ascii="Times New Roman" w:hAnsi="Times New Roman"/>
-          <w:sz w:val="30"/>
-          <w:szCs w:val="30"/>
-        </w:rPr>
-      </w:r>
-    </w:p>
-    <w:p>
-      <w:pPr>
-        <w:pStyle w:val="Normal"/>
-        <w:ind w:hanging="0" w:start="-540" w:end="-449"/>
-        <w:rPr>
-          <w:rFonts w:ascii="Times New Roman" w:hAnsi="Times New Roman"/>
-          <w:b/>
-          <w:bCs/>
-          <w:color w:val="3465A4"/>
-          <w:sz w:val="30"/>
-          <w:szCs w:val="30"/>
-        </w:rPr>
-      </w:pPr>
-      <w:r>
-        <w:rPr>
-          <w:rFonts w:ascii="Times New Roman" w:hAnsi="Times New Roman"/>
-          <w:b/>
-          <w:bCs/>
-          <w:color w:val="3465A4"/>
-          <w:sz w:val="30"/>
-          <w:szCs w:val="30"/>
-        </w:rPr>
-        <w:t>[VN] Channel là gì? Blocking vs non-blocking?</w:t>
-      </w:r>
-    </w:p>
-    <w:p>
-      <w:pPr>
-        <w:pStyle w:val="Normal"/>
-        <w:ind w:hanging="0" w:start="-540" w:end="-449"/>
-        <w:rPr>
-          <w:rFonts w:ascii="Times New Roman" w:hAnsi="Times New Roman"/>
-          <w:b/>
-          <w:bCs/>
-          <w:color w:val="3465A4"/>
-          <w:sz w:val="30"/>
-          <w:szCs w:val="30"/>
-        </w:rPr>
-      </w:pPr>
-      <w:r>
-        <w:rPr>
-          <w:rFonts w:ascii="Times New Roman" w:hAnsi="Times New Roman"/>
-          <w:b/>
-          <w:bCs/>
-          <w:color w:val="3465A4"/>
-          <w:sz w:val="30"/>
-          <w:szCs w:val="30"/>
-        </w:rPr>
-        <w:t>[EN] What is a channel? Blocking vs non-blocking?</w:t>
-      </w:r>
-    </w:p>
-    <w:p>
-      <w:pPr>
-        <w:pStyle w:val="Normal"/>
-        <w:ind w:hanging="0" w:start="-540" w:end="-449"/>
-        <w:rPr>
-          <w:rFonts w:ascii="Times New Roman" w:hAnsi="Times New Roman"/>
-          <w:sz w:val="30"/>
-          <w:szCs w:val="30"/>
-        </w:rPr>
-      </w:pPr>
-      <w:r>
-        <w:rPr>
-          <w:rFonts w:ascii="Times New Roman" w:hAnsi="Times New Roman"/>
-          <w:sz w:val="30"/>
-          <w:szCs w:val="30"/>
-        </w:rPr>
-        <w:t>[VN] Channel trong Go là một cơ chế dùng để giao tiếp và đồng bộ giữa các goroutine. Thay vì chia sẻ bộ nhớ trực tiếp, các goroutine gửi và nhận dữ liệu thông qua channel, giúp tránh race condition và làm code an toàn hơn. Khi một goroutine gửi dữ liệu vào channel hoặc nhận dữ liệu từ channel, thao tác này mặc định là blocking, nghĩa là nó sẽ chờ cho đến khi có goroutine khác nhận hoặc gửi tương ứng. Ví dụ, gửi vào unbuffered channel sẽ chờ đến khi có người nhận. Non-blocking có thể được thực hiện bằng cách dùng select với default, nếu không có dữ liệu sẵn sàng thì chương trình sẽ tiếp tục chạy mà không chờ. Cách này hữu ích khi không muốn goroutine bị treo.</w:t>
-      </w:r>
-    </w:p>
-    <w:p>
-      <w:pPr>
-        <w:pStyle w:val="Normal"/>
-        <w:ind w:hanging="0" w:start="-540" w:end="-449"/>
-        <w:rPr>
-          <w:rFonts w:ascii="Times New Roman" w:hAnsi="Times New Roman"/>
-          <w:sz w:val="30"/>
-          <w:szCs w:val="30"/>
-        </w:rPr>
-      </w:pPr>
-      <w:r>
-        <w:rPr>
-          <w:rFonts w:ascii="Times New Roman" w:hAnsi="Times New Roman"/>
-          <w:sz w:val="30"/>
-          <w:szCs w:val="30"/>
-        </w:rPr>
-      </w:r>
-    </w:p>
-    <w:p>
-      <w:pPr>
-        <w:pStyle w:val="Normal"/>
-        <w:ind w:hanging="0" w:start="-540" w:end="-449"/>
-        <w:rPr>
-          <w:rFonts w:ascii="Times New Roman" w:hAnsi="Times New Roman"/>
-          <w:sz w:val="30"/>
-          <w:szCs w:val="30"/>
-        </w:rPr>
-      </w:pPr>
-      <w:r>
-        <w:rPr>
-          <w:rFonts w:ascii="Times New Roman" w:hAnsi="Times New Roman"/>
-          <w:sz w:val="30"/>
-          <w:szCs w:val="30"/>
-        </w:rPr>
-        <w:t>[EN] A channel in Go is a mechanism used for communication and synchronization between goroutines. Instead of sharing memory directly, goroutines send and receive data through channels, which helps prevent race conditions and makes the code safer. By default, sending to or receiving from a channel is blocking, meaning the operation waits until the corresponding receive or send is ready. For example, sending to an unbuffered channel blocks until another goroutine receives the value. Non-blocking behavior can be implemented using select with a default case; if no data is ready, the program continues without waiting. This is useful when you do not want a goroutine to be blocked.</w:t>
-      </w:r>
-    </w:p>
-    <w:p>
-      <w:pPr>
-        <w:pStyle w:val="Normal"/>
-        <w:ind w:hanging="0" w:start="-540" w:end="-449"/>
-        <w:rPr>
-          <w:rFonts w:ascii="Times New Roman" w:hAnsi="Times New Roman"/>
-          <w:sz w:val="30"/>
-          <w:szCs w:val="30"/>
-        </w:rPr>
-      </w:pPr>
-      <w:r>
-        <w:rPr>
-          <w:rFonts w:ascii="Times New Roman" w:hAnsi="Times New Roman"/>
-          <w:sz w:val="30"/>
-          <w:szCs w:val="30"/>
-        </w:rPr>
-      </w:r>
-    </w:p>
-    <w:p>
-      <w:pPr>
-        <w:pStyle w:val="Normal"/>
-        <w:ind w:hanging="0" w:start="-540" w:end="-449"/>
-        <w:rPr>
-          <w:rFonts w:ascii="Times New Roman" w:hAnsi="Times New Roman"/>
-          <w:b/>
-          <w:bCs/>
-          <w:color w:val="3465A4"/>
-          <w:sz w:val="30"/>
-          <w:szCs w:val="30"/>
-        </w:rPr>
-      </w:pPr>
-      <w:r>
-        <w:rPr>
-          <w:rFonts w:ascii="Times New Roman" w:hAnsi="Times New Roman"/>
-          <w:b/>
-          <w:bCs/>
-          <w:color w:val="3465A4"/>
-          <w:sz w:val="30"/>
-          <w:szCs w:val="30"/>
-        </w:rPr>
-        <w:t>[VN] So sánh concurrency model Go vs Python.</w:t>
-      </w:r>
-    </w:p>
-    <w:p>
-      <w:pPr>
-        <w:pStyle w:val="Normal"/>
-        <w:ind w:hanging="0" w:start="-540" w:end="-449"/>
-        <w:rPr>
-          <w:rFonts w:ascii="Times New Roman" w:hAnsi="Times New Roman"/>
-          <w:b/>
-          <w:bCs/>
-          <w:color w:val="3465A4"/>
-          <w:sz w:val="30"/>
-          <w:szCs w:val="30"/>
-        </w:rPr>
-      </w:pPr>
-      <w:r>
-        <w:rPr>
-          <w:rFonts w:ascii="Times New Roman" w:hAnsi="Times New Roman"/>
-          <w:b/>
-          <w:bCs/>
-          <w:color w:val="3465A4"/>
-          <w:sz w:val="30"/>
-          <w:szCs w:val="30"/>
-        </w:rPr>
-        <w:t>[EN] Compare the concurrency model of Go vs Python.</w:t>
-      </w:r>
-    </w:p>
-    <w:p>
-      <w:pPr>
-        <w:pStyle w:val="Normal"/>
-        <w:ind w:hanging="0" w:start="-540" w:end="-449"/>
-        <w:rPr>
-          <w:rFonts w:ascii="Times New Roman" w:hAnsi="Times New Roman"/>
-          <w:sz w:val="30"/>
-          <w:szCs w:val="30"/>
-        </w:rPr>
-      </w:pPr>
-      <w:r>
-        <w:rPr>
-          <w:rFonts w:ascii="Times New Roman" w:hAnsi="Times New Roman"/>
-          <w:sz w:val="30"/>
-          <w:szCs w:val="30"/>
-        </w:rPr>
-        <w:t>[VN] Concurrency model của Go dựa trên goroutine và channel. Goroutine là lightweight thread được quản lý bởi Go runtime và có thể chạy song song thực sự trên nhiều core CPU. Go không có Global Interpreter Lock nên có thể thực hiện true parallelism cho cả CPU-bound và I/O-bound task. Channel được dùng để giao tiếp và đồng bộ giữa các goroutine theo mô hình “share memory by communicating”. Trong khi đó, Python (CPython) sử dụng thread hoặc async/await. Do có GIL, Python không thể thực hiện true parallelism với multi-threading cho CPU-bound task, nhưng vẫn hiệu quả cho I/O-bound nhờ async hoặc khi thread nhả GIL. Nếu cần xử lý song song CPU nặng trong Python, phải dùng multiprocessing.</w:t>
-      </w:r>
-    </w:p>
-    <w:p>
-      <w:pPr>
-        <w:pStyle w:val="Normal"/>
-        <w:ind w:hanging="0" w:start="-540" w:end="-449"/>
-        <w:rPr>
-          <w:rFonts w:ascii="Times New Roman" w:hAnsi="Times New Roman"/>
-          <w:sz w:val="30"/>
-          <w:szCs w:val="30"/>
-        </w:rPr>
-      </w:pPr>
-      <w:r>
-        <w:rPr>
-          <w:rFonts w:ascii="Times New Roman" w:hAnsi="Times New Roman"/>
-          <w:sz w:val="30"/>
-          <w:szCs w:val="30"/>
-        </w:rPr>
-      </w:r>
-    </w:p>
-    <w:p>
-      <w:pPr>
-        <w:pStyle w:val="Normal"/>
-        <w:ind w:hanging="0" w:start="-540" w:end="-449"/>
-        <w:rPr>
-          <w:rFonts w:ascii="Times New Roman" w:hAnsi="Times New Roman"/>
-          <w:sz w:val="30"/>
-          <w:szCs w:val="30"/>
-        </w:rPr>
-      </w:pPr>
-      <w:r>
-        <w:rPr>
-          <w:rFonts w:ascii="Times New Roman" w:hAnsi="Times New Roman"/>
-          <w:sz w:val="30"/>
-          <w:szCs w:val="30"/>
-        </w:rPr>
-        <w:t>[EN] Go’s concurrency model is based on goroutines and channels. Goroutines are lightweight threads managed by the Go runtime and can run truly in parallel on multiple CPU cores. Go does not have a Global Interpreter Lock, so it supports true parallelism for both CPU-bound and I/O-bound tasks. Channels are used for communication and synchronization between goroutines following the “share memory by communicating” principle. In contrast, Python (CPython) uses threads or async/await for concurrency. Because of the GIL, Python cannot achieve true parallelism with multi-threading for CPU-bound tasks, but it works well for I/O-bound tasks when threads release the GIL or when using async. For heavy CPU parallel processing in Python, multiprocessing is required.</w:t>
-      </w:r>
-    </w:p>
-    <w:p>
-      <w:pPr>
-        <w:pStyle w:val="Normal"/>
-        <w:ind w:hanging="0" w:start="-540" w:end="-449"/>
-        <w:rPr>
-          <w:rFonts w:ascii="Times New Roman" w:hAnsi="Times New Roman"/>
-          <w:sz w:val="30"/>
-          <w:szCs w:val="30"/>
-        </w:rPr>
-      </w:pPr>
-      <w:r>
-        <w:rPr>
-          <w:rFonts w:ascii="Times New Roman" w:hAnsi="Times New Roman"/>
-          <w:sz w:val="30"/>
-          <w:szCs w:val="30"/>
-        </w:rPr>
-      </w:r>
-    </w:p>
-    <w:p>
-      <w:pPr>
-        <w:pStyle w:val="Normal"/>
-        <w:ind w:hanging="0" w:start="-540" w:end="-449"/>
-        <w:rPr>
-          <w:rFonts w:ascii="Times New Roman" w:hAnsi="Times New Roman"/>
-          <w:b/>
-          <w:bCs/>
-          <w:color w:val="3465A4"/>
-          <w:sz w:val="30"/>
-          <w:szCs w:val="30"/>
-        </w:rPr>
-      </w:pPr>
-      <w:r>
-        <w:rPr>
-          <w:rFonts w:ascii="Times New Roman" w:hAnsi="Times New Roman"/>
-          <w:b/>
-          <w:bCs/>
-          <w:color w:val="3465A4"/>
-          <w:sz w:val="30"/>
-          <w:szCs w:val="30"/>
-        </w:rPr>
-        <w:t>[VN] Context trong Go dùng để làm gì?</w:t>
-      </w:r>
-    </w:p>
-    <w:p>
-      <w:pPr>
-        <w:pStyle w:val="Normal"/>
-        <w:ind w:hanging="0" w:start="-540" w:end="-449"/>
-        <w:rPr>
-          <w:rFonts w:ascii="Times New Roman" w:hAnsi="Times New Roman"/>
-          <w:b/>
-          <w:bCs/>
-          <w:color w:val="3465A4"/>
-          <w:sz w:val="30"/>
-          <w:szCs w:val="30"/>
-        </w:rPr>
-      </w:pPr>
-      <w:r>
-        <w:rPr>
-          <w:rFonts w:ascii="Times New Roman" w:hAnsi="Times New Roman"/>
-          <w:b/>
-          <w:bCs/>
-          <w:color w:val="3465A4"/>
-          <w:sz w:val="30"/>
-          <w:szCs w:val="30"/>
-        </w:rPr>
-        <w:t>[EN] What is context used for in Go?</w:t>
-      </w:r>
-    </w:p>
-    <w:p>
-      <w:pPr>
-        <w:pStyle w:val="Normal"/>
-        <w:ind w:hanging="0" w:start="-540" w:end="-449"/>
-        <w:rPr>
-          <w:rFonts w:ascii="Times New Roman" w:hAnsi="Times New Roman"/>
-          <w:sz w:val="30"/>
-          <w:szCs w:val="30"/>
-        </w:rPr>
-      </w:pPr>
-      <w:r>
-        <w:rPr>
-          <w:rFonts w:ascii="Times New Roman" w:hAnsi="Times New Roman"/>
-          <w:sz w:val="30"/>
-          <w:szCs w:val="30"/>
-        </w:rPr>
-        <w:t>[VN] Context trong Go được dùng để truyền thông tin điều khiển giữa các goroutine, đặc biệt trong các request dài hoặc hệ thống phân tán. Nó thường được dùng để quản lý timeout, cancel và truyền giá trị theo request như request ID hoặc user information. Khi một request bị hủy hoặc hết thời gian chờ, context sẽ gửi tín hiệu để các goroutine liên quan dừng lại, tránh rò rỉ tài nguyên. Context giúp đảm bảo hệ thống phản hồi nhanh hơn và không tiếp tục xử lý khi không còn cần thiết.</w:t>
-      </w:r>
-    </w:p>
-    <w:p>
-      <w:pPr>
-        <w:pStyle w:val="Normal"/>
-        <w:ind w:hanging="0" w:start="-540" w:end="-449"/>
-        <w:rPr>
-          <w:rFonts w:ascii="Times New Roman" w:hAnsi="Times New Roman"/>
-          <w:sz w:val="30"/>
-          <w:szCs w:val="30"/>
-        </w:rPr>
-      </w:pPr>
-      <w:r>
-        <w:rPr>
-          <w:rFonts w:ascii="Times New Roman" w:hAnsi="Times New Roman"/>
-          <w:sz w:val="30"/>
-          <w:szCs w:val="30"/>
-        </w:rPr>
-      </w:r>
-    </w:p>
-    <w:p>
-      <w:pPr>
-        <w:pStyle w:val="Normal"/>
-        <w:ind w:hanging="0" w:start="-540" w:end="-449"/>
-        <w:rPr>
-          <w:rFonts w:ascii="Times New Roman" w:hAnsi="Times New Roman"/>
-          <w:sz w:val="30"/>
-          <w:szCs w:val="30"/>
-        </w:rPr>
-      </w:pPr>
-      <w:r>
-        <w:rPr>
-          <w:rFonts w:ascii="Times New Roman" w:hAnsi="Times New Roman"/>
-          <w:sz w:val="30"/>
-          <w:szCs w:val="30"/>
-        </w:rPr>
-        <w:t>[EN] Context in Go is used to pass control information between goroutines, especially in long-running requests or distributed systems. It is commonly used to manage timeouts, cancellations, and to carry request-scoped values such as request ID or user information. When a request is canceled or times out, the context sends a signal to related goroutines to stop processing, preventing resource leaks. Context helps ensure the system responds quickly and does not continue unnecessary work.</w:t>
-      </w:r>
-    </w:p>
-    <w:p>
-      <w:pPr>
-        <w:pStyle w:val="Normal"/>
-        <w:ind w:hanging="0" w:start="-540" w:end="-449"/>
-        <w:rPr>
-          <w:rFonts w:ascii="Times New Roman" w:hAnsi="Times New Roman"/>
-          <w:sz w:val="30"/>
-          <w:szCs w:val="30"/>
-        </w:rPr>
-      </w:pPr>
-      <w:r>
-        <w:rPr>
-          <w:rFonts w:ascii="Times New Roman" w:hAnsi="Times New Roman"/>
-          <w:sz w:val="30"/>
-          <w:szCs w:val="30"/>
-        </w:rPr>
-      </w:r>
-    </w:p>
-    <w:p>
-      <w:pPr>
-        <w:pStyle w:val="Normal"/>
-        <w:ind w:hanging="0" w:start="-540" w:end="-449"/>
-        <w:rPr>
-          <w:rFonts w:ascii="Times New Roman" w:hAnsi="Times New Roman"/>
-          <w:b/>
-          <w:bCs/>
-          <w:color w:val="3465A4"/>
-          <w:sz w:val="30"/>
-          <w:szCs w:val="30"/>
-        </w:rPr>
-      </w:pPr>
-      <w:r>
-        <w:rPr>
-          <w:rFonts w:ascii="Times New Roman" w:hAnsi="Times New Roman"/>
-          <w:b/>
-          <w:bCs/>
-          <w:color w:val="3465A4"/>
-          <w:sz w:val="30"/>
-          <w:szCs w:val="30"/>
-        </w:rPr>
-        <w:t>[VN] Memory management trong Go ra sao?</w:t>
-      </w:r>
-    </w:p>
-    <w:p>
-      <w:pPr>
-        <w:pStyle w:val="Normal"/>
-        <w:ind w:hanging="0" w:start="-540" w:end="-449"/>
-        <w:rPr>
-          <w:rFonts w:ascii="Times New Roman" w:hAnsi="Times New Roman"/>
-          <w:b/>
-          <w:bCs/>
-          <w:color w:val="3465A4"/>
-          <w:sz w:val="30"/>
-          <w:szCs w:val="30"/>
-        </w:rPr>
-      </w:pPr>
-      <w:r>
-        <w:rPr>
-          <w:rFonts w:ascii="Times New Roman" w:hAnsi="Times New Roman"/>
-          <w:b/>
-          <w:bCs/>
-          <w:color w:val="3465A4"/>
-          <w:sz w:val="30"/>
-          <w:szCs w:val="30"/>
-        </w:rPr>
-        <w:t>[EN] How does memory management work in Go?</w:t>
-      </w:r>
-    </w:p>
-    <w:p>
-      <w:pPr>
-        <w:pStyle w:val="Normal"/>
-        <w:ind w:hanging="0" w:start="-540" w:end="-449"/>
-        <w:rPr>
-          <w:rFonts w:ascii="Times New Roman" w:hAnsi="Times New Roman"/>
-          <w:sz w:val="30"/>
-          <w:szCs w:val="30"/>
-        </w:rPr>
-      </w:pPr>
-      <w:r>
-        <w:rPr>
-          <w:rFonts w:ascii="Times New Roman" w:hAnsi="Times New Roman"/>
-          <w:sz w:val="30"/>
-          <w:szCs w:val="30"/>
-        </w:rPr>
-        <w:t>[VN] Memory management trong Go được quản lý tự động bởi Garbage Collector (GC), nên lập trình viên không cần cấp phát và giải phóng bộ nhớ thủ công như trong C/C++. Khi tạo biến hoặc struct, Go sẽ tự động cấp phát trên stack hoặc heap tùy theo escape analysis. Nếu một biến chỉ dùng trong phạm vi hàm, nó thường được đặt trên stack; nếu nó cần tồn tại lâu hơn hoặc được tham chiếu bên ngoài, nó sẽ được đặt trên heap. Garbage Collector sẽ định kỳ thu gom các object không còn được tham chiếu để giải phóng bộ nhớ. Go sử dụng concurrent, low-latency GC để giảm thời gian dừng chương trình, giúp hệ thống vẫn ổn định và hiệu năng tốt.</w:t>
-      </w:r>
-    </w:p>
-    <w:p>
-      <w:pPr>
-        <w:pStyle w:val="Normal"/>
-        <w:ind w:hanging="0" w:start="-540" w:end="-449"/>
-        <w:rPr>
-          <w:rFonts w:ascii="Times New Roman" w:hAnsi="Times New Roman"/>
-          <w:sz w:val="30"/>
-          <w:szCs w:val="30"/>
-        </w:rPr>
-      </w:pPr>
-      <w:r>
-        <w:rPr>
-          <w:rFonts w:ascii="Times New Roman" w:hAnsi="Times New Roman"/>
-          <w:sz w:val="30"/>
-          <w:szCs w:val="30"/>
-        </w:rPr>
-      </w:r>
-    </w:p>
-    <w:p>
-      <w:pPr>
-        <w:pStyle w:val="Normal"/>
-        <w:ind w:hanging="0" w:start="-540" w:end="-449"/>
-        <w:rPr>
-          <w:rFonts w:ascii="Times New Roman" w:hAnsi="Times New Roman"/>
-          <w:sz w:val="30"/>
-          <w:szCs w:val="30"/>
-        </w:rPr>
-      </w:pPr>
-      <w:r>
-        <w:rPr>
-          <w:rFonts w:ascii="Times New Roman" w:hAnsi="Times New Roman"/>
-          <w:sz w:val="30"/>
-          <w:szCs w:val="30"/>
-        </w:rPr>
-        <w:t>[EN] Memory management in Go is handled automatically by a Garbage Collector (GC), so developers do not need manual memory allocation and deallocation like in C/C++. When variables or structs are created, Go decides whether to allocate them on the stack or heap based on escape analysis. If a variable is only used inside a function, it is usually placed on the stack; if it needs to live longer or be referenced outside, it is allocated on the heap. The Garbage Collector periodically frees objects that are no longer referenced. Go uses a concurrent, low-latency GC to minimize pause time, helping maintain stable performance and responsiveness.</w:t>
-      </w:r>
-    </w:p>
-    <w:p>
-      <w:pPr>
-        <w:pStyle w:val="Normal"/>
-        <w:ind w:hanging="0" w:start="-540" w:end="-449"/>
-        <w:rPr>
-          <w:rFonts w:ascii="Times New Roman" w:hAnsi="Times New Roman"/>
-          <w:sz w:val="30"/>
-          <w:szCs w:val="30"/>
-        </w:rPr>
-      </w:pPr>
-      <w:r>
-        <w:rPr>
-          <w:rFonts w:ascii="Times New Roman" w:hAnsi="Times New Roman"/>
-          <w:sz w:val="30"/>
-          <w:szCs w:val="30"/>
-        </w:rPr>
-      </w:r>
-    </w:p>
-    <w:p>
-      <w:pPr>
-        <w:pStyle w:val="Normal"/>
-        <w:ind w:hanging="0" w:start="-540" w:end="-449"/>
-        <w:rPr>
-          <w:rFonts w:ascii="Times New Roman" w:hAnsi="Times New Roman"/>
-          <w:b/>
-          <w:bCs/>
-          <w:color w:val="3465A4"/>
-          <w:sz w:val="30"/>
-          <w:szCs w:val="30"/>
-        </w:rPr>
-      </w:pPr>
-      <w:r>
-        <w:rPr>
-          <w:rFonts w:ascii="Times New Roman" w:hAnsi="Times New Roman"/>
-          <w:b/>
-          <w:bCs/>
-          <w:color w:val="3465A4"/>
-          <w:sz w:val="30"/>
-          <w:szCs w:val="30"/>
-        </w:rPr>
-        <w:t>[VN] Làm sao implement graceful shutdown trong Gin?</w:t>
-      </w:r>
-    </w:p>
-    <w:p>
-      <w:pPr>
-        <w:pStyle w:val="Normal"/>
-        <w:ind w:hanging="0" w:start="-540" w:end="-449"/>
-        <w:rPr>
-          <w:rFonts w:ascii="Times New Roman" w:hAnsi="Times New Roman"/>
-          <w:b/>
-          <w:bCs/>
-          <w:color w:val="3465A4"/>
-          <w:sz w:val="30"/>
-          <w:szCs w:val="30"/>
-        </w:rPr>
-      </w:pPr>
-      <w:r>
-        <w:rPr>
-          <w:rFonts w:ascii="Times New Roman" w:hAnsi="Times New Roman"/>
-          <w:b/>
-          <w:bCs/>
-          <w:color w:val="3465A4"/>
-          <w:sz w:val="30"/>
-          <w:szCs w:val="30"/>
-        </w:rPr>
-        <w:t>[EN] How to implement graceful shutdown in Gin?</w:t>
-      </w:r>
-    </w:p>
-    <w:p>
-      <w:pPr>
-        <w:pStyle w:val="Normal"/>
-        <w:ind w:hanging="0" w:start="-540" w:end="-449"/>
-        <w:rPr>
-          <w:rFonts w:ascii="Times New Roman" w:hAnsi="Times New Roman"/>
-          <w:sz w:val="30"/>
-          <w:szCs w:val="30"/>
-        </w:rPr>
-      </w:pPr>
-      <w:r>
-        <w:rPr>
-          <w:rFonts w:ascii="Times New Roman" w:hAnsi="Times New Roman"/>
-          <w:sz w:val="30"/>
-          <w:szCs w:val="30"/>
-        </w:rPr>
-        <w:t>[VN] Để implement graceful shutdown trong Gin, tôi không dùng router.Run() trực tiếp mà tạo một http.Server và chạy nó trong goroutine. Tôi lắng nghe tín hiệu hệ điều hành như SIGINT hoặc SIGTERM bằng os/signal. Khi nhận được tín hiệu dừng (ví dụ khi container bị stop), tôi gọi server.Shutdown(context) với timeout phù hợp. Cách này cho phép server ngừng nhận request mới nhưng vẫn hoàn thành các request đang xử lý trước khi tắt hẳn. Tôi cũng đảm bảo đóng database connection, message queue hoặc resource khác trong quá trình shutdown. Cách này giúp tránh mất request và đảm bảo hệ thống tắt an toàn trong môi trường production hoặc Kubernetes.</w:t>
-      </w:r>
-    </w:p>
-    <w:p>
-      <w:pPr>
-        <w:pStyle w:val="Normal"/>
-        <w:ind w:hanging="0" w:start="-540" w:end="-449"/>
-        <w:rPr>
-          <w:rFonts w:ascii="Times New Roman" w:hAnsi="Times New Roman"/>
-          <w:sz w:val="30"/>
-          <w:szCs w:val="30"/>
-        </w:rPr>
-      </w:pPr>
-      <w:r>
-        <w:rPr>
-          <w:rFonts w:ascii="Times New Roman" w:hAnsi="Times New Roman"/>
-          <w:sz w:val="30"/>
-          <w:szCs w:val="30"/>
-        </w:rPr>
-      </w:r>
-    </w:p>
-    <w:p>
-      <w:pPr>
-        <w:pStyle w:val="Normal"/>
-        <w:ind w:hanging="0" w:start="-540" w:end="-449"/>
-        <w:rPr>
-          <w:rFonts w:ascii="Times New Roman" w:hAnsi="Times New Roman"/>
-          <w:sz w:val="30"/>
-          <w:szCs w:val="30"/>
-        </w:rPr>
-      </w:pPr>
-      <w:r>
-        <w:rPr>
-          <w:rFonts w:ascii="Times New Roman" w:hAnsi="Times New Roman"/>
-          <w:sz w:val="30"/>
-          <w:szCs w:val="30"/>
-        </w:rPr>
-        <w:t>[EN] To implement graceful shutdown in Gin, I do not use router.Run() directly. Instead, I create an http.Server and run it in a goroutine. I listen for OS signals such as SIGINT or SIGTERM using os/signal. When a shutdown signal is received (for example when a container is stopped), I call server.Shutdown(context) with a proper timeout. This allows the server to stop accepting new requests but finish processing ongoing requests before shutting down completely. I also make sure to close database connections, message queues, or other resources during shutdown. This approach prevents request loss and ensures safe shutdown in production or Kubernetes environments.</w:t>
-      </w:r>
-    </w:p>
-    <w:p>
-      <w:pPr>
-        <w:pStyle w:val="Normal"/>
-        <w:ind w:hanging="0" w:start="-540" w:end="-449"/>
-        <w:rPr>
-          <w:rFonts w:ascii="Times New Roman" w:hAnsi="Times New Roman"/>
-          <w:sz w:val="30"/>
-          <w:szCs w:val="30"/>
-        </w:rPr>
-      </w:pPr>
-      <w:r>
-        <w:rPr>
-          <w:rFonts w:ascii="Times New Roman" w:hAnsi="Times New Roman"/>
-          <w:sz w:val="30"/>
-          <w:szCs w:val="30"/>
-        </w:rPr>
-      </w:r>
-    </w:p>
-    <w:p>
-      <w:pPr>
-        <w:pStyle w:val="Normal"/>
-        <w:ind w:hanging="0" w:start="-540" w:end="-449"/>
-        <w:rPr>
-          <w:rFonts w:ascii="Times New Roman" w:hAnsi="Times New Roman"/>
-          <w:b/>
-          <w:bCs/>
-          <w:color w:val="3465A4"/>
-          <w:sz w:val="30"/>
-          <w:szCs w:val="30"/>
-        </w:rPr>
-      </w:pPr>
-      <w:r>
-        <w:rPr>
-          <w:rFonts w:ascii="Times New Roman" w:hAnsi="Times New Roman"/>
-          <w:b/>
-          <w:bCs/>
-          <w:color w:val="3465A4"/>
-          <w:sz w:val="30"/>
-          <w:szCs w:val="30"/>
-        </w:rPr>
-        <w:t>[VN] Race condition là gì? Cách detect?</w:t>
-      </w:r>
-    </w:p>
-    <w:p>
-      <w:pPr>
-        <w:pStyle w:val="Normal"/>
-        <w:ind w:hanging="0" w:start="-540" w:end="-449"/>
-        <w:rPr>
-          <w:rFonts w:ascii="Times New Roman" w:hAnsi="Times New Roman"/>
-          <w:b/>
-          <w:bCs/>
-          <w:color w:val="3465A4"/>
-          <w:sz w:val="30"/>
-          <w:szCs w:val="30"/>
-        </w:rPr>
-      </w:pPr>
-      <w:r>
-        <w:rPr>
-          <w:rFonts w:ascii="Times New Roman" w:hAnsi="Times New Roman"/>
-          <w:b/>
-          <w:bCs/>
-          <w:color w:val="3465A4"/>
-          <w:sz w:val="30"/>
-          <w:szCs w:val="30"/>
-        </w:rPr>
-        <w:t>[EN] What is a race condition? How to detect it?</w:t>
-      </w:r>
-    </w:p>
-    <w:p>
-      <w:pPr>
-        <w:pStyle w:val="Normal"/>
-        <w:ind w:hanging="0" w:start="-540" w:end="-449"/>
-        <w:rPr>
-          <w:rFonts w:ascii="Times New Roman" w:hAnsi="Times New Roman"/>
-          <w:sz w:val="30"/>
-          <w:szCs w:val="30"/>
-        </w:rPr>
-      </w:pPr>
-      <w:r>
-        <w:rPr>
-          <w:rFonts w:ascii="Times New Roman" w:hAnsi="Times New Roman"/>
-          <w:sz w:val="30"/>
-          <w:szCs w:val="30"/>
-        </w:rPr>
-        <w:t>[VN] Race condition là tình huống xảy ra khi nhiều goroutine hoặc thread truy cập và thay đổi cùng một dữ liệu đồng thời mà không có cơ chế đồng bộ phù hợp, dẫn đến kết quả không xác định hoặc sai lệch. Lỗi này thường khó phát hiện vì có thể không xảy ra thường xuyên và phụ thuộc vào timing của chương trình. Để detect race condition trong Go, tôi sử dụng công cụ built-in như go run -race hoặc go test -race, nó sẽ phân tích và cảnh báo khi có truy cập đồng thời không an toàn vào bộ nhớ. Ngoài ra, có thể review code để kiểm tra việc dùng shared variable và đảm bảo sử dụng mutex, channel hoặc cơ chế đồng bộ phù hợp để tránh race condition.</w:t>
-      </w:r>
-    </w:p>
-    <w:p>
-      <w:pPr>
-        <w:pStyle w:val="Normal"/>
-        <w:ind w:hanging="0" w:start="-540" w:end="-449"/>
-        <w:rPr>
-          <w:rFonts w:ascii="Times New Roman" w:hAnsi="Times New Roman"/>
-          <w:sz w:val="30"/>
-          <w:szCs w:val="30"/>
-        </w:rPr>
-      </w:pPr>
-      <w:r>
-        <w:rPr>
-          <w:rFonts w:ascii="Times New Roman" w:hAnsi="Times New Roman"/>
-          <w:sz w:val="30"/>
-          <w:szCs w:val="30"/>
-        </w:rPr>
-      </w:r>
-    </w:p>
-    <w:p>
-      <w:pPr>
-        <w:pStyle w:val="Normal"/>
-        <w:ind w:hanging="0" w:start="-540" w:end="-449"/>
-        <w:rPr>
-          <w:rFonts w:ascii="Times New Roman" w:hAnsi="Times New Roman"/>
-          <w:sz w:val="30"/>
-          <w:szCs w:val="30"/>
-        </w:rPr>
-      </w:pPr>
-      <w:r>
-        <w:rPr>
-          <w:rFonts w:ascii="Times New Roman" w:hAnsi="Times New Roman"/>
-          <w:sz w:val="30"/>
-          <w:szCs w:val="30"/>
-        </w:rPr>
-        <w:t>[EN] A race condition happens when multiple goroutines or threads access and modify the same shared data at the same time without proper synchronization, leading to unpredictable or incorrect results. This issue is often hard to detect because it may not happen consistently and depends on execution timing. To detect race conditions in Go, I use the built-in tool such as go run -race or go test -race, which analyzes the program and reports unsafe concurrent memory access. Additionally, I review code carefully to check shared variables and ensure proper use of synchronization mechanisms like mutexes, channels, or other safe concurrency patterns to prevent race conditions.</w:t>
-      </w:r>
-    </w:p>
-    <w:p>
-      <w:pPr>
-        <w:pStyle w:val="Normal"/>
-        <w:ind w:hanging="0" w:start="-540" w:end="-449"/>
-        <w:rPr>
-          <w:rFonts w:ascii="Times New Roman" w:hAnsi="Times New Roman"/>
-          <w:sz w:val="30"/>
-          <w:szCs w:val="30"/>
-        </w:rPr>
-      </w:pPr>
-      <w:r>
-        <w:rPr>
-          <w:rFonts w:ascii="Times New Roman" w:hAnsi="Times New Roman"/>
-          <w:sz w:val="30"/>
-          <w:szCs w:val="30"/>
-        </w:rPr>
-      </w:r>
-    </w:p>
-    <w:p>
-      <w:pPr>
-        <w:pStyle w:val="Normal"/>
-        <w:ind w:hanging="0" w:start="-540" w:end="-449"/>
-        <w:rPr>
-          <w:rFonts w:ascii="Times New Roman" w:hAnsi="Times New Roman"/>
-          <w:b/>
-          <w:bCs/>
-          <w:color w:val="3465A4"/>
-          <w:sz w:val="30"/>
-          <w:szCs w:val="30"/>
-        </w:rPr>
-      </w:pPr>
-      <w:r>
-        <w:rPr>
-          <w:rFonts w:ascii="Times New Roman" w:hAnsi="Times New Roman"/>
-          <w:b/>
-          <w:bCs/>
-          <w:color w:val="3465A4"/>
-          <w:sz w:val="30"/>
-          <w:szCs w:val="30"/>
-        </w:rPr>
-        <w:t>[VN] Struct embedding vs inheritance.</w:t>
-      </w:r>
-    </w:p>
-    <w:p>
-      <w:pPr>
-        <w:pStyle w:val="Normal"/>
-        <w:ind w:hanging="0" w:start="-540" w:end="-449"/>
-        <w:rPr>
-          <w:rFonts w:ascii="Times New Roman" w:hAnsi="Times New Roman"/>
-          <w:b/>
-          <w:bCs/>
-          <w:color w:val="3465A4"/>
-          <w:sz w:val="30"/>
-          <w:szCs w:val="30"/>
-        </w:rPr>
-      </w:pPr>
-      <w:r>
-        <w:rPr>
-          <w:rFonts w:ascii="Times New Roman" w:hAnsi="Times New Roman"/>
-          <w:b/>
-          <w:bCs/>
-          <w:color w:val="3465A4"/>
-          <w:sz w:val="30"/>
-          <w:szCs w:val="30"/>
-        </w:rPr>
-        <w:t>[EN] Struct embedding vs inheritance.</w:t>
-      </w:r>
-    </w:p>
-    <w:p>
-      <w:pPr>
-        <w:pStyle w:val="Normal"/>
-        <w:ind w:hanging="0" w:start="-540" w:end="-449"/>
-        <w:rPr>
-          <w:rFonts w:ascii="Times New Roman" w:hAnsi="Times New Roman"/>
-          <w:sz w:val="30"/>
-          <w:szCs w:val="30"/>
-        </w:rPr>
-      </w:pPr>
-      <w:r>
-        <w:rPr>
-          <w:rFonts w:ascii="Times New Roman" w:hAnsi="Times New Roman"/>
-          <w:sz w:val="30"/>
-          <w:szCs w:val="30"/>
-        </w:rPr>
-        <w:t>[VN] Struct embedding trong Go là cách tái sử dụng code bằng cách nhúng một struct vào struct khác. Khi embed, struct bên ngoài sẽ có quyền truy cập trực tiếp vào field và method của struct bên trong, giống như được “kế thừa” nhưng không phải inheritance thực sự. Go không hỗ trợ inheritance như trong Java hoặc OOP truyền thống. Thay vào đó, Go khuyến khích composition thay vì inheritance để giảm coupling và tăng tính linh hoạt. Inheritance cho phép một class kế thừa thuộc tính và hành vi từ class cha, nhưng có thể tạo hierarchy phức tạp và tight coupling. Struct embedding đơn giản hơn, rõ ràng hơn và phù hợp với triết lý thiết kế của Go.</w:t>
-      </w:r>
-    </w:p>
-    <w:p>
-      <w:pPr>
-        <w:pStyle w:val="Normal"/>
-        <w:ind w:hanging="0" w:start="-540" w:end="-449"/>
-        <w:rPr>
-          <w:rFonts w:ascii="Times New Roman" w:hAnsi="Times New Roman"/>
-          <w:sz w:val="30"/>
-          <w:szCs w:val="30"/>
-        </w:rPr>
-      </w:pPr>
-      <w:r>
-        <w:rPr>
-          <w:rFonts w:ascii="Times New Roman" w:hAnsi="Times New Roman"/>
-          <w:sz w:val="30"/>
-          <w:szCs w:val="30"/>
-        </w:rPr>
-      </w:r>
-    </w:p>
-    <w:p>
-      <w:pPr>
-        <w:pStyle w:val="Normal"/>
-        <w:ind w:hanging="0" w:start="-540" w:end="-449"/>
-        <w:rPr>
-          <w:rFonts w:ascii="Times New Roman" w:hAnsi="Times New Roman"/>
-          <w:sz w:val="30"/>
-          <w:szCs w:val="30"/>
-        </w:rPr>
-      </w:pPr>
-      <w:r>
-        <w:rPr>
-          <w:rFonts w:ascii="Times New Roman" w:hAnsi="Times New Roman"/>
-          <w:sz w:val="30"/>
-          <w:szCs w:val="30"/>
-        </w:rPr>
-        <w:t>[EN] Struct embedding in Go is a way to reuse code by embedding one struct inside another struct. When a struct is embedded, the outer struct can directly access the fields and methods of the inner struct, similar to inheritance but not true inheritance. Go does not support classical inheritance like in Java or traditional OOP. Instead, Go promotes composition over inheritance to reduce coupling and increase flexibility. Inheritance allows a class to inherit properties and behavior from a parent class, but it can create complex hierarchies and tight coupling. Struct embedding is simpler, clearer, and aligns better with Go’s design philosophy.</w:t>
-      </w:r>
-    </w:p>
-    <w:p>
-      <w:pPr>
-        <w:pStyle w:val="Normal"/>
-        <w:ind w:hanging="0" w:start="-540" w:end="-449"/>
-        <w:rPr>
-          <w:rFonts w:ascii="Times New Roman" w:hAnsi="Times New Roman"/>
-          <w:sz w:val="30"/>
-          <w:szCs w:val="30"/>
-        </w:rPr>
-      </w:pPr>
-      <w:r>
-        <w:rPr>
-          <w:rFonts w:ascii="Times New Roman" w:hAnsi="Times New Roman"/>
-          <w:sz w:val="30"/>
-          <w:szCs w:val="30"/>
-        </w:rPr>
-      </w:r>
-    </w:p>
-    <w:p>
-      <w:pPr>
-        <w:pStyle w:val="Normal"/>
-        <w:ind w:hanging="0" w:start="-540" w:end="-449"/>
-        <w:rPr>
-          <w:rFonts w:ascii="Times New Roman" w:hAnsi="Times New Roman"/>
-          <w:b/>
-          <w:bCs/>
-          <w:color w:val="3465A4"/>
-          <w:sz w:val="30"/>
-          <w:szCs w:val="30"/>
-        </w:rPr>
-      </w:pPr>
-      <w:r>
-        <w:rPr>
-          <w:rFonts w:ascii="Times New Roman" w:hAnsi="Times New Roman"/>
-          <w:b/>
-          <w:bCs/>
-          <w:color w:val="3465A4"/>
-          <w:sz w:val="30"/>
-          <w:szCs w:val="30"/>
-        </w:rPr>
-        <w:t>[VN] Interface trong Go hoạt động thế nào?</w:t>
-      </w:r>
-    </w:p>
-    <w:p>
-      <w:pPr>
-        <w:pStyle w:val="Normal"/>
-        <w:ind w:hanging="0" w:start="-540" w:end="-449"/>
-        <w:rPr>
-          <w:rFonts w:ascii="Times New Roman" w:hAnsi="Times New Roman"/>
-          <w:b/>
-          <w:bCs/>
-          <w:color w:val="3465A4"/>
-          <w:sz w:val="30"/>
-          <w:szCs w:val="30"/>
-        </w:rPr>
-      </w:pPr>
-      <w:r>
-        <w:rPr>
-          <w:rFonts w:ascii="Times New Roman" w:hAnsi="Times New Roman"/>
-          <w:b/>
-          <w:bCs/>
-          <w:color w:val="3465A4"/>
-          <w:sz w:val="30"/>
-          <w:szCs w:val="30"/>
-        </w:rPr>
-        <w:t>[EN] How do interfaces work in Go?</w:t>
-      </w:r>
-    </w:p>
-    <w:p>
-      <w:pPr>
-        <w:pStyle w:val="Normal"/>
-        <w:ind w:hanging="0" w:start="-540" w:end="-449"/>
-        <w:rPr>
-          <w:rFonts w:ascii="Times New Roman" w:hAnsi="Times New Roman"/>
-          <w:sz w:val="30"/>
-          <w:szCs w:val="30"/>
-        </w:rPr>
-      </w:pPr>
-      <w:r>
-        <w:rPr>
-          <w:rFonts w:ascii="Times New Roman" w:hAnsi="Times New Roman"/>
-          <w:sz w:val="30"/>
-          <w:szCs w:val="30"/>
-        </w:rPr>
-        <w:t>[VN] Interface trong Go là một tập hợp các method signature mà một type phải implement. Điểm đặc biệt là Go sử dụng implicit implementation, nghĩa là một struct không cần khai báo rõ ràng là “implements” interface; chỉ cần nó có đầy đủ method giống với interface thì tự động được coi là implement. Điều này giúp giảm coupling và tăng tính linh hoạt trong thiết kế. Interface thường được dùng để định nghĩa behavior chung và hỗ trợ dependency injection hoặc mocking khi test. Nhờ cơ chế này, Go khuyến khích thiết kế dựa trên behavior thay vì kế thừa.</w:t>
-      </w:r>
-    </w:p>
-    <w:p>
-      <w:pPr>
-        <w:pStyle w:val="Normal"/>
-        <w:ind w:hanging="0" w:start="-540" w:end="-449"/>
-        <w:rPr>
-          <w:rFonts w:ascii="Times New Roman" w:hAnsi="Times New Roman"/>
-          <w:sz w:val="30"/>
-          <w:szCs w:val="30"/>
-        </w:rPr>
-      </w:pPr>
-      <w:r>
-        <w:rPr>
-          <w:rFonts w:ascii="Times New Roman" w:hAnsi="Times New Roman"/>
-          <w:sz w:val="30"/>
-          <w:szCs w:val="30"/>
-        </w:rPr>
-      </w:r>
-    </w:p>
-    <w:p>
-      <w:pPr>
-        <w:pStyle w:val="Normal"/>
-        <w:ind w:hanging="0" w:start="-540" w:end="-449"/>
-        <w:rPr>
-          <w:rFonts w:ascii="Times New Roman" w:hAnsi="Times New Roman"/>
-          <w:sz w:val="30"/>
-          <w:szCs w:val="30"/>
-        </w:rPr>
-      </w:pPr>
-      <w:r>
-        <w:rPr>
-          <w:rFonts w:ascii="Times New Roman" w:hAnsi="Times New Roman"/>
-          <w:sz w:val="30"/>
-          <w:szCs w:val="30"/>
-        </w:rPr>
-        <w:t>[EN] An interface in Go is a collection of method signatures that a type must implement. The special feature is that Go uses implicit implementation, meaning a struct does not need to explicitly declare that it implements an interface; if it defines all the required methods, it automatically satisfies the interface. This reduces coupling and increases flexibility in design. Interfaces are commonly used to define shared behavior and support dependency injection or mocking in tests. With this mechanism, Go encourages designing based on behavior rather than inheritance.</w:t>
-      </w:r>
-    </w:p>
-    <w:p>
-      <w:pPr>
-        <w:pStyle w:val="Normal"/>
-        <w:ind w:hanging="0" w:start="-540" w:end="-449"/>
-        <w:rPr>
-          <w:rFonts w:ascii="Times New Roman" w:hAnsi="Times New Roman"/>
-          <w:sz w:val="30"/>
-          <w:szCs w:val="30"/>
-        </w:rPr>
-      </w:pPr>
-      <w:r>
-        <w:rPr>
-          <w:rFonts w:ascii="Times New Roman" w:hAnsi="Times New Roman"/>
-          <w:sz w:val="30"/>
-          <w:szCs w:val="30"/>
-        </w:rPr>
-      </w:r>
-    </w:p>
-    <w:p>
-      <w:pPr>
-        <w:pStyle w:val="Normal"/>
-        <w:ind w:hanging="0" w:start="-540" w:end="-449"/>
-        <w:rPr>
-          <w:rFonts w:ascii="Times New Roman" w:hAnsi="Times New Roman"/>
-          <w:b/>
-          <w:bCs/>
-          <w:color w:val="3465A4"/>
-          <w:sz w:val="30"/>
-          <w:szCs w:val="30"/>
-        </w:rPr>
-      </w:pPr>
-      <w:r>
-        <w:rPr>
-          <w:rFonts w:ascii="Times New Roman" w:hAnsi="Times New Roman"/>
-          <w:b/>
-          <w:bCs/>
-          <w:color w:val="3465A4"/>
-          <w:sz w:val="30"/>
-          <w:szCs w:val="30"/>
-        </w:rPr>
-        <w:t>[VN] Làm sao tối ưu performance API Go?</w:t>
-      </w:r>
-    </w:p>
-    <w:p>
-      <w:pPr>
-        <w:pStyle w:val="Normal"/>
-        <w:ind w:hanging="0" w:start="-540" w:end="-449"/>
-        <w:rPr>
-          <w:rFonts w:ascii="Times New Roman" w:hAnsi="Times New Roman"/>
-          <w:b/>
-          <w:bCs/>
-          <w:color w:val="3465A4"/>
-          <w:sz w:val="30"/>
-          <w:szCs w:val="30"/>
-        </w:rPr>
-      </w:pPr>
-      <w:r>
-        <w:rPr>
-          <w:rFonts w:ascii="Times New Roman" w:hAnsi="Times New Roman"/>
-          <w:b/>
-          <w:bCs/>
-          <w:color w:val="3465A4"/>
-          <w:sz w:val="30"/>
-          <w:szCs w:val="30"/>
-        </w:rPr>
-        <w:t>[EN] How to optimize API performance in Go?</w:t>
-      </w:r>
-    </w:p>
-    <w:p>
-      <w:pPr>
-        <w:pStyle w:val="Normal"/>
-        <w:ind w:hanging="0" w:start="-540" w:end="-449"/>
-        <w:rPr>
-          <w:rFonts w:ascii="Times New Roman" w:hAnsi="Times New Roman"/>
-          <w:sz w:val="30"/>
-          <w:szCs w:val="30"/>
-        </w:rPr>
-      </w:pPr>
-      <w:r>
-        <w:rPr>
-          <w:rFonts w:ascii="Times New Roman" w:hAnsi="Times New Roman"/>
-          <w:sz w:val="30"/>
-          <w:szCs w:val="30"/>
-        </w:rPr>
-        <w:t>[VN] Để tối ưu performance API Go, tôi bắt đầu bằng việc đo lường bằng profiling và monitoring để tìm bottleneck. Tôi tận dụng concurrency của Go bằng goroutine hợp lý nhưng tránh tạo quá nhiều gây quá tải. Tôi tối ưu database bằng cách dùng connection pool, index phù hợp và tránh query không cần thiết. Tôi giảm allocation bộ nhớ bằng cách tái sử dụng object khi có thể và tránh tạo struct hoặc slice lớn không cần thiết. Ngoài ra, tôi cấu hình timeout, keep-alive và dùng HTTP server hiệu quả. Ở mức hệ thống, tôi deploy phía sau load balancer và scale ngang khi cần. Mục tiêu là giảm latency, tăng throughput và giữ hệ thống ổn định.</w:t>
-      </w:r>
-    </w:p>
-    <w:p>
-      <w:pPr>
-        <w:pStyle w:val="Normal"/>
-        <w:ind w:hanging="0" w:start="-540" w:end="-449"/>
-        <w:rPr>
-          <w:rFonts w:ascii="Times New Roman" w:hAnsi="Times New Roman"/>
-          <w:sz w:val="30"/>
-          <w:szCs w:val="30"/>
-        </w:rPr>
-      </w:pPr>
-      <w:r>
-        <w:rPr>
-          <w:rFonts w:ascii="Times New Roman" w:hAnsi="Times New Roman"/>
-          <w:sz w:val="30"/>
-          <w:szCs w:val="30"/>
-        </w:rPr>
-      </w:r>
-    </w:p>
-    <w:p>
-      <w:pPr>
-        <w:pStyle w:val="Normal"/>
-        <w:ind w:hanging="0" w:start="-540" w:end="-449"/>
-        <w:rPr>
-          <w:rFonts w:ascii="Times New Roman" w:hAnsi="Times New Roman"/>
-          <w:sz w:val="30"/>
-          <w:szCs w:val="30"/>
-        </w:rPr>
-      </w:pPr>
-      <w:r>
-        <w:rPr>
-          <w:rFonts w:ascii="Times New Roman" w:hAnsi="Times New Roman"/>
-          <w:sz w:val="30"/>
-          <w:szCs w:val="30"/>
-        </w:rPr>
-        <w:t>[EN] To optimize Go API performance, I start by measuring with profiling and monitoring tools to identify bottlenecks. I leverage Go’s concurrency using goroutines properly but avoid creating too many that may overload the system. I optimize the database by using connection pooling, proper indexing, and avoiding unnecessary queries. I reduce memory allocation by reusing objects when possible and avoiding large unnecessary structs or slices. Additionally, I configure timeouts, keep-alive, and use the HTTP server efficiently. At the system level, I deploy behind a load balancer and scale horizontally when needed. The goal is to reduce latency, increase throughput, and keep the system stable.</w:t>
-      </w:r>
-    </w:p>
-    <w:p>
-      <w:pPr>
-        <w:pStyle w:val="Normal"/>
-        <w:ind w:hanging="0" w:start="-540" w:end="-449"/>
-        <w:rPr>
-          <w:rFonts w:ascii="Times New Roman" w:hAnsi="Times New Roman"/>
-          <w:sz w:val="30"/>
-          <w:szCs w:val="30"/>
-        </w:rPr>
-      </w:pPr>
-      <w:r>
-        <w:rPr>
-          <w:rFonts w:ascii="Times New Roman" w:hAnsi="Times New Roman"/>
-          <w:sz w:val="30"/>
-          <w:szCs w:val="30"/>
-        </w:rPr>
-      </w:r>
-    </w:p>
-    <w:p>
-      <w:pPr>
-        <w:pStyle w:val="Normal"/>
-        <w:ind w:hanging="0" w:start="-540" w:end="-449"/>
-        <w:rPr>
-          <w:rFonts w:ascii="Times New Roman" w:hAnsi="Times New Roman"/>
-          <w:sz w:val="30"/>
-          <w:szCs w:val="30"/>
-        </w:rPr>
-      </w:pPr>
-      <w:r>
-        <w:rPr>
-          <w:rFonts w:ascii="Times New Roman" w:hAnsi="Times New Roman"/>
-          <w:sz w:val="30"/>
-          <w:szCs w:val="30"/>
-        </w:rPr>
-      </w:r>
-    </w:p>
-    <w:p>
-      <w:pPr>
-        <w:pStyle w:val="Normal"/>
-        <w:ind w:hanging="0" w:start="-540" w:end="-449"/>
-        <w:rPr>
-          <w:rFonts w:ascii="Times New Roman" w:hAnsi="Times New Roman"/>
-          <w:b/>
-          <w:bCs/>
-          <w:color w:val="FF0000"/>
-          <w:sz w:val="30"/>
-          <w:szCs w:val="30"/>
-        </w:rPr>
-      </w:pPr>
-      <w:r>
-        <w:rPr>
-          <w:rFonts w:ascii="Times New Roman" w:hAnsi="Times New Roman"/>
-          <w:b/>
-          <w:bCs/>
-          <w:color w:val="FF0000"/>
-          <w:sz w:val="30"/>
-          <w:szCs w:val="30"/>
-        </w:rPr>
-        <w:t># II. Programming Languages &amp; Frameworks (Python/FastAPI + Golang)</w:t>
-      </w:r>
-    </w:p>
-    <w:p>
-      <w:pPr>
-        <w:pStyle w:val="Normal"/>
-        <w:ind w:hanging="0" w:start="-540" w:end="-449"/>
-        <w:rPr>
-          <w:rFonts w:ascii="Times New Roman" w:hAnsi="Times New Roman"/>
-          <w:b/>
-          <w:bCs/>
-          <w:sz w:val="30"/>
-          <w:szCs w:val="30"/>
-        </w:rPr>
-      </w:pPr>
-      <w:r>
-        <w:rPr>
-          <w:rFonts w:ascii="Times New Roman" w:hAnsi="Times New Roman"/>
-          <w:b/>
-          <w:bCs/>
-          <w:sz w:val="30"/>
-          <w:szCs w:val="30"/>
-        </w:rPr>
-        <w:t>FastAPI hoạt động dựa trên ASGI như thế nào?</w:t>
-      </w:r>
-    </w:p>
-    <w:p>
-      <w:pPr>
-        <w:pStyle w:val="Normal"/>
-        <w:ind w:hanging="0" w:start="-540" w:end="-449"/>
-        <w:rPr>
-          <w:rFonts w:ascii="Times New Roman" w:hAnsi="Times New Roman"/>
-          <w:b/>
-          <w:bCs/>
-          <w:sz w:val="30"/>
-          <w:szCs w:val="30"/>
-        </w:rPr>
-      </w:pPr>
-      <w:r>
-        <w:rPr>
-          <w:rFonts w:ascii="Times New Roman" w:hAnsi="Times New Roman"/>
-          <w:b/>
-          <w:bCs/>
-          <w:sz w:val="30"/>
-          <w:szCs w:val="30"/>
-        </w:rPr>
-        <w:t>async / await trong Python hoạt động ra sao?</w:t>
-      </w:r>
-    </w:p>
-    <w:p>
-      <w:pPr>
-        <w:pStyle w:val="Normal"/>
-        <w:ind w:hanging="0" w:start="-540" w:end="-449"/>
-        <w:rPr>
-          <w:rFonts w:ascii="Times New Roman" w:hAnsi="Times New Roman"/>
-          <w:b/>
-          <w:bCs/>
-          <w:sz w:val="30"/>
-          <w:szCs w:val="30"/>
-        </w:rPr>
-      </w:pPr>
-      <w:r>
-        <w:rPr>
-          <w:rFonts w:ascii="Times New Roman" w:hAnsi="Times New Roman"/>
-          <w:b/>
-          <w:bCs/>
-          <w:sz w:val="30"/>
-          <w:szCs w:val="30"/>
-        </w:rPr>
-        <w:t>Khi nào nên dùng async ? Khi nào không?</w:t>
-      </w:r>
-    </w:p>
-    <w:p>
-      <w:pPr>
-        <w:pStyle w:val="Normal"/>
-        <w:ind w:hanging="0" w:start="-540" w:end="-449"/>
-        <w:rPr>
-          <w:rFonts w:ascii="Times New Roman" w:hAnsi="Times New Roman"/>
-          <w:b/>
-          <w:bCs/>
-          <w:sz w:val="30"/>
-          <w:szCs w:val="30"/>
-        </w:rPr>
-      </w:pPr>
-      <w:r>
-        <w:rPr>
-          <w:rFonts w:ascii="Times New Roman" w:hAnsi="Times New Roman"/>
-          <w:b/>
-          <w:bCs/>
-          <w:sz w:val="30"/>
-          <w:szCs w:val="30"/>
-        </w:rPr>
-        <w:t>So sánh FastAPI và Flask về performance và concurrency.</w:t>
-      </w:r>
-    </w:p>
-    <w:p>
-      <w:pPr>
-        <w:pStyle w:val="Normal"/>
-        <w:ind w:hanging="0" w:start="-540" w:end="-449"/>
-        <w:rPr>
-          <w:rFonts w:ascii="Times New Roman" w:hAnsi="Times New Roman"/>
-          <w:sz w:val="30"/>
-          <w:szCs w:val="30"/>
-        </w:rPr>
-      </w:pPr>
-      <w:r>
-        <w:rPr>
-          <w:rFonts w:ascii="Times New Roman" w:hAnsi="Times New Roman"/>
-          <w:sz w:val="30"/>
-          <w:szCs w:val="30"/>
-        </w:rPr>
-        <w:t>Dependency Injection trong FastAPI là gì?</w:t>
-      </w:r>
-    </w:p>
-    <w:p>
-      <w:pPr>
-        <w:pStyle w:val="Normal"/>
-        <w:ind w:hanging="0" w:start="-540" w:end="-449"/>
-        <w:rPr>
-          <w:rFonts w:ascii="Times New Roman" w:hAnsi="Times New Roman"/>
-          <w:b/>
-          <w:bCs/>
-          <w:sz w:val="30"/>
-          <w:szCs w:val="30"/>
-        </w:rPr>
-      </w:pPr>
-      <w:r>
-        <w:rPr>
-          <w:rFonts w:ascii="Times New Roman" w:hAnsi="Times New Roman"/>
-          <w:b/>
-          <w:bCs/>
-          <w:sz w:val="30"/>
-          <w:szCs w:val="30"/>
-        </w:rPr>
-        <w:t>Pydantic validation hoạt động như thế nào?</w:t>
-      </w:r>
-    </w:p>
-    <w:p>
-      <w:pPr>
-        <w:pStyle w:val="Normal"/>
-        <w:ind w:hanging="0" w:start="-540" w:end="-449"/>
-        <w:rPr>
-          <w:rFonts w:ascii="Times New Roman" w:hAnsi="Times New Roman"/>
-          <w:b/>
-          <w:bCs/>
-          <w:sz w:val="30"/>
-          <w:szCs w:val="30"/>
-        </w:rPr>
-      </w:pPr>
-      <w:r>
-        <w:rPr>
-          <w:rFonts w:ascii="Times New Roman" w:hAnsi="Times New Roman"/>
-          <w:b/>
-          <w:bCs/>
-          <w:sz w:val="30"/>
-          <w:szCs w:val="30"/>
-        </w:rPr>
-        <w:t>Middleware trong FastAPI dùng để làm gì?</w:t>
-      </w:r>
-    </w:p>
-    <w:p>
-      <w:pPr>
-        <w:pStyle w:val="Normal"/>
-        <w:ind w:hanging="0" w:start="-540" w:end="-449"/>
-        <w:rPr>
-          <w:rFonts w:ascii="Times New Roman" w:hAnsi="Times New Roman"/>
-          <w:b/>
-          <w:bCs/>
-          <w:sz w:val="30"/>
-          <w:szCs w:val="30"/>
-        </w:rPr>
-      </w:pPr>
-      <w:r>
-        <w:rPr>
-          <w:rFonts w:ascii="Times New Roman" w:hAnsi="Times New Roman"/>
-          <w:b/>
-          <w:bCs/>
-          <w:sz w:val="30"/>
-          <w:szCs w:val="30"/>
-        </w:rPr>
-        <w:t>Làm sao tối ưu performance API Python?</w:t>
-      </w:r>
-    </w:p>
-    <w:p>
-      <w:pPr>
-        <w:pStyle w:val="Normal"/>
-        <w:ind w:hanging="0" w:start="-540" w:end="-449"/>
-        <w:rPr>
-          <w:rFonts w:ascii="Times New Roman" w:hAnsi="Times New Roman"/>
-          <w:b/>
-          <w:bCs/>
-          <w:sz w:val="30"/>
-          <w:szCs w:val="30"/>
-        </w:rPr>
-      </w:pPr>
-      <w:r>
-        <w:rPr>
-          <w:rFonts w:ascii="Times New Roman" w:hAnsi="Times New Roman"/>
-          <w:b/>
-          <w:bCs/>
-          <w:sz w:val="30"/>
-          <w:szCs w:val="30"/>
-        </w:rPr>
-        <w:t>GIL là gì? Nó ảnh hưởng thế nào tới multi-threading?</w:t>
-      </w:r>
-    </w:p>
-    <w:p>
-      <w:pPr>
-        <w:pStyle w:val="Normal"/>
-        <w:ind w:hanging="0" w:start="-540" w:end="-449"/>
-        <w:rPr>
-          <w:rFonts w:ascii="Times New Roman" w:hAnsi="Times New Roman"/>
-          <w:b/>
-          <w:bCs/>
-          <w:sz w:val="30"/>
-          <w:szCs w:val="30"/>
-        </w:rPr>
-      </w:pPr>
-      <w:r>
-        <w:rPr>
-          <w:rFonts w:ascii="Times New Roman" w:hAnsi="Times New Roman"/>
-          <w:b/>
-          <w:bCs/>
-          <w:sz w:val="30"/>
-          <w:szCs w:val="30"/>
-        </w:rPr>
-        <w:t>multiprocessing vs threading trong Python.</w:t>
-      </w:r>
-    </w:p>
-    <w:p>
-      <w:pPr>
-        <w:pStyle w:val="Normal"/>
-        <w:ind w:hanging="0" w:start="-540" w:end="-449"/>
-        <w:rPr>
-          <w:rFonts w:ascii="Times New Roman" w:hAnsi="Times New Roman"/>
-          <w:b/>
-          <w:bCs/>
-          <w:sz w:val="30"/>
-          <w:szCs w:val="30"/>
-        </w:rPr>
-      </w:pPr>
-      <w:r>
-        <w:rPr>
-          <w:rFonts w:ascii="Times New Roman" w:hAnsi="Times New Roman"/>
-          <w:b/>
-          <w:bCs/>
-          <w:sz w:val="30"/>
-          <w:szCs w:val="30"/>
-        </w:rPr>
-        <w:t>Cách implement background tasks trong FastAPI.</w:t>
-      </w:r>
-    </w:p>
-    <w:p>
-      <w:pPr>
-        <w:pStyle w:val="Normal"/>
-        <w:ind w:hanging="0" w:start="-540" w:end="-449"/>
-        <w:rPr>
-          <w:rFonts w:ascii="Times New Roman" w:hAnsi="Times New Roman"/>
-          <w:b/>
-          <w:bCs/>
-          <w:sz w:val="30"/>
-          <w:szCs w:val="30"/>
-        </w:rPr>
-      </w:pPr>
-      <w:r>
-        <w:rPr>
-          <w:rFonts w:ascii="Times New Roman" w:hAnsi="Times New Roman"/>
-          <w:b/>
-          <w:bCs/>
-          <w:sz w:val="30"/>
-          <w:szCs w:val="30"/>
-        </w:rPr>
-        <w:t>Rate limiting trong API nên làm ở đâu?</w:t>
-      </w:r>
-    </w:p>
-    <w:p>
-      <w:pPr>
-        <w:pStyle w:val="Normal"/>
-        <w:ind w:hanging="0" w:start="-540" w:end="-449"/>
-        <w:rPr>
-          <w:rFonts w:ascii="Times New Roman" w:hAnsi="Times New Roman"/>
-          <w:b/>
-          <w:bCs/>
-          <w:sz w:val="30"/>
-          <w:szCs w:val="30"/>
-        </w:rPr>
-      </w:pPr>
-      <w:r>
-        <w:rPr>
-          <w:rFonts w:ascii="Times New Roman" w:hAnsi="Times New Roman"/>
-          <w:b/>
-          <w:bCs/>
-          <w:sz w:val="30"/>
-          <w:szCs w:val="30"/>
-        </w:rPr>
-        <w:t>Làm sao handle global exception trong FastAPI?</w:t>
-      </w:r>
-    </w:p>
-    <w:p>
-      <w:pPr>
-        <w:pStyle w:val="Normal"/>
-        <w:ind w:hanging="0" w:start="-540" w:end="-449"/>
-        <w:rPr>
-          <w:rFonts w:ascii="Times New Roman" w:hAnsi="Times New Roman"/>
-          <w:b/>
-          <w:bCs/>
-          <w:sz w:val="30"/>
-          <w:szCs w:val="30"/>
-        </w:rPr>
-      </w:pPr>
-      <w:r>
-        <w:rPr>
-          <w:rFonts w:ascii="Times New Roman" w:hAnsi="Times New Roman"/>
-          <w:b/>
-          <w:bCs/>
-          <w:sz w:val="30"/>
-          <w:szCs w:val="30"/>
-        </w:rPr>
-        <w:t>Làm sao viết API versioning?</w:t>
-      </w:r>
-    </w:p>
-    <w:p>
-      <w:pPr>
-        <w:pStyle w:val="Normal"/>
-        <w:ind w:hanging="0" w:start="-540" w:end="-449"/>
-        <w:rPr>
-          <w:rFonts w:ascii="Times New Roman" w:hAnsi="Times New Roman"/>
-          <w:b/>
-          <w:bCs/>
-          <w:sz w:val="30"/>
-          <w:szCs w:val="30"/>
-        </w:rPr>
-      </w:pPr>
-      <w:r>
-        <w:rPr>
-          <w:rFonts w:ascii="Times New Roman" w:hAnsi="Times New Roman"/>
-          <w:b/>
-          <w:bCs/>
-          <w:sz w:val="30"/>
-          <w:szCs w:val="30"/>
-        </w:rPr>
-        <w:t>Bạn sẽ test API như thế nào(unit/integration)?</w:t>
-      </w:r>
-    </w:p>
-    <w:p>
-      <w:pPr>
-        <w:pStyle w:val="Normal"/>
-        <w:ind w:hanging="0" w:start="-540" w:end="-449"/>
-        <w:rPr>
-          <w:rFonts w:ascii="Times New Roman" w:hAnsi="Times New Roman"/>
-          <w:b/>
-          <w:bCs/>
-          <w:sz w:val="30"/>
-          <w:szCs w:val="30"/>
-        </w:rPr>
-      </w:pPr>
-      <w:r>
-        <w:rPr>
-          <w:rFonts w:ascii="Times New Roman" w:hAnsi="Times New Roman"/>
-          <w:b/>
-          <w:bCs/>
-          <w:sz w:val="30"/>
-          <w:szCs w:val="30"/>
-        </w:rPr>
-        <w:t>Python memory management hoạt động thế nào?</w:t>
-      </w:r>
-    </w:p>
-    <w:p>
-      <w:pPr>
-        <w:pStyle w:val="Normal"/>
-        <w:ind w:hanging="0" w:start="-540" w:end="-449"/>
-        <w:rPr>
-          <w:rFonts w:ascii="Times New Roman" w:hAnsi="Times New Roman"/>
-          <w:b/>
-          <w:bCs/>
-          <w:sz w:val="30"/>
-          <w:szCs w:val="30"/>
-        </w:rPr>
-      </w:pPr>
-      <w:r>
-        <w:rPr>
-          <w:rFonts w:ascii="Times New Roman" w:hAnsi="Times New Roman"/>
-          <w:b/>
-          <w:bCs/>
-          <w:sz w:val="30"/>
-          <w:szCs w:val="30"/>
-        </w:rPr>
-        <w:t>Reference counting và garbage collector khác nhau ra sao?</w:t>
-      </w:r>
-    </w:p>
-    <w:p>
-      <w:pPr>
-        <w:pStyle w:val="Normal"/>
-        <w:ind w:hanging="0" w:start="-540" w:end="-449"/>
-        <w:rPr>
-          <w:rFonts w:ascii="Times New Roman" w:hAnsi="Times New Roman"/>
-          <w:b/>
-          <w:bCs/>
-          <w:sz w:val="30"/>
-          <w:szCs w:val="30"/>
-        </w:rPr>
-      </w:pPr>
-      <w:r>
-        <w:rPr>
-          <w:rFonts w:ascii="Times New Roman" w:hAnsi="Times New Roman"/>
-          <w:b/>
-          <w:bCs/>
-          <w:sz w:val="30"/>
-          <w:szCs w:val="30"/>
-        </w:rPr>
-        <w:t>Mutable vs immutable ảnh hưởng thế nào đến performance và bug?</w:t>
-      </w:r>
-    </w:p>
-    <w:p>
-      <w:pPr>
-        <w:pStyle w:val="Normal"/>
-        <w:ind w:hanging="0" w:start="-540" w:end="-449"/>
-        <w:rPr>
-          <w:rFonts w:ascii="Times New Roman" w:hAnsi="Times New Roman"/>
-          <w:b/>
-          <w:bCs/>
-          <w:sz w:val="30"/>
-          <w:szCs w:val="30"/>
-        </w:rPr>
-      </w:pPr>
-      <w:r>
-        <w:rPr>
-          <w:rFonts w:ascii="Times New Roman" w:hAnsi="Times New Roman"/>
-          <w:b/>
-          <w:bCs/>
-          <w:sz w:val="30"/>
-          <w:szCs w:val="30"/>
-        </w:rPr>
-        <w:t>Deep copy vs shallow copy khác nhau thế nào?</w:t>
-      </w:r>
-    </w:p>
-    <w:p>
-      <w:pPr>
-        <w:pStyle w:val="Normal"/>
-        <w:ind w:hanging="0" w:start="-540" w:end="-449"/>
-        <w:rPr>
-          <w:rFonts w:ascii="Times New Roman" w:hAnsi="Times New Roman"/>
-          <w:b/>
-          <w:bCs/>
-          <w:sz w:val="30"/>
-          <w:szCs w:val="30"/>
-        </w:rPr>
-      </w:pPr>
-      <w:r>
-        <w:rPr>
-          <w:rFonts w:ascii="Times New Roman" w:hAnsi="Times New Roman"/>
-          <w:b/>
-          <w:bCs/>
-          <w:sz w:val="30"/>
-          <w:szCs w:val="30"/>
-        </w:rPr>
-        <w:t>Khi nào gây bug khó phát hiện?</w:t>
-      </w:r>
-    </w:p>
-    <w:p>
-      <w:pPr>
-        <w:pStyle w:val="Normal"/>
-        <w:ind w:hanging="0" w:start="-540" w:end="-449"/>
-        <w:rPr>
-          <w:rFonts w:ascii="Times New Roman" w:hAnsi="Times New Roman"/>
-          <w:b/>
-          <w:bCs/>
-          <w:sz w:val="30"/>
-          <w:szCs w:val="30"/>
-        </w:rPr>
-      </w:pPr>
-      <w:r>
-        <w:rPr>
-          <w:rFonts w:ascii="Times New Roman" w:hAnsi="Times New Roman"/>
-          <w:b/>
-          <w:bCs/>
-          <w:sz w:val="30"/>
-          <w:szCs w:val="30"/>
-        </w:rPr>
-        <w:t>Decorator hoạt động ra sao?</w:t>
-      </w:r>
-    </w:p>
-    <w:p>
-      <w:pPr>
-        <w:pStyle w:val="Normal"/>
-        <w:ind w:hanging="0" w:start="-540" w:end="-449"/>
-        <w:rPr>
-          <w:rFonts w:ascii="Times New Roman" w:hAnsi="Times New Roman"/>
-          <w:b/>
-          <w:bCs/>
-          <w:sz w:val="30"/>
-          <w:szCs w:val="30"/>
-        </w:rPr>
-      </w:pPr>
-      <w:r>
-        <w:rPr>
-          <w:rFonts w:ascii="Times New Roman" w:hAnsi="Times New Roman"/>
-          <w:b/>
-          <w:bCs/>
-          <w:sz w:val="30"/>
-          <w:szCs w:val="30"/>
-        </w:rPr>
-        <w:t>Ứng dụng thực tế trong logging, auth, caching?</w:t>
-      </w:r>
-    </w:p>
-    <w:p>
-      <w:pPr>
-        <w:pStyle w:val="Normal"/>
-        <w:ind w:hanging="0" w:start="-540" w:end="-449"/>
-        <w:rPr>
-          <w:rFonts w:ascii="Times New Roman" w:hAnsi="Times New Roman"/>
-          <w:b/>
-          <w:bCs/>
-          <w:sz w:val="30"/>
-          <w:szCs w:val="30"/>
-        </w:rPr>
-      </w:pPr>
-      <w:r>
-        <w:rPr>
-          <w:rFonts w:ascii="Times New Roman" w:hAnsi="Times New Roman"/>
-          <w:b/>
-          <w:bCs/>
-          <w:sz w:val="30"/>
-          <w:szCs w:val="30"/>
-        </w:rPr>
-        <w:t>Context manager là gì?</w:t>
-      </w:r>
-    </w:p>
-    <w:p>
-      <w:pPr>
-        <w:pStyle w:val="Normal"/>
-        <w:ind w:hanging="0" w:start="-540" w:end="-449"/>
-        <w:rPr>
-          <w:rFonts w:ascii="Times New Roman" w:hAnsi="Times New Roman"/>
-          <w:b/>
-          <w:bCs/>
-          <w:sz w:val="30"/>
-          <w:szCs w:val="30"/>
-        </w:rPr>
-      </w:pPr>
-      <w:r>
-        <w:rPr>
-          <w:rFonts w:ascii="Times New Roman" w:hAnsi="Times New Roman"/>
-          <w:b/>
-          <w:bCs/>
-          <w:sz w:val="30"/>
-          <w:szCs w:val="30"/>
-        </w:rPr>
-        <w:t>Khi nào nên tự viết context manager?</w:t>
-      </w:r>
-    </w:p>
-    <w:p>
-      <w:pPr>
-        <w:pStyle w:val="Normal"/>
-        <w:ind w:hanging="0" w:start="-540" w:end="-449"/>
-        <w:rPr>
-          <w:rFonts w:ascii="Times New Roman" w:hAnsi="Times New Roman"/>
-          <w:b/>
-          <w:bCs/>
-          <w:sz w:val="30"/>
-          <w:szCs w:val="30"/>
-        </w:rPr>
-      </w:pPr>
-      <w:r>
-        <w:rPr>
-          <w:rFonts w:ascii="Times New Roman" w:hAnsi="Times New Roman"/>
-          <w:b/>
-          <w:bCs/>
-          <w:sz w:val="30"/>
-          <w:szCs w:val="30"/>
-        </w:rPr>
-        <w:t>Metaclass là gì?</w:t>
-      </w:r>
-    </w:p>
-    <w:p>
-      <w:pPr>
-        <w:pStyle w:val="Normal"/>
-        <w:ind w:hanging="0" w:start="-540" w:end="-449"/>
-        <w:rPr>
-          <w:rFonts w:ascii="Times New Roman" w:hAnsi="Times New Roman"/>
-          <w:b/>
-          <w:bCs/>
-          <w:sz w:val="30"/>
-          <w:szCs w:val="30"/>
-        </w:rPr>
-      </w:pPr>
-      <w:r>
-        <w:rPr>
-          <w:rFonts w:ascii="Times New Roman" w:hAnsi="Times New Roman"/>
-          <w:b/>
-          <w:bCs/>
-          <w:sz w:val="30"/>
-          <w:szCs w:val="30"/>
-        </w:rPr>
-        <w:t>Khi nào thực sự cần dùng Metaclass?</w:t>
-      </w:r>
-    </w:p>
-    <w:p>
-      <w:pPr>
-        <w:pStyle w:val="Normal"/>
-        <w:ind w:hanging="0" w:start="-540" w:end="-449"/>
-        <w:rPr>
-          <w:rFonts w:ascii="Times New Roman" w:hAnsi="Times New Roman"/>
-          <w:b/>
-          <w:bCs/>
-          <w:sz w:val="30"/>
-          <w:szCs w:val="30"/>
-        </w:rPr>
-      </w:pPr>
-      <w:r>
-        <w:rPr>
-          <w:rFonts w:ascii="Times New Roman" w:hAnsi="Times New Roman"/>
-          <w:b/>
-          <w:bCs/>
-          <w:sz w:val="30"/>
-          <w:szCs w:val="30"/>
-        </w:rPr>
-        <w:t>Monkey patching là gì?</w:t>
-      </w:r>
-    </w:p>
-    <w:p>
-      <w:pPr>
-        <w:pStyle w:val="Normal"/>
-        <w:ind w:hanging="0" w:start="-540" w:end="-449"/>
-        <w:rPr/>
-      </w:pPr>
-      <w:r>
-        <w:rPr>
-          <w:rFonts w:ascii="Times New Roman" w:hAnsi="Times New Roman"/>
-          <w:b/>
-          <w:bCs/>
-          <w:sz w:val="30"/>
-          <w:szCs w:val="30"/>
-        </w:rPr>
-        <w:t>Khi nào nên và không n</w:t>
-      </w:r>
-      <w:r>
-        <w:rPr>
-          <w:rFonts w:ascii="Times New Roman" w:hAnsi="Times New Roman"/>
-          <w:b/>
-          <w:bCs/>
-          <w:sz w:val="30"/>
-          <w:szCs w:val="30"/>
-        </w:rPr>
-        <w:t>ên dùng Monkey patching?</w:t>
-      </w:r>
-    </w:p>
-    <w:p>
-      <w:pPr>
-        <w:pStyle w:val="Normal"/>
-        <w:ind w:hanging="0" w:start="-540" w:end="-449"/>
-        <w:rPr>
-          <w:rFonts w:ascii="Times New Roman" w:hAnsi="Times New Roman"/>
-          <w:b/>
-          <w:bCs/>
-          <w:sz w:val="30"/>
-          <w:szCs w:val="30"/>
-        </w:rPr>
-      </w:pPr>
-      <w:r>
-        <w:rPr>
-          <w:rFonts w:ascii="Times New Roman" w:hAnsi="Times New Roman"/>
-          <w:b/>
-          <w:bCs/>
-          <w:sz w:val="30"/>
-          <w:szCs w:val="30"/>
-        </w:rPr>
-        <w:t>Python import system hoạt động thế nào?</w:t>
-      </w:r>
-    </w:p>
-    <w:p>
-      <w:pPr>
-        <w:pStyle w:val="Normal"/>
-        <w:ind w:hanging="0" w:start="-540" w:end="-449"/>
-        <w:rPr>
-          <w:rFonts w:ascii="Times New Roman" w:hAnsi="Times New Roman"/>
-          <w:b/>
-          <w:bCs/>
-          <w:sz w:val="30"/>
-          <w:szCs w:val="30"/>
-        </w:rPr>
-      </w:pPr>
-      <w:r>
-        <w:rPr>
-          <w:rFonts w:ascii="Times New Roman" w:hAnsi="Times New Roman"/>
-          <w:b/>
-          <w:bCs/>
-          <w:sz w:val="30"/>
-          <w:szCs w:val="30"/>
-        </w:rPr>
-        <w:t>Circular import xử lý ra sao?</w:t>
-      </w:r>
-    </w:p>
-    <w:p>
-      <w:pPr>
-        <w:pStyle w:val="Normal"/>
-        <w:ind w:hanging="0" w:start="-540" w:end="-449"/>
-        <w:rPr>
-          <w:rFonts w:ascii="Times New Roman" w:hAnsi="Times New Roman"/>
-          <w:b/>
-          <w:bCs/>
-          <w:sz w:val="30"/>
-          <w:szCs w:val="30"/>
-        </w:rPr>
-      </w:pPr>
-      <w:r>
-        <w:rPr>
-          <w:rFonts w:ascii="Times New Roman" w:hAnsi="Times New Roman"/>
-          <w:b/>
-          <w:bCs/>
-          <w:sz w:val="30"/>
-          <w:szCs w:val="30"/>
-        </w:rPr>
-        <w:t>Typing(type hints) giúp gì trong dự án lớn?</w:t>
-      </w:r>
-    </w:p>
-    <w:p>
-      <w:pPr>
-        <w:pStyle w:val="Normal"/>
-        <w:ind w:hanging="0" w:start="-540" w:end="-449"/>
-        <w:rPr>
-          <w:rFonts w:ascii="Times New Roman" w:hAnsi="Times New Roman"/>
-          <w:b/>
-          <w:bCs/>
-          <w:sz w:val="30"/>
-          <w:szCs w:val="30"/>
-        </w:rPr>
-      </w:pPr>
-      <w:r>
-        <w:rPr>
-          <w:rFonts w:ascii="Times New Roman" w:hAnsi="Times New Roman"/>
-          <w:b/>
-          <w:bCs/>
-          <w:sz w:val="30"/>
-          <w:szCs w:val="30"/>
-        </w:rPr>
-        <w:t>Khi nào nên dùng mypy?</w:t>
-      </w:r>
-    </w:p>
-    <w:p>
-      <w:pPr>
-        <w:pStyle w:val="Normal"/>
-        <w:ind w:hanging="0" w:start="-540" w:end="-449"/>
-        <w:rPr>
-          <w:rFonts w:ascii="Times New Roman" w:hAnsi="Times New Roman"/>
-          <w:b/>
-          <w:bCs/>
-          <w:sz w:val="30"/>
-          <w:szCs w:val="30"/>
-        </w:rPr>
-      </w:pPr>
-      <w:r>
-        <w:rPr>
-          <w:rFonts w:ascii="Times New Roman" w:hAnsi="Times New Roman"/>
-          <w:b/>
-          <w:bCs/>
-          <w:sz w:val="30"/>
-          <w:szCs w:val="30"/>
-        </w:rPr>
-        <w:t>Dataclass vs Pydantic vs NamedTuple khác nhau thế nào?</w:t>
-      </w:r>
-    </w:p>
-    <w:p>
-      <w:pPr>
-        <w:pStyle w:val="Normal"/>
-        <w:ind w:hanging="0" w:start="-540" w:end="-449"/>
-        <w:rPr>
-          <w:rFonts w:ascii="Times New Roman" w:hAnsi="Times New Roman"/>
-          <w:b/>
-          <w:bCs/>
-          <w:sz w:val="30"/>
-          <w:szCs w:val="30"/>
-        </w:rPr>
-      </w:pPr>
-      <w:r>
-        <w:rPr>
-          <w:rFonts w:ascii="Times New Roman" w:hAnsi="Times New Roman"/>
-          <w:b/>
-          <w:bCs/>
-          <w:sz w:val="30"/>
-          <w:szCs w:val="30"/>
-        </w:rPr>
-        <w:t>Concurrency trong Python gồm những mô hình nào?</w:t>
-      </w:r>
-    </w:p>
-    <w:p>
-      <w:pPr>
-        <w:pStyle w:val="Normal"/>
-        <w:ind w:hanging="0" w:start="-540" w:end="-449"/>
-        <w:rPr>
-          <w:rFonts w:ascii="Times New Roman" w:hAnsi="Times New Roman"/>
-          <w:b/>
-          <w:bCs/>
-          <w:sz w:val="30"/>
-          <w:szCs w:val="30"/>
-        </w:rPr>
-      </w:pPr>
-      <w:r>
-        <w:rPr>
-          <w:rFonts w:ascii="Times New Roman" w:hAnsi="Times New Roman"/>
-          <w:b/>
-          <w:bCs/>
-          <w:sz w:val="30"/>
-          <w:szCs w:val="30"/>
-        </w:rPr>
-        <w:t>Async IO vs threading vs multiprocessing khác nhau ra sao trong thực tế?</w:t>
-      </w:r>
-    </w:p>
-    <w:p>
-      <w:pPr>
-        <w:pStyle w:val="Normal"/>
-        <w:ind w:hanging="0" w:start="-540" w:end="-449"/>
-        <w:rPr>
-          <w:rFonts w:ascii="Times New Roman" w:hAnsi="Times New Roman"/>
-          <w:b/>
-          <w:bCs/>
-          <w:sz w:val="30"/>
-          <w:szCs w:val="30"/>
-        </w:rPr>
-      </w:pPr>
-      <w:r>
-        <w:rPr>
-          <w:rFonts w:ascii="Times New Roman" w:hAnsi="Times New Roman"/>
-          <w:b/>
-          <w:bCs/>
-          <w:sz w:val="30"/>
-          <w:szCs w:val="30"/>
-        </w:rPr>
-        <w:t>Event loop hoạt động như thế nào?</w:t>
-      </w:r>
-    </w:p>
-    <w:p>
-      <w:pPr>
-        <w:pStyle w:val="Normal"/>
-        <w:ind w:hanging="0" w:start="-540" w:end="-449"/>
-        <w:rPr>
-          <w:rFonts w:ascii="Times New Roman" w:hAnsi="Times New Roman"/>
-          <w:b/>
-          <w:bCs/>
-          <w:sz w:val="30"/>
-          <w:szCs w:val="30"/>
-        </w:rPr>
-      </w:pPr>
-      <w:r>
-        <w:rPr>
-          <w:rFonts w:ascii="Times New Roman" w:hAnsi="Times New Roman"/>
-          <w:b/>
-          <w:bCs/>
-          <w:sz w:val="30"/>
-          <w:szCs w:val="30"/>
-        </w:rPr>
-        <w:t>Blocking call ảnh hưởng gì đến async app?</w:t>
-      </w:r>
-    </w:p>
-    <w:p>
-      <w:pPr>
-        <w:pStyle w:val="Normal"/>
-        <w:ind w:hanging="0" w:start="-540" w:end="-449"/>
-        <w:rPr>
-          <w:rFonts w:ascii="Times New Roman" w:hAnsi="Times New Roman"/>
-          <w:b/>
-          <w:bCs/>
-          <w:sz w:val="30"/>
-          <w:szCs w:val="30"/>
-        </w:rPr>
-      </w:pPr>
-      <w:r>
-        <w:rPr>
-          <w:rFonts w:ascii="Times New Roman" w:hAnsi="Times New Roman"/>
-          <w:b/>
-          <w:bCs/>
-          <w:sz w:val="30"/>
-          <w:szCs w:val="30"/>
-        </w:rPr>
-        <w:t>Làm sao detect memory leak trong Python?</w:t>
-      </w:r>
-    </w:p>
-    <w:p>
-      <w:pPr>
-        <w:pStyle w:val="Normal"/>
-        <w:ind w:hanging="0" w:start="-540" w:end="-449"/>
-        <w:rPr>
-          <w:rFonts w:ascii="Times New Roman" w:hAnsi="Times New Roman"/>
-          <w:b/>
-          <w:bCs/>
-          <w:sz w:val="30"/>
-          <w:szCs w:val="30"/>
-        </w:rPr>
-      </w:pPr>
-      <w:r>
-        <w:rPr>
-          <w:rFonts w:ascii="Times New Roman" w:hAnsi="Times New Roman"/>
-          <w:b/>
-          <w:bCs/>
-          <w:sz w:val="30"/>
-          <w:szCs w:val="30"/>
-        </w:rPr>
-        <w:t>Profiling Python code bằng cProfile hoặc line_profiler như thế nào?</w:t>
-      </w:r>
-    </w:p>
-    <w:p>
-      <w:pPr>
-        <w:pStyle w:val="Normal"/>
-        <w:ind w:hanging="0" w:start="-540" w:end="-449"/>
-        <w:rPr>
-          <w:rFonts w:ascii="Times New Roman" w:hAnsi="Times New Roman"/>
-          <w:b/>
-          <w:bCs/>
-          <w:sz w:val="30"/>
-          <w:szCs w:val="30"/>
-        </w:rPr>
-      </w:pPr>
-      <w:r>
-        <w:rPr>
-          <w:rFonts w:ascii="Times New Roman" w:hAnsi="Times New Roman"/>
-          <w:b/>
-          <w:bCs/>
-          <w:sz w:val="30"/>
-          <w:szCs w:val="30"/>
-        </w:rPr>
-        <w:t>Time complexity ảnh hưởng thế nào đến API performance?</w:t>
-      </w:r>
-    </w:p>
-    <w:p>
-      <w:pPr>
-        <w:pStyle w:val="Normal"/>
-        <w:ind w:hanging="0" w:start="-540" w:end="-449"/>
-        <w:rPr>
-          <w:rFonts w:ascii="Times New Roman" w:hAnsi="Times New Roman"/>
-          <w:b/>
-          <w:bCs/>
-          <w:sz w:val="30"/>
-          <w:szCs w:val="30"/>
-        </w:rPr>
-      </w:pPr>
-      <w:r>
-        <w:rPr>
-          <w:rFonts w:ascii="Times New Roman" w:hAnsi="Times New Roman"/>
-          <w:b/>
-          <w:bCs/>
-          <w:sz w:val="30"/>
-          <w:szCs w:val="30"/>
-        </w:rPr>
-        <w:t>Thiết kế project structure cho ứng dụng lớn như thế nào?</w:t>
-      </w:r>
-    </w:p>
-    <w:p>
-      <w:pPr>
-        <w:pStyle w:val="Normal"/>
-        <w:ind w:hanging="0" w:start="-540" w:end="-449"/>
-        <w:rPr>
-          <w:rFonts w:ascii="Times New Roman" w:hAnsi="Times New Roman"/>
-          <w:b/>
-          <w:bCs/>
-          <w:sz w:val="30"/>
-          <w:szCs w:val="30"/>
-        </w:rPr>
-      </w:pPr>
-      <w:r>
-        <w:rPr>
-          <w:rFonts w:ascii="Times New Roman" w:hAnsi="Times New Roman"/>
-          <w:b/>
-          <w:bCs/>
-          <w:sz w:val="30"/>
-          <w:szCs w:val="30"/>
-        </w:rPr>
-        <w:t>Làm sao tách business logic khỏi framework(clean architecture)?</w:t>
-      </w:r>
-    </w:p>
-    <w:p>
-      <w:pPr>
-        <w:pStyle w:val="Normal"/>
-        <w:ind w:hanging="0" w:start="-540" w:end="-449"/>
-        <w:rPr>
-          <w:rFonts w:ascii="Times New Roman" w:hAnsi="Times New Roman"/>
-          <w:b/>
-          <w:bCs/>
-          <w:sz w:val="30"/>
-          <w:szCs w:val="30"/>
-        </w:rPr>
-      </w:pPr>
-      <w:r>
-        <w:rPr>
-          <w:rFonts w:ascii="Times New Roman" w:hAnsi="Times New Roman"/>
-          <w:b/>
-          <w:bCs/>
-          <w:sz w:val="30"/>
-          <w:szCs w:val="30"/>
-        </w:rPr>
-        <w:t>Dependency injection trong Python thuần(không dùng FastAPI) làm thế nào?</w:t>
-      </w:r>
-    </w:p>
-    <w:p>
-      <w:pPr>
-        <w:pStyle w:val="Normal"/>
-        <w:ind w:hanging="0" w:start="-540" w:end="-449"/>
-        <w:rPr>
-          <w:rFonts w:ascii="Times New Roman" w:hAnsi="Times New Roman"/>
-          <w:b/>
-          <w:bCs/>
-          <w:sz w:val="30"/>
-          <w:szCs w:val="30"/>
-        </w:rPr>
-      </w:pPr>
-      <w:r>
-        <w:rPr>
-          <w:rFonts w:ascii="Times New Roman" w:hAnsi="Times New Roman"/>
-          <w:b/>
-          <w:bCs/>
-          <w:sz w:val="30"/>
-          <w:szCs w:val="30"/>
-        </w:rPr>
-        <w:t>Khi nào nên dùng class, khi nào nên dùng function thuần?</w:t>
-      </w:r>
-    </w:p>
-    <w:p>
-      <w:pPr>
-        <w:pStyle w:val="Normal"/>
-        <w:ind w:hanging="0" w:start="-540" w:end="-449"/>
-        <w:rPr/>
-      </w:pPr>
-      <w:r>
-        <w:rPr>
-          <w:rFonts w:ascii="Times New Roman" w:hAnsi="Times New Roman"/>
-          <w:b/>
-          <w:bCs/>
-          <w:sz w:val="30"/>
-          <w:szCs w:val="30"/>
-        </w:rPr>
-        <w:t xml:space="preserve">Làm sao viết code </w:t>
-      </w:r>
-      <w:r>
-        <w:rPr>
-          <w:rFonts w:ascii="Times New Roman" w:hAnsi="Times New Roman"/>
-          <w:b/>
-          <w:bCs/>
-          <w:sz w:val="30"/>
-          <w:szCs w:val="30"/>
-        </w:rPr>
-        <w:t>Python thread-safe?</w:t>
-      </w:r>
-    </w:p>
-    <w:p>
-      <w:pPr>
-        <w:pStyle w:val="Normal"/>
-        <w:ind w:hanging="0" w:start="-540" w:end="-449"/>
-        <w:rPr>
-          <w:rFonts w:ascii="Times New Roman" w:hAnsi="Times New Roman"/>
-          <w:b/>
-          <w:bCs/>
-          <w:sz w:val="30"/>
-          <w:szCs w:val="30"/>
-        </w:rPr>
-      </w:pPr>
-      <w:r>
-        <w:rPr>
-          <w:rFonts w:ascii="Times New Roman" w:hAnsi="Times New Roman"/>
-          <w:b/>
-          <w:bCs/>
-          <w:sz w:val="30"/>
-          <w:szCs w:val="30"/>
-        </w:rPr>
-        <w:t>Gunicorn vs Uvicorn khác nhau thế nào?</w:t>
-      </w:r>
-    </w:p>
-    <w:p>
-      <w:pPr>
-        <w:pStyle w:val="Normal"/>
-        <w:ind w:hanging="0" w:start="-540" w:end="-449"/>
-        <w:rPr>
-          <w:rFonts w:ascii="Times New Roman" w:hAnsi="Times New Roman"/>
-          <w:b/>
-          <w:bCs/>
-          <w:sz w:val="30"/>
-          <w:szCs w:val="30"/>
-        </w:rPr>
-      </w:pPr>
-      <w:r>
-        <w:rPr>
-          <w:rFonts w:ascii="Times New Roman" w:hAnsi="Times New Roman"/>
-          <w:b/>
-          <w:bCs/>
-          <w:sz w:val="30"/>
-          <w:szCs w:val="30"/>
-        </w:rPr>
-        <w:t>Worker type ảnh hưởng ra sao?</w:t>
-      </w:r>
-    </w:p>
-    <w:p>
-      <w:pPr>
-        <w:pStyle w:val="Normal"/>
-        <w:ind w:hanging="0" w:start="-540" w:end="-449"/>
-        <w:rPr>
-          <w:rFonts w:ascii="Times New Roman" w:hAnsi="Times New Roman"/>
-          <w:b/>
-          <w:bCs/>
-          <w:sz w:val="30"/>
-          <w:szCs w:val="30"/>
-        </w:rPr>
-      </w:pPr>
-      <w:r>
-        <w:rPr>
-          <w:rFonts w:ascii="Times New Roman" w:hAnsi="Times New Roman"/>
-          <w:b/>
-          <w:bCs/>
-          <w:sz w:val="30"/>
-          <w:szCs w:val="30"/>
-        </w:rPr>
-        <w:t>WSGI vs ASGI khác nhau thế nào?</w:t>
-      </w:r>
-    </w:p>
-    <w:p>
-      <w:pPr>
-        <w:pStyle w:val="Normal"/>
-        <w:ind w:hanging="0" w:start="-540" w:end="-449"/>
-        <w:rPr>
-          <w:rFonts w:ascii="Times New Roman" w:hAnsi="Times New Roman"/>
-          <w:b/>
-          <w:bCs/>
-          <w:sz w:val="30"/>
-          <w:szCs w:val="30"/>
-        </w:rPr>
-      </w:pPr>
-      <w:r>
-        <w:rPr>
-          <w:rFonts w:ascii="Times New Roman" w:hAnsi="Times New Roman"/>
-          <w:b/>
-          <w:bCs/>
-          <w:sz w:val="30"/>
-          <w:szCs w:val="30"/>
-        </w:rPr>
-        <w:t>Làm sao scale Python app khi GIL tồn tại?</w:t>
-      </w:r>
-    </w:p>
-    <w:p>
-      <w:pPr>
-        <w:pStyle w:val="Normal"/>
-        <w:ind w:hanging="0" w:start="-540" w:end="-449"/>
-        <w:rPr>
-          <w:rFonts w:ascii="Times New Roman" w:hAnsi="Times New Roman"/>
-          <w:b/>
-          <w:bCs/>
-          <w:sz w:val="30"/>
-          <w:szCs w:val="30"/>
-        </w:rPr>
-      </w:pPr>
-      <w:r>
-        <w:rPr>
-          <w:rFonts w:ascii="Times New Roman" w:hAnsi="Times New Roman"/>
-          <w:b/>
-          <w:bCs/>
-          <w:sz w:val="30"/>
-          <w:szCs w:val="30"/>
-        </w:rPr>
-        <w:t>Khi nào cần dùng C extension hoặc Cython?</w:t>
-      </w:r>
-    </w:p>
-    <w:p>
-      <w:pPr>
-        <w:pStyle w:val="Normal"/>
-        <w:ind w:hanging="0" w:start="-540" w:end="-449"/>
-        <w:rPr/>
-      </w:pPr>
-      <w:r>
-        <w:rPr>
-          <w:rFonts w:ascii="Times New Roman" w:hAnsi="Times New Roman"/>
-          <w:b/>
-          <w:bCs/>
-          <w:sz w:val="30"/>
-          <w:szCs w:val="30"/>
-        </w:rPr>
-        <w:t>Mock vs patch khác</w:t>
-      </w:r>
-      <w:r>
-        <w:rPr>
-          <w:rFonts w:ascii="Times New Roman" w:hAnsi="Times New Roman"/>
-          <w:b/>
-          <w:bCs/>
-          <w:sz w:val="30"/>
-          <w:szCs w:val="30"/>
-        </w:rPr>
-        <w:t xml:space="preserve"> nhau thế nào?</w:t>
-      </w:r>
-    </w:p>
-    <w:p>
-      <w:pPr>
-        <w:pStyle w:val="Normal"/>
-        <w:ind w:hanging="0" w:start="-540" w:end="-449"/>
-        <w:rPr>
-          <w:rFonts w:ascii="Times New Roman" w:hAnsi="Times New Roman"/>
-          <w:b/>
-          <w:bCs/>
-          <w:sz w:val="30"/>
-          <w:szCs w:val="30"/>
-        </w:rPr>
-      </w:pPr>
-      <w:r>
-        <w:rPr>
-          <w:rFonts w:ascii="Times New Roman" w:hAnsi="Times New Roman"/>
-          <w:b/>
-          <w:bCs/>
-          <w:sz w:val="30"/>
-          <w:szCs w:val="30"/>
-        </w:rPr>
-        <w:t>Test async function như thế nào?</w:t>
-      </w:r>
-    </w:p>
-    <w:p>
-      <w:pPr>
-        <w:pStyle w:val="Normal"/>
-        <w:ind w:hanging="0" w:start="-540" w:end="-449"/>
-        <w:rPr>
-          <w:rFonts w:ascii="Times New Roman" w:hAnsi="Times New Roman"/>
-          <w:b/>
-          <w:bCs/>
-          <w:sz w:val="30"/>
-          <w:szCs w:val="30"/>
-        </w:rPr>
-      </w:pPr>
-      <w:r>
-        <w:rPr>
-          <w:rFonts w:ascii="Times New Roman" w:hAnsi="Times New Roman"/>
-          <w:b/>
-          <w:bCs/>
-          <w:sz w:val="30"/>
-          <w:szCs w:val="30"/>
-        </w:rPr>
-        <w:t>Property-based testing là gì?</w:t>
-      </w:r>
-    </w:p>
-    <w:p>
-      <w:pPr>
-        <w:pStyle w:val="Normal"/>
-        <w:ind w:hanging="0" w:start="-540" w:end="-449"/>
-        <w:rPr>
-          <w:rFonts w:ascii="Times New Roman" w:hAnsi="Times New Roman"/>
-          <w:b/>
-          <w:bCs/>
-          <w:sz w:val="30"/>
-          <w:szCs w:val="30"/>
-        </w:rPr>
-      </w:pPr>
-      <w:r>
-        <w:rPr>
-          <w:rFonts w:ascii="Times New Roman" w:hAnsi="Times New Roman"/>
-          <w:b/>
-          <w:bCs/>
-          <w:sz w:val="30"/>
-          <w:szCs w:val="30"/>
-        </w:rPr>
-        <w:t>Coverage cao có đảm bảo code tốt không?</w:t>
-      </w:r>
-    </w:p>
-    <w:p>
-      <w:pPr>
-        <w:pStyle w:val="Normal"/>
-        <w:ind w:hanging="0" w:start="-540" w:end="-449"/>
-        <w:rPr>
-          <w:rFonts w:ascii="Times New Roman" w:hAnsi="Times New Roman"/>
-          <w:b/>
-          <w:bCs/>
-          <w:sz w:val="30"/>
-          <w:szCs w:val="30"/>
-        </w:rPr>
-      </w:pPr>
-      <w:r>
-        <w:rPr>
-          <w:rFonts w:ascii="Times New Roman" w:hAnsi="Times New Roman"/>
-          <w:b/>
-          <w:bCs/>
-          <w:sz w:val="30"/>
-          <w:szCs w:val="30"/>
-        </w:rPr>
-        <w:t>Closure là gì và được dùng để làm gì?</w:t>
-      </w:r>
-    </w:p>
-    <w:p>
-      <w:pPr>
-        <w:pStyle w:val="Normal"/>
-        <w:ind w:hanging="0" w:start="-540" w:end="-449"/>
-        <w:rPr>
-          <w:rFonts w:ascii="Times New Roman" w:hAnsi="Times New Roman"/>
-          <w:b/>
-          <w:bCs/>
-          <w:sz w:val="30"/>
-          <w:szCs w:val="30"/>
-        </w:rPr>
-      </w:pPr>
-      <w:r>
-        <w:rPr>
-          <w:rFonts w:ascii="Times New Roman" w:hAnsi="Times New Roman"/>
-          <w:b/>
-          <w:bCs/>
-          <w:sz w:val="30"/>
-          <w:szCs w:val="30"/>
-        </w:rPr>
-        <w:t>NumPy là gì? Tại sao nên dùng NumPy thay vì Python list?</w:t>
-      </w:r>
-    </w:p>
-    <w:p>
-      <w:pPr>
-        <w:pStyle w:val="Normal"/>
-        <w:ind w:hanging="0" w:start="-540" w:end="-449"/>
-        <w:rPr>
-          <w:rFonts w:ascii="Times New Roman" w:hAnsi="Times New Roman"/>
-          <w:b/>
-          <w:bCs/>
-          <w:sz w:val="30"/>
-          <w:szCs w:val="30"/>
-        </w:rPr>
-      </w:pPr>
-      <w:r>
-        <w:rPr>
-          <w:rFonts w:ascii="Times New Roman" w:hAnsi="Times New Roman"/>
-          <w:b/>
-          <w:bCs/>
-          <w:sz w:val="30"/>
-          <w:szCs w:val="30"/>
-        </w:rPr>
-        <w:t>ndarray trong NumPy là gì? Nó khác gì với list trong Python?</w:t>
-      </w:r>
-    </w:p>
-    <w:p>
-      <w:pPr>
-        <w:pStyle w:val="Normal"/>
-        <w:ind w:hanging="0" w:start="-540" w:end="-449"/>
-        <w:rPr>
-          <w:rFonts w:ascii="Times New Roman" w:hAnsi="Times New Roman"/>
-          <w:b/>
-          <w:bCs/>
-          <w:sz w:val="30"/>
-          <w:szCs w:val="30"/>
-        </w:rPr>
-      </w:pPr>
-      <w:r>
-        <w:rPr>
-          <w:rFonts w:ascii="Times New Roman" w:hAnsi="Times New Roman"/>
-          <w:b/>
-          <w:bCs/>
-          <w:sz w:val="30"/>
-          <w:szCs w:val="30"/>
-        </w:rPr>
-        <w:t>Vectorization trong NumPy là gì? Vì sao nó nhanh hơn loop Python?</w:t>
-      </w:r>
-    </w:p>
-    <w:p>
-      <w:pPr>
-        <w:pStyle w:val="Normal"/>
-        <w:ind w:hanging="0" w:start="-540" w:end="-449"/>
-        <w:rPr>
-          <w:rFonts w:ascii="Times New Roman" w:hAnsi="Times New Roman"/>
-          <w:b/>
-          <w:bCs/>
-          <w:sz w:val="30"/>
-          <w:szCs w:val="30"/>
-        </w:rPr>
-      </w:pPr>
-      <w:r>
-        <w:rPr>
-          <w:rFonts w:ascii="Times New Roman" w:hAnsi="Times New Roman"/>
-          <w:b/>
-          <w:bCs/>
-          <w:sz w:val="30"/>
-          <w:szCs w:val="30"/>
-        </w:rPr>
-        <w:t>Broadcasting trong NumPy là gì?</w:t>
-      </w:r>
-    </w:p>
-    <w:p>
-      <w:pPr>
-        <w:pStyle w:val="Normal"/>
-        <w:ind w:hanging="0" w:start="-540" w:end="-449"/>
-        <w:rPr>
-          <w:rFonts w:ascii="Times New Roman" w:hAnsi="Times New Roman"/>
-          <w:b/>
-          <w:bCs/>
-          <w:sz w:val="30"/>
-          <w:szCs w:val="30"/>
-        </w:rPr>
-      </w:pPr>
-      <w:r>
-        <w:rPr>
-          <w:rFonts w:ascii="Times New Roman" w:hAnsi="Times New Roman"/>
-          <w:b/>
-          <w:bCs/>
-          <w:sz w:val="30"/>
-          <w:szCs w:val="30"/>
-        </w:rPr>
-        <w:t>Shape và dtype của một array là gì?</w:t>
-      </w:r>
-    </w:p>
-    <w:p>
-      <w:pPr>
-        <w:pStyle w:val="Normal"/>
-        <w:ind w:hanging="0" w:start="-540" w:end="-449"/>
-        <w:rPr>
-          <w:rFonts w:ascii="Times New Roman" w:hAnsi="Times New Roman"/>
-          <w:b/>
-          <w:bCs/>
-          <w:sz w:val="30"/>
-          <w:szCs w:val="30"/>
-        </w:rPr>
-      </w:pPr>
-      <w:r>
-        <w:rPr>
-          <w:rFonts w:ascii="Times New Roman" w:hAnsi="Times New Roman"/>
-          <w:b/>
-          <w:bCs/>
-          <w:sz w:val="30"/>
-          <w:szCs w:val="30"/>
-        </w:rPr>
-        <w:t>Sự khác nhau giữa reshape() và resize() trong NumPy?</w:t>
-      </w:r>
-    </w:p>
-    <w:p>
-      <w:pPr>
-        <w:pStyle w:val="Normal"/>
-        <w:ind w:hanging="0" w:start="-540" w:end="-449"/>
-        <w:rPr>
-          <w:rFonts w:ascii="Times New Roman" w:hAnsi="Times New Roman"/>
-          <w:b/>
-          <w:bCs/>
-          <w:sz w:val="30"/>
-          <w:szCs w:val="30"/>
-        </w:rPr>
-      </w:pPr>
-      <w:r>
-        <w:rPr>
-          <w:rFonts w:ascii="Times New Roman" w:hAnsi="Times New Roman"/>
-          <w:b/>
-          <w:bCs/>
-          <w:sz w:val="30"/>
-          <w:szCs w:val="30"/>
-        </w:rPr>
-        <w:t>Slicing trong NumPy khác gì với slicing của Python list?</w:t>
-      </w:r>
-    </w:p>
-    <w:p>
-      <w:pPr>
-        <w:pStyle w:val="Normal"/>
-        <w:ind w:hanging="0" w:start="-540" w:end="-449"/>
-        <w:rPr>
-          <w:rFonts w:ascii="Times New Roman" w:hAnsi="Times New Roman"/>
-          <w:b/>
-          <w:bCs/>
-          <w:sz w:val="30"/>
-          <w:szCs w:val="30"/>
-        </w:rPr>
-      </w:pPr>
-      <w:r>
-        <w:rPr>
-          <w:rFonts w:ascii="Times New Roman" w:hAnsi="Times New Roman"/>
-          <w:b/>
-          <w:bCs/>
-          <w:sz w:val="30"/>
-          <w:szCs w:val="30"/>
-        </w:rPr>
-        <w:t>Copy vs View trong NumPy là gì?</w:t>
-      </w:r>
-    </w:p>
-    <w:p>
-      <w:pPr>
-        <w:pStyle w:val="Normal"/>
-        <w:ind w:hanging="0" w:start="-540" w:end="-449"/>
-        <w:rPr>
-          <w:rFonts w:ascii="Times New Roman" w:hAnsi="Times New Roman"/>
-          <w:b/>
-          <w:bCs/>
-          <w:sz w:val="30"/>
-          <w:szCs w:val="30"/>
-        </w:rPr>
-      </w:pPr>
-      <w:r>
-        <w:rPr>
-          <w:rFonts w:ascii="Times New Roman" w:hAnsi="Times New Roman"/>
-          <w:b/>
-          <w:bCs/>
-          <w:sz w:val="30"/>
-          <w:szCs w:val="30"/>
-        </w:rPr>
-        <w:t>Khi nào NumPy giúp tăng performance đáng kể?</w:t>
-      </w:r>
-    </w:p>
-    <w:p>
-      <w:pPr>
-        <w:pStyle w:val="Normal"/>
-        <w:ind w:hanging="0" w:start="-540" w:end="-449"/>
-        <w:rPr>
-          <w:rFonts w:ascii="Times New Roman" w:hAnsi="Times New Roman"/>
-          <w:b/>
-          <w:bCs/>
-          <w:sz w:val="30"/>
-          <w:szCs w:val="30"/>
-        </w:rPr>
-      </w:pPr>
-      <w:r>
-        <w:rPr>
-          <w:rFonts w:ascii="Times New Roman" w:hAnsi="Times New Roman"/>
-          <w:b/>
-          <w:bCs/>
-          <w:sz w:val="30"/>
-          <w:szCs w:val="30"/>
-        </w:rPr>
-        <w:t>NumPy lưu dữ liệu trong memory như thế nào?</w:t>
-      </w:r>
-    </w:p>
-    <w:p>
-      <w:pPr>
-        <w:pStyle w:val="Normal"/>
-        <w:ind w:hanging="0" w:start="-540" w:end="-449"/>
-        <w:rPr>
-          <w:rFonts w:ascii="Times New Roman" w:hAnsi="Times New Roman"/>
-          <w:b/>
-          <w:bCs/>
-          <w:sz w:val="30"/>
-          <w:szCs w:val="30"/>
-        </w:rPr>
-      </w:pPr>
-      <w:r>
-        <w:rPr>
-          <w:rFonts w:ascii="Times New Roman" w:hAnsi="Times New Roman"/>
-          <w:b/>
-          <w:bCs/>
-          <w:sz w:val="30"/>
-          <w:szCs w:val="30"/>
-        </w:rPr>
-        <w:t>Sự khác nhau giữa np.array() và np.asarray() là gì?</w:t>
-      </w:r>
-    </w:p>
-    <w:p>
-      <w:pPr>
-        <w:pStyle w:val="Normal"/>
-        <w:ind w:hanging="0" w:start="-540" w:end="-449"/>
-        <w:rPr>
-          <w:rFonts w:ascii="Times New Roman" w:hAnsi="Times New Roman"/>
-          <w:b/>
-          <w:bCs/>
-          <w:sz w:val="30"/>
-          <w:szCs w:val="30"/>
-        </w:rPr>
-      </w:pPr>
-      <w:r>
-        <w:rPr>
-          <w:rFonts w:ascii="Times New Roman" w:hAnsi="Times New Roman"/>
-          <w:b/>
-          <w:bCs/>
-          <w:sz w:val="30"/>
-          <w:szCs w:val="30"/>
-        </w:rPr>
-        <w:t>Làm sao tính toán nhanh trên một mảng lớn trong NumPy?</w:t>
-      </w:r>
-    </w:p>
-    <w:p>
-      <w:pPr>
-        <w:pStyle w:val="Normal"/>
-        <w:ind w:hanging="0" w:start="-540" w:end="-449"/>
-        <w:rPr>
-          <w:rFonts w:ascii="Times New Roman" w:hAnsi="Times New Roman"/>
-          <w:b/>
-          <w:bCs/>
-          <w:sz w:val="30"/>
-          <w:szCs w:val="30"/>
-        </w:rPr>
-      </w:pPr>
-      <w:r>
-        <w:rPr>
-          <w:rFonts w:ascii="Times New Roman" w:hAnsi="Times New Roman"/>
-          <w:b/>
-          <w:bCs/>
-          <w:sz w:val="30"/>
-          <w:szCs w:val="30"/>
-        </w:rPr>
-        <w:t>Boolean indexing trong NumPy là gì?</w:t>
-      </w:r>
-    </w:p>
-    <w:p>
-      <w:pPr>
-        <w:pStyle w:val="Normal"/>
-        <w:ind w:hanging="0" w:start="-540" w:end="-449"/>
-        <w:rPr/>
-      </w:pPr>
-      <w:r>
-        <w:rPr>
-          <w:rFonts w:ascii="Times New Roman" w:hAnsi="Times New Roman"/>
-          <w:b/>
-          <w:bCs/>
-          <w:sz w:val="30"/>
-          <w:szCs w:val="30"/>
-        </w:rPr>
-        <w:t>NumPy thường đư</w:t>
-      </w:r>
-      <w:r>
-        <w:rPr>
-          <w:rFonts w:ascii="Times New Roman" w:hAnsi="Times New Roman"/>
-          <w:b/>
-          <w:bCs/>
-          <w:sz w:val="30"/>
-          <w:szCs w:val="30"/>
-        </w:rPr>
-        <w:t>ợc dùng chung với thư viện nào trong data pipeline?</w:t>
       </w:r>
     </w:p>
     <w:p>
@@ -11402,7 +11737,7 @@
     <w:pPr>
       <w:widowControl/>
       <w:suppressAutoHyphens w:val="true"/>
-      <w:overflowPunct w:val="true"/>
+      <w:overflowPunct w:val="false"/>
       <w:bidi w:val="0"/>
       <w:spacing w:before="0" w:after="0"/>
       <w:jc w:val="start"/>
@@ -11449,8 +11784,8 @@
       <w:iCs/>
     </w:rPr>
   </w:style>
-  <w:style w:type="character" w:styleId="Bullets">
-    <w:name w:val="Bullets"/>
+  <w:style w:type="character" w:styleId="Bulletsuser">
+    <w:name w:val="Bullets (user)"/>
     <w:qFormat/>
     <w:rPr>
       <w:rFonts w:ascii="OpenSymbol" w:hAnsi="OpenSymbol" w:eastAsia="OpenSymbol" w:cs="OpenSymbol"/>
